--- a/Sources Internal/Plugins/EwESampleRecorder/Documentation/EcoSampler.docx
+++ b/Sources Internal/Plugins/EwESampleRecorder/Documentation/EcoSampler.docx
@@ -15,37 +15,8 @@
       </w:r>
     </w:p>
     <w:p>
-      <w:proofErr w:type="spellStart"/>
-      <w:r>
-        <w:t>EcoSampler</w:t>
-      </w:r>
-      <w:proofErr w:type="spellEnd"/>
-      <w:r>
-        <w:t xml:space="preserve"> is a utility for </w:t>
-      </w:r>
-      <w:proofErr w:type="spellStart"/>
-      <w:r>
-        <w:t>Ecopath</w:t>
-      </w:r>
-      <w:proofErr w:type="spellEnd"/>
-      <w:r>
-        <w:t xml:space="preserve"> with Ecosim that records and runs alternate balanced </w:t>
-      </w:r>
-      <w:proofErr w:type="spellStart"/>
-      <w:r>
-        <w:t>Ecopath</w:t>
-      </w:r>
-      <w:proofErr w:type="spellEnd"/>
-      <w:r>
-        <w:t xml:space="preserve"> parameter sets for a model to test parameter uncertainty. Each alternate balanced model is referred to as a ‘sample’ within the </w:t>
-      </w:r>
-      <w:proofErr w:type="spellStart"/>
-      <w:r>
-        <w:t>EcoSampler</w:t>
-      </w:r>
-      <w:proofErr w:type="spellEnd"/>
-      <w:r>
-        <w:t xml:space="preserve"> documentation.</w:t>
+      <w:r>
+        <w:t>EcoSampler is a utility for Ecopath with Ecosim that records and runs alternate balanced Ecopath parameter sets for a model to test parameter uncertainty. Each alternate balanced model is referred to as a ‘sample’ within the EcoSampler documentation.</w:t>
       </w:r>
     </w:p>
     <w:p>
@@ -56,37 +27,60 @@
       <w:bookmarkStart w:id="1" w:name="h.x4tf3lmyemyr" w:colFirst="0" w:colLast="0"/>
       <w:bookmarkEnd w:id="1"/>
       <w:r>
-        <w:t xml:space="preserve">User </w:t>
-      </w:r>
-      <w:r>
-        <w:t>Interface</w:t>
-      </w:r>
-    </w:p>
-    <w:p>
-      <w:proofErr w:type="spellStart"/>
-      <w:r>
-        <w:t>EcoSample</w:t>
-      </w:r>
-      <w:proofErr w:type="spellEnd"/>
-      <w:r>
-        <w:t xml:space="preserve"> is launched by choosing “Main menu &gt; </w:t>
-      </w:r>
-      <w:proofErr w:type="spellStart"/>
-      <w:r>
-        <w:t>Ecopath</w:t>
-      </w:r>
-      <w:proofErr w:type="spellEnd"/>
-      <w:r>
-        <w:t xml:space="preserve"> &gt; Record balanced models from Monte Carlo”.</w:t>
-      </w:r>
-    </w:p>
-    <w:p>
+        <w:t>User Interface</w:t>
+      </w:r>
+    </w:p>
+    <w:p>
+      <w:r>
+        <w:t xml:space="preserve">The </w:t>
+      </w:r>
+      <w:r>
+        <w:t xml:space="preserve">EcoSample </w:t>
+      </w:r>
+      <w:r>
+        <w:t xml:space="preserve">user interface </w:t>
+      </w:r>
+      <w:r>
+        <w:t>is launched by choosing “Main menu &gt; Ecopath &gt; Record balanced models from M</w:t>
+      </w:r>
+      <w:r>
+        <w:t>onte Carlo” (</w:t>
+      </w:r>
+      <w:r>
+        <w:fldChar w:fldCharType="begin"/>
+      </w:r>
+      <w:r>
+        <w:instrText xml:space="preserve"> REF _Ref463293942 \h </w:instrText>
+      </w:r>
+      <w:r>
+        <w:fldChar w:fldCharType="separate"/>
+      </w:r>
+      <w:r>
+        <w:t xml:space="preserve">Figure </w:t>
+      </w:r>
+      <w:r>
+        <w:rPr>
+          <w:noProof/>
+        </w:rPr>
+        <w:t>1</w:t>
+      </w:r>
+      <w:r>
+        <w:fldChar w:fldCharType="end"/>
+      </w:r>
+      <w:r>
+        <w:t>).</w:t>
+      </w:r>
+    </w:p>
+    <w:p>
+      <w:pPr>
+        <w:keepNext/>
+      </w:pPr>
       <w:r>
         <w:rPr>
           <w:noProof/>
         </w:rPr>
         <w:drawing>
-          <wp:inline distT="114300" distB="114300" distL="114300" distR="114300">
+          <wp:inline distT="114300" distB="114300" distL="114300" distR="114300" wp14:anchorId="2B483D1A" wp14:editId="0D5CDE19">
             <wp:extent cx="5734050" cy="1676400"/>
             <wp:effectExtent l="0" t="0" r="0" b="0"/>
             <wp:docPr id="1" name="image02.png" descr="UI-start.png"/>
@@ -99,7 +93,7 @@
                     <pic:cNvPicPr preferRelativeResize="0"/>
                   </pic:nvPicPr>
                   <pic:blipFill>
-                    <a:blip r:embed="rId5"/>
+                    <a:blip r:embed="rId7"/>
                     <a:srcRect b="61147"/>
                     <a:stretch>
                       <a:fillRect/>
@@ -121,20 +115,191 @@
           </wp:inline>
         </w:drawing>
       </w:r>
-      <w:bookmarkStart w:id="2" w:name="_GoBack"/>
+    </w:p>
+    <w:p>
+      <w:pPr>
+        <w:pStyle w:val="Caption"/>
+      </w:pPr>
+      <w:bookmarkStart w:id="2" w:name="_Ref463293942"/>
+      <w:r>
+        <w:t xml:space="preserve">Figure </w:t>
+      </w:r>
+      <w:fldSimple w:instr=" SEQ Figure \* ARABIC ">
+        <w:r>
+          <w:rPr>
+            <w:noProof/>
+          </w:rPr>
+          <w:t>1</w:t>
+        </w:r>
+      </w:fldSimple>
       <w:bookmarkEnd w:id="2"/>
+      <w:r>
+        <w:t xml:space="preserve"> - Launching the EcoSampler</w:t>
+      </w:r>
+      <w:r>
+        <w:rPr>
+          <w:noProof/>
+        </w:rPr>
+        <w:t xml:space="preserve"> interface</w:t>
+      </w:r>
     </w:p>
     <w:p>
       <w:r>
         <w:t xml:space="preserve">The </w:t>
       </w:r>
-      <w:proofErr w:type="spellStart"/>
-      <w:r>
-        <w:t>EcoSampler</w:t>
-      </w:r>
-      <w:proofErr w:type="spellEnd"/>
-      <w:r>
-        <w:t xml:space="preserve"> User Interface offers the following elements:</w:t>
+      <w:r>
+        <w:t>EcoSampler i</w:t>
+      </w:r>
+      <w:r>
+        <w:t xml:space="preserve">nterface </w:t>
+      </w:r>
+      <w:r>
+        <w:t>(</w:t>
+      </w:r>
+      <w:r>
+        <w:fldChar w:fldCharType="begin"/>
+      </w:r>
+      <w:r>
+        <w:instrText xml:space="preserve"> REF _Ref463294003 \h </w:instrText>
+      </w:r>
+      <w:r>
+        <w:fldChar w:fldCharType="separate"/>
+      </w:r>
+      <w:r>
+        <w:t xml:space="preserve">Figure </w:t>
+      </w:r>
+      <w:r>
+        <w:rPr>
+          <w:noProof/>
+        </w:rPr>
+        <w:t>2</w:t>
+      </w:r>
+      <w:r>
+        <w:fldChar w:fldCharType="end"/>
+      </w:r>
+      <w:r>
+        <w:t>) offers the following elements</w:t>
+      </w:r>
+      <w:r>
+        <w:rPr>
+          <w:noProof/>
+        </w:rPr>
+        <mc:AlternateContent>
+          <mc:Choice Requires="wps">
+            <w:drawing>
+              <wp:anchor distT="0" distB="0" distL="114300" distR="114300" simplePos="0" relativeHeight="251661312" behindDoc="0" locked="0" layoutInCell="1" allowOverlap="1" wp14:anchorId="15A7124E" wp14:editId="4575F5FB">
+                <wp:simplePos x="0" y="0"/>
+                <wp:positionH relativeFrom="column">
+                  <wp:posOffset>3457575</wp:posOffset>
+                </wp:positionH>
+                <wp:positionV relativeFrom="paragraph">
+                  <wp:posOffset>3805555</wp:posOffset>
+                </wp:positionV>
+                <wp:extent cx="2159000" cy="635"/>
+                <wp:effectExtent l="0" t="0" r="0" b="0"/>
+                <wp:wrapSquare wrapText="bothSides"/>
+                <wp:docPr id="9" name="Text Box 9"/>
+                <wp:cNvGraphicFramePr/>
+                <a:graphic xmlns:a="http://schemas.openxmlformats.org/drawingml/2006/main">
+                  <a:graphicData uri="http://schemas.microsoft.com/office/word/2010/wordprocessingShape">
+                    <wps:wsp>
+                      <wps:cNvSpPr txBox="1"/>
+                      <wps:spPr>
+                        <a:xfrm>
+                          <a:off x="0" y="0"/>
+                          <a:ext cx="2159000" cy="635"/>
+                        </a:xfrm>
+                        <a:prstGeom prst="rect">
+                          <a:avLst/>
+                        </a:prstGeom>
+                        <a:solidFill>
+                          <a:prstClr val="white"/>
+                        </a:solidFill>
+                        <a:ln>
+                          <a:noFill/>
+                        </a:ln>
+                        <a:effectLst/>
+                      </wps:spPr>
+                      <wps:txbx>
+                        <w:txbxContent>
+                          <w:p>
+                            <w:pPr>
+                              <w:pStyle w:val="Caption"/>
+                              <w:rPr>
+                                <w:color w:val="000000"/>
+                              </w:rPr>
+                            </w:pPr>
+                            <w:bookmarkStart w:id="3" w:name="_Ref463294003"/>
+                            <w:r>
+                              <w:t xml:space="preserve">Figure </w:t>
+                            </w:r>
+                            <w:fldSimple w:instr=" SEQ Figure \* ARABIC ">
+                              <w:r>
+                                <w:rPr>
+                                  <w:noProof/>
+                                </w:rPr>
+                                <w:t>2</w:t>
+                              </w:r>
+                            </w:fldSimple>
+                            <w:bookmarkEnd w:id="3"/>
+                            <w:r>
+                              <w:t xml:space="preserve"> - EcoSampler main interface</w:t>
+                            </w:r>
+                          </w:p>
+                        </w:txbxContent>
+                      </wps:txbx>
+                      <wps:bodyPr rot="0" spcFirstLastPara="0" vertOverflow="overflow" horzOverflow="overflow" vert="horz" wrap="square" lIns="0" tIns="0" rIns="0" bIns="0" numCol="1" spcCol="0" rtlCol="0" fromWordArt="0" anchor="t" anchorCtr="0" forceAA="0" compatLnSpc="1">
+                        <a:prstTxWarp prst="textNoShape">
+                          <a:avLst/>
+                        </a:prstTxWarp>
+                        <a:spAutoFit/>
+                      </wps:bodyPr>
+                    </wps:wsp>
+                  </a:graphicData>
+                </a:graphic>
+              </wp:anchor>
+            </w:drawing>
+          </mc:Choice>
+          <mc:Fallback>
+            <w:pict>
+              <v:shapetype id="_x0000_t202" coordsize="21600,21600" o:spt="202" path="m,l,21600r21600,l21600,xe">
+                <v:stroke joinstyle="miter"/>
+                <v:path gradientshapeok="t" o:connecttype="rect"/>
+              </v:shapetype>
+              <v:shape id="Text Box 9" o:spid="_x0000_s1026" type="#_x0000_t202" style="position:absolute;margin-left:272.25pt;margin-top:299.65pt;width:170pt;height:.05pt;z-index:251661312;visibility:visible;mso-wrap-style:square;mso-wrap-distance-left:9pt;mso-wrap-distance-top:0;mso-wrap-distance-right:9pt;mso-wrap-distance-bottom:0;mso-position-horizontal:absolute;mso-position-horizontal-relative:text;mso-position-vertical:absolute;mso-position-vertical-relative:text;v-text-anchor:top" o:gfxdata="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" stroked="f">
+                <v:textbox style="mso-fit-shape-to-text:t" inset="0,0,0,0">
+                  <w:txbxContent>
+                    <w:p>
+                      <w:pPr>
+                        <w:pStyle w:val="Caption"/>
+                        <w:rPr>
+                          <w:color w:val="000000"/>
+                        </w:rPr>
+                      </w:pPr>
+                      <w:bookmarkStart w:id="4" w:name="_Ref463294003"/>
+                      <w:r>
+                        <w:t xml:space="preserve">Figure </w:t>
+                      </w:r>
+                      <w:fldSimple w:instr=" SEQ Figure \* ARABIC ">
+                        <w:r>
+                          <w:rPr>
+                            <w:noProof/>
+                          </w:rPr>
+                          <w:t>2</w:t>
+                        </w:r>
+                      </w:fldSimple>
+                      <w:bookmarkEnd w:id="4"/>
+                      <w:r>
+                        <w:t xml:space="preserve"> - EcoSampler main interface</w:t>
+                      </w:r>
+                    </w:p>
+                  </w:txbxContent>
+                </v:textbox>
+                <w10:wrap type="square"/>
+              </v:shape>
+            </w:pict>
+          </mc:Fallback>
+        </mc:AlternateContent>
       </w:r>
       <w:r>
         <w:rPr>
@@ -143,7 +308,7 @@
         <mc:AlternateContent>
           <mc:Choice Requires="wpg">
             <w:drawing>
-              <wp:anchor distT="114300" distB="114300" distL="114300" distR="114300" simplePos="0" relativeHeight="251658240" behindDoc="1" locked="0" layoutInCell="0" hidden="0" allowOverlap="1">
+              <wp:anchor distT="114300" distB="114300" distL="114300" distR="114300" simplePos="0" relativeHeight="251658240" behindDoc="1" locked="0" layoutInCell="0" hidden="0" allowOverlap="1" wp14:anchorId="3BA64BA9" wp14:editId="75B16064">
                 <wp:simplePos x="0" y="0"/>
                 <wp:positionH relativeFrom="margin">
                   <wp:posOffset>3457575</wp:posOffset>
@@ -174,7 +339,7 @@
                           <pic:cNvPicPr preferRelativeResize="0"/>
                         </pic:nvPicPr>
                         <pic:blipFill>
-                          <a:blip r:embed="rId6">
+                          <a:blip r:embed="rId8">
                             <a:extLst>
                               <a:ext uri="{28A0092B-C50C-407E-A947-70E740481C1C}">
                                 <a14:useLocalDpi xmlns:a14="http://schemas.microsoft.com/office/drawing/2010/main" val="0"/>
@@ -400,7 +565,7 @@
                   <o:lock v:ext="edit" aspectratio="t"/>
                 </v:shapetype>
                 <v:shape id="Shape 2" o:spid="_x0000_s1027" type="#_x0000_t75" style="position:absolute;left:37845;top:14382;width:21845;height:44387;visibility:visible;mso-wrap-style:square" o:preferrelative="f" o:gfxdata="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">
-                  <v:imagedata r:id="rId7" o:title=""/>
+                  <v:imagedata r:id="rId9" o:title=""/>
                 </v:shape>
                 <v:oval id="Oval 4" o:spid="_x0000_s1028" style="position:absolute;left:32862;top:15335;width:3618;height:3618;visibility:visible;mso-wrap-style:square;v-text-anchor:middle" o:gfxdata="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" fillcolor="#cfe2f3">
                   <v:textbox inset="0,0,0,0">
@@ -484,6 +649,9 @@
           </mc:Fallback>
         </mc:AlternateContent>
       </w:r>
+      <w:r>
+        <w:t>:</w:t>
+      </w:r>
     </w:p>
     <w:p>
       <w:r>
@@ -492,10 +660,31 @@
     </w:p>
     <w:p>
       <w:r>
-        <w:t>A record button to start or stop recor</w:t>
-      </w:r>
-      <w:r>
-        <w:t>ding samples. A sample is recorded when Monte Carlo finds a balanced model, and is stored within the EwE model database.</w:t>
+        <w:t xml:space="preserve">A record button </w:t>
+      </w:r>
+      <w:r>
+        <w:t>(on/off)</w:t>
+      </w:r>
+      <w:r>
+        <w:t xml:space="preserve">. </w:t>
+      </w:r>
+      <w:r>
+        <w:t xml:space="preserve">While recording, EcoSampler will listen to the execution of the regular </w:t>
+      </w:r>
+      <w:r>
+        <w:t xml:space="preserve">Monte Carlo </w:t>
+      </w:r>
+      <w:r>
+        <w:t>routines. As soon as Monte Carlo finds an alternate balanced model, EcoSampler will store the Monte Carlo parameter set</w:t>
+      </w:r>
+      <w:r>
+        <w:t xml:space="preserve"> </w:t>
+      </w:r>
+      <w:r>
+        <w:t xml:space="preserve">as a “sample” in the </w:t>
+      </w:r>
+      <w:r>
+        <w:t>EwE model database.</w:t>
       </w:r>
     </w:p>
     <w:p>
@@ -505,10 +694,13 @@
     </w:p>
     <w:p>
       <w:r>
-        <w:t xml:space="preserve">2: List of samples, showing, for each sample, a sequential number, the data </w:t>
-      </w:r>
-      <w:r>
-        <w:t>and computer system the sample was recorded on, and whether a sample is currently loaded in the EwE user interface.</w:t>
+        <w:t xml:space="preserve">2: List of </w:t>
+      </w:r>
+      <w:r>
+        <w:t xml:space="preserve">recorded </w:t>
+      </w:r>
+      <w:r>
+        <w:t>samples, showing, for each sample, a sequential number, the data and computer system the sample was recorded on, and whether a sample is currently loaded in the EwE user interface.</w:t>
       </w:r>
     </w:p>
     <w:p>
@@ -518,50 +710,191 @@
     </w:p>
     <w:p>
       <w:r>
-        <w:t>4: Batch run control panel that loads and runs a selected number of samples through EwE.</w:t>
-      </w:r>
-    </w:p>
-    <w:p>
-      <w:r>
-        <w:br w:type="page"/>
-      </w:r>
-    </w:p>
-    <w:p/>
+        <w:t xml:space="preserve">4: </w:t>
+      </w:r>
+      <w:r>
+        <w:t>A b</w:t>
+      </w:r>
+      <w:r>
+        <w:t>atch run control panel that loads and runs a selected number of samples through EwE.</w:t>
+      </w:r>
+    </w:p>
     <w:p>
       <w:pPr>
         <w:pStyle w:val="Heading2"/>
         <w:contextualSpacing w:val="0"/>
       </w:pPr>
-      <w:bookmarkStart w:id="3" w:name="h.vlq3lgknrsfn" w:colFirst="0" w:colLast="0"/>
-      <w:bookmarkEnd w:id="3"/>
-      <w:r>
+      <w:bookmarkStart w:id="5" w:name="h.vlq3lgknrsfn" w:colFirst="0" w:colLast="0"/>
+      <w:bookmarkEnd w:id="5"/>
+      <w:r>
+        <w:lastRenderedPageBreak/>
         <w:t>Recording samples</w:t>
       </w:r>
     </w:p>
     <w:p>
       <w:r>
-        <w:t xml:space="preserve">When activated, </w:t>
-      </w:r>
-      <w:proofErr w:type="spellStart"/>
-      <w:r>
-        <w:t>EcoSampler</w:t>
-      </w:r>
-      <w:proofErr w:type="spellEnd"/>
-      <w:r>
-        <w:t xml:space="preserve"> records alternate mass-balanced models generated by the EwE Monte Carlo routines. Samples are stored within the EwE model file.</w:t>
-      </w:r>
-    </w:p>
-    <w:p>
-      <w:r>
-        <w:t xml:space="preserve">To activate </w:t>
-      </w:r>
-      <w:proofErr w:type="spellStart"/>
-      <w:r>
-        <w:t>EcoSampler</w:t>
-      </w:r>
-      <w:proofErr w:type="spellEnd"/>
-      <w:r>
-        <w:t xml:space="preserve"> recording, make sure the “Record” button is pressed. The record button is red when active, and black when inactive. </w:t>
+        <w:t>While recording</w:t>
+      </w:r>
+      <w:r>
+        <w:t xml:space="preserve">, EcoSampler </w:t>
+      </w:r>
+      <w:r>
+        <w:t xml:space="preserve">saves </w:t>
+      </w:r>
+      <w:r>
+        <w:t>alternate mass-balanced models generated by the EwE Monte Carlo routines. Samples are stored within the EwE model file.</w:t>
+      </w:r>
+    </w:p>
+    <w:p>
+      <w:r>
+        <w:t>To activate EcoSampler recording, make sure the “Record” button is pressed. The record button is red when active</w:t>
+      </w:r>
+      <w:r>
+        <w:t xml:space="preserve"> (see </w:t>
+      </w:r>
+      <w:r>
+        <w:fldChar w:fldCharType="begin"/>
+      </w:r>
+      <w:r>
+        <w:instrText xml:space="preserve"> REF _Ref463294383 \h </w:instrText>
+      </w:r>
+      <w:r>
+        <w:fldChar w:fldCharType="separate"/>
+      </w:r>
+      <w:r>
+        <w:t xml:space="preserve">Figure </w:t>
+      </w:r>
+      <w:r>
+        <w:rPr>
+          <w:noProof/>
+        </w:rPr>
+        <w:t>3</w:t>
+      </w:r>
+      <w:r>
+        <w:fldChar w:fldCharType="end"/>
+      </w:r>
+      <w:r>
+        <w:t>)</w:t>
+      </w:r>
+      <w:r>
+        <w:t xml:space="preserve">, and black when inactive. </w:t>
+      </w:r>
+      <w:r>
+        <w:rPr>
+          <w:noProof/>
+        </w:rPr>
+        <mc:AlternateContent>
+          <mc:Choice Requires="wps">
+            <w:drawing>
+              <wp:anchor distT="0" distB="0" distL="114300" distR="114300" simplePos="0" relativeHeight="251663360" behindDoc="0" locked="0" layoutInCell="1" allowOverlap="1" wp14:anchorId="11E0ED0B" wp14:editId="7CF27B29">
+                <wp:simplePos x="0" y="0"/>
+                <wp:positionH relativeFrom="column">
+                  <wp:posOffset>3324225</wp:posOffset>
+                </wp:positionH>
+                <wp:positionV relativeFrom="paragraph">
+                  <wp:posOffset>5114925</wp:posOffset>
+                </wp:positionV>
+                <wp:extent cx="2190750" cy="635"/>
+                <wp:effectExtent l="0" t="0" r="0" b="0"/>
+                <wp:wrapSquare wrapText="bothSides"/>
+                <wp:docPr id="10" name="Text Box 10"/>
+                <wp:cNvGraphicFramePr/>
+                <a:graphic xmlns:a="http://schemas.openxmlformats.org/drawingml/2006/main">
+                  <a:graphicData uri="http://schemas.microsoft.com/office/word/2010/wordprocessingShape">
+                    <wps:wsp>
+                      <wps:cNvSpPr txBox="1"/>
+                      <wps:spPr>
+                        <a:xfrm>
+                          <a:off x="0" y="0"/>
+                          <a:ext cx="2190750" cy="635"/>
+                        </a:xfrm>
+                        <a:prstGeom prst="rect">
+                          <a:avLst/>
+                        </a:prstGeom>
+                        <a:solidFill>
+                          <a:prstClr val="white"/>
+                        </a:solidFill>
+                        <a:ln>
+                          <a:noFill/>
+                        </a:ln>
+                        <a:effectLst/>
+                      </wps:spPr>
+                      <wps:txbx>
+                        <w:txbxContent>
+                          <w:p>
+                            <w:pPr>
+                              <w:pStyle w:val="Caption"/>
+                              <w:rPr>
+                                <w:color w:val="000000"/>
+                              </w:rPr>
+                            </w:pPr>
+                            <w:bookmarkStart w:id="6" w:name="_Ref463294383"/>
+                            <w:r>
+                              <w:t xml:space="preserve">Figure </w:t>
+                            </w:r>
+                            <w:fldSimple w:instr=" SEQ Figure \* ARABIC ">
+                              <w:r>
+                                <w:rPr>
+                                  <w:noProof/>
+                                </w:rPr>
+                                <w:t>3</w:t>
+                              </w:r>
+                            </w:fldSimple>
+                            <w:bookmarkEnd w:id="6"/>
+                            <w:r>
+                              <w:t xml:space="preserve"> - Recording samples</w:t>
+                            </w:r>
+                          </w:p>
+                        </w:txbxContent>
+                      </wps:txbx>
+                      <wps:bodyPr rot="0" spcFirstLastPara="0" vertOverflow="overflow" horzOverflow="overflow" vert="horz" wrap="square" lIns="0" tIns="0" rIns="0" bIns="0" numCol="1" spcCol="0" rtlCol="0" fromWordArt="0" anchor="t" anchorCtr="0" forceAA="0" compatLnSpc="1">
+                        <a:prstTxWarp prst="textNoShape">
+                          <a:avLst/>
+                        </a:prstTxWarp>
+                        <a:spAutoFit/>
+                      </wps:bodyPr>
+                    </wps:wsp>
+                  </a:graphicData>
+                </a:graphic>
+              </wp:anchor>
+            </w:drawing>
+          </mc:Choice>
+          <mc:Fallback>
+            <w:pict>
+              <v:shape id="Text Box 10" o:spid="_x0000_s1033" type="#_x0000_t202" style="position:absolute;margin-left:261.75pt;margin-top:402.75pt;width:172.5pt;height:.05pt;z-index:251663360;visibility:visible;mso-wrap-style:square;mso-wrap-distance-left:9pt;mso-wrap-distance-top:0;mso-wrap-distance-right:9pt;mso-wrap-distance-bottom:0;mso-position-horizontal:absolute;mso-position-horizontal-relative:text;mso-position-vertical:absolute;mso-position-vertical-relative:text;v-text-anchor:top" o:gfxdata="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" stroked="f">
+                <v:textbox style="mso-fit-shape-to-text:t" inset="0,0,0,0">
+                  <w:txbxContent>
+                    <w:p>
+                      <w:pPr>
+                        <w:pStyle w:val="Caption"/>
+                        <w:rPr>
+                          <w:color w:val="000000"/>
+                        </w:rPr>
+                      </w:pPr>
+                      <w:bookmarkStart w:id="7" w:name="_Ref463294383"/>
+                      <w:r>
+                        <w:t xml:space="preserve">Figure </w:t>
+                      </w:r>
+                      <w:fldSimple w:instr=" SEQ Figure \* ARABIC ">
+                        <w:r>
+                          <w:rPr>
+                            <w:noProof/>
+                          </w:rPr>
+                          <w:t>3</w:t>
+                        </w:r>
+                      </w:fldSimple>
+                      <w:bookmarkEnd w:id="7"/>
+                      <w:r>
+                        <w:t xml:space="preserve"> - Recording samples</w:t>
+                      </w:r>
+                    </w:p>
+                  </w:txbxContent>
+                </v:textbox>
+                <w10:wrap type="square"/>
+              </v:shape>
+            </w:pict>
+          </mc:Fallback>
+        </mc:AlternateContent>
       </w:r>
       <w:r>
         <w:rPr>
@@ -589,7 +922,7 @@
                     <pic:cNvPicPr preferRelativeResize="0"/>
                   </pic:nvPicPr>
                   <pic:blipFill>
-                    <a:blip r:embed="rId8"/>
+                    <a:blip r:embed="rId10"/>
                     <a:srcRect/>
                     <a:stretch>
                       <a:fillRect/>
@@ -617,55 +950,81 @@
         <w:pStyle w:val="Heading2"/>
         <w:contextualSpacing w:val="0"/>
       </w:pPr>
-      <w:bookmarkStart w:id="4" w:name="h.z4v56aogrrkc" w:colFirst="0" w:colLast="0"/>
-      <w:bookmarkEnd w:id="4"/>
+      <w:bookmarkStart w:id="8" w:name="h.z4v56aogrrkc" w:colFirst="0" w:colLast="0"/>
+      <w:bookmarkEnd w:id="8"/>
       <w:r>
         <w:t>Managing samples</w:t>
       </w:r>
     </w:p>
     <w:p>
-      <w:proofErr w:type="spellStart"/>
-      <w:r>
-        <w:t>EcoSampler</w:t>
-      </w:r>
-      <w:proofErr w:type="spellEnd"/>
-      <w:r>
-        <w:t xml:space="preserve"> offers the possibility to load a generated sample in the EwE user interface to assess i</w:t>
-      </w:r>
-      <w:r>
-        <w:t xml:space="preserve">ts validity. This will load the alternate parameter set as computed by Monte Carlo into the </w:t>
-      </w:r>
-      <w:proofErr w:type="spellStart"/>
-      <w:r>
-        <w:t>Ecopath</w:t>
-      </w:r>
-      <w:proofErr w:type="spellEnd"/>
-      <w:r>
-        <w:t xml:space="preserve"> input parameters, where they can be used to run any EwE module.</w:t>
-      </w:r>
-    </w:p>
-    <w:p>
-      <w:r>
-        <w:t xml:space="preserve">The </w:t>
-      </w:r>
-      <w:proofErr w:type="spellStart"/>
-      <w:r>
-        <w:t>EcoSampler</w:t>
-      </w:r>
-      <w:proofErr w:type="spellEnd"/>
-      <w:r>
-        <w:t xml:space="preserve"> user interface indicates which sample is loaded, and offers the ability to re</w:t>
-      </w:r>
-      <w:r>
-        <w:t>store the original EwE parameter set. Note that the original model parameter set cannot be overwritten with values from a loaded sample; EwE will restore the original parameter set when a user clicks ‘Save’.</w:t>
-      </w:r>
-    </w:p>
-    <w:p>
-      <w:r>
-        <w:t>Users can delete samples that provide unrealisti</w:t>
-      </w:r>
-      <w:r>
-        <w:t>c alternate models, and can enter a rating to express confidence in a sample on a scale from 1 to 5. By default, samples are unrated when recorded, with a rating value of 0.</w:t>
+      <w:r>
+        <w:t xml:space="preserve">EcoSampler offers the possibility to load </w:t>
+      </w:r>
+      <w:r>
+        <w:t xml:space="preserve">a stored </w:t>
+      </w:r>
+      <w:r>
+        <w:t>sample in the EwE user interface to assess its validity. This will load the alternate parameter set as computed by Monte Carlo into the Ecopath input parameters, where they can be used to run any EwE module.</w:t>
+      </w:r>
+    </w:p>
+    <w:p>
+      <w:r>
+        <w:t>The EcoSampler user interface indicates which sample is loaded, and offers the ability to restore the original EwE parameter set</w:t>
+      </w:r>
+      <w:r>
+        <w:t xml:space="preserve">. This is reflected in </w:t>
+      </w:r>
+      <w:r>
+        <w:fldChar w:fldCharType="begin"/>
+      </w:r>
+      <w:r>
+        <w:instrText xml:space="preserve"> REF _Ref463294383 \h </w:instrText>
+      </w:r>
+      <w:r>
+        <w:fldChar w:fldCharType="separate"/>
+      </w:r>
+      <w:r>
+        <w:t xml:space="preserve">Figure </w:t>
+      </w:r>
+      <w:r>
+        <w:rPr>
+          <w:noProof/>
+        </w:rPr>
+        <w:t>3</w:t>
+      </w:r>
+      <w:r>
+        <w:fldChar w:fldCharType="end"/>
+      </w:r>
+      <w:r>
+        <w:t>, where sample 9 is shown as loaded and the “load” button displays the text “unload”</w:t>
+      </w:r>
+      <w:r>
+        <w:t xml:space="preserve">. </w:t>
+      </w:r>
+    </w:p>
+    <w:p>
+      <w:r>
+        <w:t xml:space="preserve">Note that </w:t>
+      </w:r>
+      <w:r>
+        <w:t xml:space="preserve">EcoSampler contains a safety catch to prevent that users will not accidentally overwrite their model inputs with a loaded sample. If you have a sample loaded and happen to save the model from the main EwE interface, EcoSampler will first </w:t>
+      </w:r>
+      <w:r>
+        <w:t>restore the original parameter set</w:t>
+      </w:r>
+      <w:r>
+        <w:t xml:space="preserve"> before the save operation is executed. If you wish to save the new model configuration please use “Save as…” and save the model under a new name</w:t>
+      </w:r>
+      <w:r>
+        <w:t>.</w:t>
+      </w:r>
+    </w:p>
+    <w:p>
+      <w:r>
+        <w:t>Users can delete samples that provide unrealistic alternate models</w:t>
+      </w:r>
+      <w:r>
+        <w:t>.</w:t>
       </w:r>
     </w:p>
     <w:p>
@@ -673,42 +1032,55 @@
         <w:pStyle w:val="Heading2"/>
         <w:contextualSpacing w:val="0"/>
       </w:pPr>
-      <w:bookmarkStart w:id="5" w:name="h.gwwjhcsrmucd" w:colFirst="0" w:colLast="0"/>
-      <w:bookmarkEnd w:id="5"/>
+      <w:bookmarkStart w:id="9" w:name="h.gwwjhcsrmucd" w:colFirst="0" w:colLast="0"/>
+      <w:bookmarkEnd w:id="9"/>
       <w:r>
         <w:t>Importing samples</w:t>
       </w:r>
     </w:p>
     <w:p>
       <w:r>
-        <w:t>Especially when perturbing the diet composition matrix it may ta</w:t>
-      </w:r>
-      <w:r>
-        <w:t>ke the Monte Carlo routine a long time to find alternate models. Running multiple instance of EwE to record samples in parallel on different computers - or on the same computer - will greatly speed up the recording process. You can use the ‘Import samples’</w:t>
-      </w:r>
-      <w:r>
-        <w:t xml:space="preserve"> functionality to import samples stored in another model database to bring all samples together.</w:t>
-      </w:r>
-    </w:p>
-    <w:p>
-      <w:r>
-        <w:t xml:space="preserve">Note that </w:t>
-      </w:r>
-      <w:proofErr w:type="spellStart"/>
-      <w:r>
-        <w:t>EcoSampler</w:t>
-      </w:r>
-      <w:proofErr w:type="spellEnd"/>
-      <w:r>
-        <w:t xml:space="preserve"> will only import samples between models with identical </w:t>
-      </w:r>
-      <w:proofErr w:type="spellStart"/>
-      <w:r>
-        <w:t>Ecopath</w:t>
-      </w:r>
-      <w:proofErr w:type="spellEnd"/>
-      <w:r>
-        <w:t xml:space="preserve"> parameterizations (see also sample validity, below). </w:t>
+        <w:t xml:space="preserve">Especially when perturbing the diet composition matrix the Monte Carlo routine </w:t>
+      </w:r>
+      <w:r>
+        <w:t xml:space="preserve">may require </w:t>
+      </w:r>
+      <w:r>
+        <w:t xml:space="preserve">a long time to find </w:t>
+      </w:r>
+      <w:r>
+        <w:t>an alternate model</w:t>
+      </w:r>
+      <w:r>
+        <w:t xml:space="preserve">. Running multiple instance of EwE to record samples in parallel on different computers - or on the same computer - will greatly speed up the recording process. You can </w:t>
+      </w:r>
+      <w:r>
+        <w:t xml:space="preserve">then </w:t>
+      </w:r>
+      <w:r>
+        <w:t xml:space="preserve">use the ‘Import samples’ functionality to import samples </w:t>
+      </w:r>
+      <w:r>
+        <w:t xml:space="preserve">from </w:t>
+      </w:r>
+      <w:r>
+        <w:t>another model database to bring all samples together.</w:t>
+      </w:r>
+    </w:p>
+    <w:p>
+      <w:r>
+        <w:t xml:space="preserve">Note that EcoSampler will import samples </w:t>
+      </w:r>
+      <w:r>
+        <w:t>from any model. The responsibility to check whether models match is the responsibility of the user</w:t>
+      </w:r>
+      <w:r>
+        <w:t>.</w:t>
+      </w:r>
+    </w:p>
+    <w:p>
+      <w:r>
+        <w:t>Note that EcoSampler can also import samples generated and stored by the Cefas MSE routines.</w:t>
       </w:r>
     </w:p>
     <w:p>
@@ -716,8 +1088,8 @@
         <w:pStyle w:val="Heading2"/>
         <w:contextualSpacing w:val="0"/>
       </w:pPr>
-      <w:bookmarkStart w:id="6" w:name="h.udizqrqbvwlm" w:colFirst="0" w:colLast="0"/>
-      <w:bookmarkEnd w:id="6"/>
+      <w:bookmarkStart w:id="10" w:name="h.udizqrqbvwlm" w:colFirst="0" w:colLast="0"/>
+      <w:bookmarkEnd w:id="10"/>
       <w:r>
         <w:lastRenderedPageBreak/>
         <w:t>Sample validity</w:t>
@@ -725,26 +1097,16 @@
     </w:p>
     <w:p>
       <w:r>
-        <w:t>Sampl</w:t>
-      </w:r>
-      <w:r>
-        <w:t xml:space="preserve">es are alternate mass-balanced configurations for a given </w:t>
-      </w:r>
-      <w:proofErr w:type="spellStart"/>
-      <w:r>
-        <w:t>Ecopath</w:t>
-      </w:r>
-      <w:proofErr w:type="spellEnd"/>
-      <w:r>
-        <w:t xml:space="preserve"> model. If the </w:t>
-      </w:r>
-      <w:proofErr w:type="spellStart"/>
-      <w:r>
-        <w:t>Ecopath</w:t>
-      </w:r>
-      <w:proofErr w:type="spellEnd"/>
-      <w:r>
-        <w:t xml:space="preserve"> parameter input parameters are changed and these changes are saved, stored samples become invalid and will be deleted from the model file.</w:t>
+        <w:t xml:space="preserve">Samples are alternate mass-balanced configurations for a given Ecopath model. If the Ecopath parameter input parameters are changed and these changes are saved, </w:t>
+      </w:r>
+      <w:r>
+        <w:t>any stored sample is in principle invalid</w:t>
+      </w:r>
+      <w:r>
+        <w:t>.</w:t>
+      </w:r>
+      <w:r>
+        <w:t xml:space="preserve"> The source code contains provisions to ask the user if samples should be deleted, but perhaps this should be left to the user without EcoSampler trying to be too smart.</w:t>
       </w:r>
     </w:p>
     <w:p>
@@ -752,10 +1114,221 @@
         <w:pStyle w:val="Heading2"/>
         <w:contextualSpacing w:val="0"/>
       </w:pPr>
-      <w:bookmarkStart w:id="7" w:name="h.nykknr4r7clg" w:colFirst="0" w:colLast="0"/>
-      <w:bookmarkEnd w:id="7"/>
+      <w:bookmarkStart w:id="11" w:name="h.nykknr4r7clg" w:colFirst="0" w:colLast="0"/>
+      <w:bookmarkEnd w:id="11"/>
       <w:r>
         <w:t>Running samples</w:t>
+      </w:r>
+    </w:p>
+    <w:p>
+      <w:r>
+        <w:t xml:space="preserve">When the Run button is clicked, Ecosampler </w:t>
+      </w:r>
+      <w:r>
+        <w:t>f</w:t>
+      </w:r>
+      <w:r>
+        <w:t>irst</w:t>
+      </w:r>
+      <w:r>
+        <w:t xml:space="preserve"> checks if </w:t>
+      </w:r>
+      <w:r>
+        <w:t xml:space="preserve">Ecosim, Ecospace and Ecotracer </w:t>
+      </w:r>
+      <w:r>
+        <w:t>were loaded at the time the batch run is stated. Ecosampler</w:t>
+      </w:r>
+      <w:r>
+        <w:t xml:space="preserve"> will execute the current model configuration as a baseline sample</w:t>
+      </w:r>
+      <w:r>
+        <w:t>, and will store this in a subfolder “Sample_baseline” under the default core output path. If Ecopath does not balance the user is notified and the batch run is aborted.</w:t>
+      </w:r>
+    </w:p>
+    <w:p>
+      <w:r>
+        <w:t xml:space="preserve">If Ecopath balanced, then </w:t>
+      </w:r>
+      <w:r>
+        <w:t xml:space="preserve">Ecosampler </w:t>
+      </w:r>
+      <w:r>
+        <w:t xml:space="preserve">will </w:t>
+      </w:r>
+      <w:r>
+        <w:t xml:space="preserve">start processing the </w:t>
+      </w:r>
+      <w:r>
+        <w:t xml:space="preserve">list of samples, starting at the first stored sample (with index 1) up to the end of the list or until the number of samples listed in the “Number of samples to run” has been </w:t>
+      </w:r>
+      <w:r>
+        <w:t>processed</w:t>
+      </w:r>
+      <w:r>
+        <w:t>. It will run each sample in turn</w:t>
+      </w:r>
+      <w:r>
+        <w:t>.</w:t>
+      </w:r>
+    </w:p>
+    <w:p>
+      <w:r>
+        <w:t>Running a sample entails the following steps:</w:t>
+      </w:r>
+    </w:p>
+    <w:p>
+      <w:pPr>
+        <w:pStyle w:val="ListParagraph"/>
+        <w:numPr>
+          <w:ilvl w:val="0"/>
+          <w:numId w:val="2"/>
+        </w:numPr>
+      </w:pPr>
+      <w:r>
+        <w:t xml:space="preserve">Change </w:t>
+      </w:r>
+      <w:r>
+        <w:t xml:space="preserve">the core output path </w:t>
+      </w:r>
+      <w:r>
+        <w:t xml:space="preserve">by adding “Sample_XXXXX” </w:t>
+      </w:r>
+      <w:r>
+        <w:t xml:space="preserve">to </w:t>
+      </w:r>
+      <w:r>
+        <w:t>make sure that auto-saving components store their data organized per sample.</w:t>
+      </w:r>
+    </w:p>
+    <w:p>
+      <w:pPr>
+        <w:pStyle w:val="ListParagraph"/>
+        <w:numPr>
+          <w:ilvl w:val="0"/>
+          <w:numId w:val="2"/>
+        </w:numPr>
+      </w:pPr>
+      <w:r>
+        <w:t xml:space="preserve">Load the </w:t>
+      </w:r>
+      <w:r>
+        <w:t xml:space="preserve">sampled </w:t>
+      </w:r>
+      <w:r>
+        <w:t>parameter set into Ecopath</w:t>
+      </w:r>
+      <w:r>
+        <w:t xml:space="preserve"> and r</w:t>
+      </w:r>
+      <w:r>
+        <w:t>un Ecopath.</w:t>
+      </w:r>
+    </w:p>
+    <w:p>
+      <w:pPr>
+        <w:pStyle w:val="ListParagraph"/>
+        <w:numPr>
+          <w:ilvl w:val="0"/>
+          <w:numId w:val="2"/>
+        </w:numPr>
+      </w:pPr>
+      <w:r>
+        <w:t xml:space="preserve">If </w:t>
+      </w:r>
+      <w:r>
+        <w:t xml:space="preserve">Ecopath </w:t>
+      </w:r>
+      <w:r>
+        <w:t xml:space="preserve">balances, </w:t>
+      </w:r>
+      <w:r>
+        <w:t>any Ecosim and Ecospace configuration present at the start of the batch run is also executed.</w:t>
+      </w:r>
+    </w:p>
+    <w:p>
+      <w:r>
+        <w:t>Any errors are written to the Ecopath log file (EwE &gt; Main Menu &gt; About &gt; View Log File).</w:t>
+      </w:r>
+    </w:p>
+    <w:p>
+      <w:r>
+        <w:t xml:space="preserve">Note that Ecosampler is a simple tool that </w:t>
+      </w:r>
+      <w:r>
+        <w:t xml:space="preserve">only reruns EwE as configured </w:t>
+      </w:r>
+      <w:r>
+        <w:t xml:space="preserve">when a batch run is started. Ecosampler has no means to decide which data </w:t>
+      </w:r>
+      <w:r>
+        <w:t xml:space="preserve">may need </w:t>
+      </w:r>
+      <w:r>
+        <w:t>saving</w:t>
+      </w:r>
+      <w:r>
+        <w:t>,</w:t>
+      </w:r>
+      <w:r>
+        <w:t xml:space="preserve"> and </w:t>
+      </w:r>
+      <w:r>
+        <w:t xml:space="preserve">has no means to </w:t>
+      </w:r>
+      <w:r>
+        <w:t>control which plug-ins will run. Instead, it relies on the current configuration of the EwE software to take care of this.</w:t>
+      </w:r>
+      <w:r>
+        <w:t xml:space="preserve"> </w:t>
+      </w:r>
+      <w:r>
+        <w:t xml:space="preserve">For instance, if the Ecological Indicators plug-in is set to run with Ecopath and Ecospace, and Ecospace </w:t>
+      </w:r>
+      <w:r>
+        <w:t xml:space="preserve">is set to auto-save </w:t>
+      </w:r>
+      <w:r>
+        <w:t>ASCII output map</w:t>
+      </w:r>
+      <w:r>
+        <w:t>s</w:t>
+      </w:r>
+      <w:r>
+        <w:t xml:space="preserve"> in Ecospace parameters, </w:t>
+      </w:r>
+      <w:r>
+        <w:t xml:space="preserve">these </w:t>
+      </w:r>
+      <w:r>
+        <w:t>setting</w:t>
+      </w:r>
+      <w:r>
+        <w:t>s</w:t>
+      </w:r>
+      <w:r>
+        <w:t xml:space="preserve"> will </w:t>
+      </w:r>
+      <w:r>
+        <w:t>still be in effect for every sample ran through Ecosampler</w:t>
+      </w:r>
+      <w:r>
+        <w:t>.</w:t>
+      </w:r>
+      <w:r>
+        <w:t xml:space="preserve"> This is a simple yet efficient set-up that must be used with care.</w:t>
+      </w:r>
+    </w:p>
+    <w:p>
+      <w:r>
+        <w:t>The output of Ecosampler is a unique folder for each sample under the EwE output directory, which each contains standard model output for that particular sample.</w:t>
+      </w:r>
+      <w:bookmarkStart w:id="12" w:name="_GoBack"/>
+      <w:bookmarkEnd w:id="12"/>
+    </w:p>
+    <w:p>
+      <w:r>
+        <w:t xml:space="preserve"> </w:t>
       </w:r>
     </w:p>
     <w:sectPr>
@@ -766,6 +1339,216 @@
     </w:sectPr>
   </w:body>
 </w:document>
+</file>
+
+<file path=word/numbering.xml><?xml version="1.0" encoding="utf-8"?>
+<w:numbering xmlns:wpc="http://schemas.microsoft.com/office/word/2010/wordprocessingCanvas" xmlns:mc="http://schemas.openxmlformats.org/markup-compatibility/2006" xmlns:o="urn:schemas-microsoft-com:office:office" xmlns:r="http://schemas.openxmlformats.org/officeDocument/2006/relationships" xmlns:m="http://schemas.openxmlformats.org/officeDocument/2006/math" xmlns:v="urn:schemas-microsoft-com:vml" xmlns:wp14="http://schemas.microsoft.com/office/word/2010/wordprocessingDrawing" xmlns:wp="http://schemas.openxmlformats.org/drawingml/2006/wordprocessingDrawing" xmlns:w10="urn:schemas-microsoft-com:office:word" xmlns:w="http://schemas.openxmlformats.org/wordprocessingml/2006/main" xmlns:w14="http://schemas.microsoft.com/office/word/2010/wordml" xmlns:wpg="http://schemas.microsoft.com/office/word/2010/wordprocessingGroup" xmlns:wpi="http://schemas.microsoft.com/office/word/2010/wordprocessingInk" xmlns:wne="http://schemas.microsoft.com/office/word/2006/wordml" xmlns:wps="http://schemas.microsoft.com/office/word/2010/wordprocessingShape" mc:Ignorable="w14 wp14">
+  <w:abstractNum w:abstractNumId="0">
+    <w:nsid w:val="06837842"/>
+    <w:multiLevelType w:val="hybridMultilevel"/>
+    <w:tmpl w:val="8D4E77B0"/>
+    <w:lvl w:ilvl="0" w:tplc="0809000F">
+      <w:start w:val="1"/>
+      <w:numFmt w:val="decimal"/>
+      <w:lvlText w:val="%1."/>
+      <w:lvlJc w:val="left"/>
+      <w:pPr>
+        <w:ind w:left="720" w:hanging="360"/>
+      </w:pPr>
+    </w:lvl>
+    <w:lvl w:ilvl="1" w:tplc="08090019" w:tentative="1">
+      <w:start w:val="1"/>
+      <w:numFmt w:val="lowerLetter"/>
+      <w:lvlText w:val="%2."/>
+      <w:lvlJc w:val="left"/>
+      <w:pPr>
+        <w:ind w:left="1440" w:hanging="360"/>
+      </w:pPr>
+    </w:lvl>
+    <w:lvl w:ilvl="2" w:tplc="0809001B" w:tentative="1">
+      <w:start w:val="1"/>
+      <w:numFmt w:val="lowerRoman"/>
+      <w:lvlText w:val="%3."/>
+      <w:lvlJc w:val="right"/>
+      <w:pPr>
+        <w:ind w:left="2160" w:hanging="180"/>
+      </w:pPr>
+    </w:lvl>
+    <w:lvl w:ilvl="3" w:tplc="0809000F" w:tentative="1">
+      <w:start w:val="1"/>
+      <w:numFmt w:val="decimal"/>
+      <w:lvlText w:val="%4."/>
+      <w:lvlJc w:val="left"/>
+      <w:pPr>
+        <w:ind w:left="2880" w:hanging="360"/>
+      </w:pPr>
+    </w:lvl>
+    <w:lvl w:ilvl="4" w:tplc="08090019" w:tentative="1">
+      <w:start w:val="1"/>
+      <w:numFmt w:val="lowerLetter"/>
+      <w:lvlText w:val="%5."/>
+      <w:lvlJc w:val="left"/>
+      <w:pPr>
+        <w:ind w:left="3600" w:hanging="360"/>
+      </w:pPr>
+    </w:lvl>
+    <w:lvl w:ilvl="5" w:tplc="0809001B" w:tentative="1">
+      <w:start w:val="1"/>
+      <w:numFmt w:val="lowerRoman"/>
+      <w:lvlText w:val="%6."/>
+      <w:lvlJc w:val="right"/>
+      <w:pPr>
+        <w:ind w:left="4320" w:hanging="180"/>
+      </w:pPr>
+    </w:lvl>
+    <w:lvl w:ilvl="6" w:tplc="0809000F" w:tentative="1">
+      <w:start w:val="1"/>
+      <w:numFmt w:val="decimal"/>
+      <w:lvlText w:val="%7."/>
+      <w:lvlJc w:val="left"/>
+      <w:pPr>
+        <w:ind w:left="5040" w:hanging="360"/>
+      </w:pPr>
+    </w:lvl>
+    <w:lvl w:ilvl="7" w:tplc="08090019" w:tentative="1">
+      <w:start w:val="1"/>
+      <w:numFmt w:val="lowerLetter"/>
+      <w:lvlText w:val="%8."/>
+      <w:lvlJc w:val="left"/>
+      <w:pPr>
+        <w:ind w:left="5760" w:hanging="360"/>
+      </w:pPr>
+    </w:lvl>
+    <w:lvl w:ilvl="8" w:tplc="0809001B" w:tentative="1">
+      <w:start w:val="1"/>
+      <w:numFmt w:val="lowerRoman"/>
+      <w:lvlText w:val="%9."/>
+      <w:lvlJc w:val="right"/>
+      <w:pPr>
+        <w:ind w:left="6480" w:hanging="180"/>
+      </w:pPr>
+    </w:lvl>
+  </w:abstractNum>
+  <w:abstractNum w:abstractNumId="1">
+    <w:nsid w:val="383F0732"/>
+    <w:multiLevelType w:val="hybridMultilevel"/>
+    <w:tmpl w:val="52BA399E"/>
+    <w:lvl w:ilvl="0" w:tplc="08090001">
+      <w:start w:val="1"/>
+      <w:numFmt w:val="bullet"/>
+      <w:lvlText w:val=""/>
+      <w:lvlJc w:val="left"/>
+      <w:pPr>
+        <w:ind w:left="780" w:hanging="360"/>
+      </w:pPr>
+      <w:rPr>
+        <w:rFonts w:ascii="Symbol" w:hAnsi="Symbol" w:hint="default"/>
+      </w:rPr>
+    </w:lvl>
+    <w:lvl w:ilvl="1" w:tplc="08090003" w:tentative="1">
+      <w:start w:val="1"/>
+      <w:numFmt w:val="bullet"/>
+      <w:lvlText w:val="o"/>
+      <w:lvlJc w:val="left"/>
+      <w:pPr>
+        <w:ind w:left="1500" w:hanging="360"/>
+      </w:pPr>
+      <w:rPr>
+        <w:rFonts w:ascii="Courier New" w:hAnsi="Courier New" w:cs="Courier New" w:hint="default"/>
+      </w:rPr>
+    </w:lvl>
+    <w:lvl w:ilvl="2" w:tplc="08090005" w:tentative="1">
+      <w:start w:val="1"/>
+      <w:numFmt w:val="bullet"/>
+      <w:lvlText w:val=""/>
+      <w:lvlJc w:val="left"/>
+      <w:pPr>
+        <w:ind w:left="2220" w:hanging="360"/>
+      </w:pPr>
+      <w:rPr>
+        <w:rFonts w:ascii="Wingdings" w:hAnsi="Wingdings" w:hint="default"/>
+      </w:rPr>
+    </w:lvl>
+    <w:lvl w:ilvl="3" w:tplc="08090001" w:tentative="1">
+      <w:start w:val="1"/>
+      <w:numFmt w:val="bullet"/>
+      <w:lvlText w:val=""/>
+      <w:lvlJc w:val="left"/>
+      <w:pPr>
+        <w:ind w:left="2940" w:hanging="360"/>
+      </w:pPr>
+      <w:rPr>
+        <w:rFonts w:ascii="Symbol" w:hAnsi="Symbol" w:hint="default"/>
+      </w:rPr>
+    </w:lvl>
+    <w:lvl w:ilvl="4" w:tplc="08090003" w:tentative="1">
+      <w:start w:val="1"/>
+      <w:numFmt w:val="bullet"/>
+      <w:lvlText w:val="o"/>
+      <w:lvlJc w:val="left"/>
+      <w:pPr>
+        <w:ind w:left="3660" w:hanging="360"/>
+      </w:pPr>
+      <w:rPr>
+        <w:rFonts w:ascii="Courier New" w:hAnsi="Courier New" w:cs="Courier New" w:hint="default"/>
+      </w:rPr>
+    </w:lvl>
+    <w:lvl w:ilvl="5" w:tplc="08090005" w:tentative="1">
+      <w:start w:val="1"/>
+      <w:numFmt w:val="bullet"/>
+      <w:lvlText w:val=""/>
+      <w:lvlJc w:val="left"/>
+      <w:pPr>
+        <w:ind w:left="4380" w:hanging="360"/>
+      </w:pPr>
+      <w:rPr>
+        <w:rFonts w:ascii="Wingdings" w:hAnsi="Wingdings" w:hint="default"/>
+      </w:rPr>
+    </w:lvl>
+    <w:lvl w:ilvl="6" w:tplc="08090001" w:tentative="1">
+      <w:start w:val="1"/>
+      <w:numFmt w:val="bullet"/>
+      <w:lvlText w:val=""/>
+      <w:lvlJc w:val="left"/>
+      <w:pPr>
+        <w:ind w:left="5100" w:hanging="360"/>
+      </w:pPr>
+      <w:rPr>
+        <w:rFonts w:ascii="Symbol" w:hAnsi="Symbol" w:hint="default"/>
+      </w:rPr>
+    </w:lvl>
+    <w:lvl w:ilvl="7" w:tplc="08090003" w:tentative="1">
+      <w:start w:val="1"/>
+      <w:numFmt w:val="bullet"/>
+      <w:lvlText w:val="o"/>
+      <w:lvlJc w:val="left"/>
+      <w:pPr>
+        <w:ind w:left="5820" w:hanging="360"/>
+      </w:pPr>
+      <w:rPr>
+        <w:rFonts w:ascii="Courier New" w:hAnsi="Courier New" w:cs="Courier New" w:hint="default"/>
+      </w:rPr>
+    </w:lvl>
+    <w:lvl w:ilvl="8" w:tplc="08090005" w:tentative="1">
+      <w:start w:val="1"/>
+      <w:numFmt w:val="bullet"/>
+      <w:lvlText w:val=""/>
+      <w:lvlJc w:val="left"/>
+      <w:pPr>
+        <w:ind w:left="6540" w:hanging="360"/>
+      </w:pPr>
+      <w:rPr>
+        <w:rFonts w:ascii="Wingdings" w:hAnsi="Wingdings" w:hint="default"/>
+      </w:rPr>
+    </w:lvl>
+  </w:abstractNum>
+  <w:num w:numId="1">
+    <w:abstractNumId w:val="0"/>
+  </w:num>
+  <w:num w:numId="2">
+    <w:abstractNumId w:val="1"/>
+  </w:num>
+</w:numbering>
 </file>
 
 <file path=word/styles.xml><?xml version="1.0" encoding="utf-8"?>
@@ -1113,6 +1896,36 @@
       <w:szCs w:val="16"/>
     </w:rPr>
   </w:style>
+  <w:style w:type="paragraph" w:styleId="Caption">
+    <w:name w:val="caption"/>
+    <w:basedOn w:val="Normal"/>
+    <w:next w:val="Normal"/>
+    <w:uiPriority w:val="35"/>
+    <w:unhideWhenUsed/>
+    <w:qFormat/>
+    <w:rsid w:val="00295D9F"/>
+    <w:pPr>
+      <w:spacing w:line="240" w:lineRule="auto"/>
+    </w:pPr>
+    <w:rPr>
+      <w:b/>
+      <w:bCs/>
+      <w:color w:val="4F81BD" w:themeColor="accent1"/>
+      <w:sz w:val="18"/>
+      <w:szCs w:val="18"/>
+    </w:rPr>
+  </w:style>
+  <w:style w:type="paragraph" w:styleId="ListParagraph">
+    <w:name w:val="List Paragraph"/>
+    <w:basedOn w:val="Normal"/>
+    <w:uiPriority w:val="34"/>
+    <w:qFormat/>
+    <w:rsid w:val="00B84D43"/>
+    <w:pPr>
+      <w:ind w:left="720"/>
+      <w:contextualSpacing/>
+    </w:pPr>
+  </w:style>
 </w:styles>
 </file>
 
@@ -1460,6 +2273,36 @@
       <w:sz w:val="16"/>
       <w:szCs w:val="16"/>
     </w:rPr>
+  </w:style>
+  <w:style w:type="paragraph" w:styleId="Caption">
+    <w:name w:val="caption"/>
+    <w:basedOn w:val="Normal"/>
+    <w:next w:val="Normal"/>
+    <w:uiPriority w:val="35"/>
+    <w:unhideWhenUsed/>
+    <w:qFormat/>
+    <w:rsid w:val="00295D9F"/>
+    <w:pPr>
+      <w:spacing w:line="240" w:lineRule="auto"/>
+    </w:pPr>
+    <w:rPr>
+      <w:b/>
+      <w:bCs/>
+      <w:color w:val="4F81BD" w:themeColor="accent1"/>
+      <w:sz w:val="18"/>
+      <w:szCs w:val="18"/>
+    </w:rPr>
+  </w:style>
+  <w:style w:type="paragraph" w:styleId="ListParagraph">
+    <w:name w:val="List Paragraph"/>
+    <w:basedOn w:val="Normal"/>
+    <w:uiPriority w:val="34"/>
+    <w:qFormat/>
+    <w:rsid w:val="00B84D43"/>
+    <w:pPr>
+      <w:ind w:left="720"/>
+      <w:contextualSpacing/>
+    </w:pPr>
   </w:style>
 </w:styles>
 </file>
@@ -1747,4 +2590,16 @@
   <a:objectDefaults/>
   <a:extraClrSchemeLst/>
 </a:theme>
+</file>
+
+<file path=customXml/item1.xml><?xml version="1.0" encoding="utf-8"?>
+<b:Sources xmlns:b="http://schemas.openxmlformats.org/officeDocument/2006/bibliography" xmlns="http://schemas.openxmlformats.org/officeDocument/2006/bibliography" SelectedStyle="\APA.XSL" StyleName="APA"/>
+</file>
+
+<file path=customXml/itemProps1.xml><?xml version="1.0" encoding="utf-8"?>
+<ds:datastoreItem xmlns:ds="http://schemas.openxmlformats.org/officeDocument/2006/customXml" ds:itemID="{C29E4BA0-BAB7-49BF-B4A0-0B87299FA45D}">
+  <ds:schemaRefs>
+    <ds:schemaRef ds:uri="http://schemas.openxmlformats.org/officeDocument/2006/bibliography"/>
+  </ds:schemaRefs>
+</ds:datastoreItem>
 </file>
--- a/Sources Internal/Plugins/EwESampleRecorder/Documentation/EcoSampler.docx
+++ b/Sources Internal/Plugins/EwESampleRecorder/Documentation/EcoSampler.docx
@@ -11,12 +11,130 @@
       <w:bookmarkStart w:id="0" w:name="h.dbn4xe2c6rlb" w:colFirst="0" w:colLast="0"/>
       <w:bookmarkEnd w:id="0"/>
       <w:r>
-        <w:t>Using the EwE uncertainty sampler</w:t>
-      </w:r>
-    </w:p>
-    <w:p>
-      <w:r>
-        <w:t>EcoSampler is a utility for Ecopath with Ecosim that records and runs alternate balanced Ecopath parameter sets for a model to test parameter uncertainty. Each alternate balanced model is referred to as a ‘sample’ within the EcoSampler documentation.</w:t>
+        <w:t xml:space="preserve">Using </w:t>
+      </w:r>
+      <w:proofErr w:type="spellStart"/>
+      <w:r>
+        <w:t>Ecosampler</w:t>
+      </w:r>
+      <w:proofErr w:type="spellEnd"/>
+      <w:r>
+        <w:t xml:space="preserve"> – the </w:t>
+      </w:r>
+      <w:r>
+        <w:t>EwE uncertainty sampler</w:t>
+      </w:r>
+    </w:p>
+    <w:p>
+      <w:proofErr w:type="spellStart"/>
+      <w:r>
+        <w:t>Ecosampler</w:t>
+      </w:r>
+      <w:proofErr w:type="spellEnd"/>
+      <w:r>
+        <w:t xml:space="preserve"> is a </w:t>
+      </w:r>
+      <w:r>
+        <w:t>is a light-weight</w:t>
+      </w:r>
+      <w:r>
+        <w:t xml:space="preserve"> </w:t>
+      </w:r>
+      <w:r>
+        <w:t xml:space="preserve">utility for </w:t>
+      </w:r>
+      <w:r>
+        <w:t xml:space="preserve">the </w:t>
+      </w:r>
+      <w:proofErr w:type="spellStart"/>
+      <w:r>
+        <w:t>Ecopath</w:t>
+      </w:r>
+      <w:proofErr w:type="spellEnd"/>
+      <w:r>
+        <w:t xml:space="preserve"> with </w:t>
+      </w:r>
+      <w:proofErr w:type="spellStart"/>
+      <w:r>
+        <w:t>Ecosim</w:t>
+      </w:r>
+      <w:proofErr w:type="spellEnd"/>
+      <w:r>
+        <w:t xml:space="preserve"> that records and runs alternate balanced </w:t>
+      </w:r>
+      <w:proofErr w:type="spellStart"/>
+      <w:r>
+        <w:t>Ecopath</w:t>
+      </w:r>
+      <w:proofErr w:type="spellEnd"/>
+      <w:r>
+        <w:t xml:space="preserve"> parameter sets</w:t>
+      </w:r>
+      <w:r>
+        <w:t>, referred to as ‘samples’,</w:t>
+      </w:r>
+      <w:r>
+        <w:t xml:space="preserve"> </w:t>
+      </w:r>
+      <w:r>
+        <w:t>to test parameter uncertainty.</w:t>
+      </w:r>
+    </w:p>
+    <w:p>
+      <w:pPr>
+        <w:pStyle w:val="Heading2"/>
+      </w:pPr>
+      <w:r>
+        <w:t>Installation</w:t>
+      </w:r>
+    </w:p>
+    <w:p>
+      <w:r>
+        <w:t>Although</w:t>
+      </w:r>
+      <w:r>
+        <w:t xml:space="preserve"> </w:t>
+      </w:r>
+      <w:r>
+        <w:t xml:space="preserve">its core </w:t>
+      </w:r>
+      <w:r>
+        <w:t xml:space="preserve">logic is included </w:t>
+      </w:r>
+      <w:r>
+        <w:t xml:space="preserve">with </w:t>
+      </w:r>
+      <w:r>
+        <w:t xml:space="preserve">the EwE </w:t>
+      </w:r>
+      <w:r>
+        <w:t>libraries</w:t>
+      </w:r>
+      <w:r>
+        <w:t xml:space="preserve">, the </w:t>
+      </w:r>
+      <w:proofErr w:type="spellStart"/>
+      <w:r>
+        <w:t>Ecosampler</w:t>
+      </w:r>
+      <w:proofErr w:type="spellEnd"/>
+      <w:r>
+        <w:t xml:space="preserve"> plug-in</w:t>
+      </w:r>
+      <w:r>
+        <w:t xml:space="preserve"> </w:t>
+      </w:r>
+      <w:r>
+        <w:t>is needed interact with the graphical user interface</w:t>
+      </w:r>
+      <w:r>
+        <w:t>.</w:t>
+      </w:r>
+      <w:r>
+        <w:t xml:space="preserve"> The plug-in can be obtained on request to ewedevteam@gmail.com</w:t>
+      </w:r>
+      <w:r>
+        <w:t>.</w:t>
       </w:r>
     </w:p>
     <w:p>
@@ -27,280 +145,13 @@
       <w:bookmarkStart w:id="1" w:name="h.x4tf3lmyemyr" w:colFirst="0" w:colLast="0"/>
       <w:bookmarkEnd w:id="1"/>
       <w:r>
-        <w:t>User Interface</w:t>
-      </w:r>
-    </w:p>
-    <w:p>
-      <w:r>
-        <w:t xml:space="preserve">The </w:t>
-      </w:r>
-      <w:r>
-        <w:t xml:space="preserve">EcoSample </w:t>
-      </w:r>
-      <w:r>
-        <w:t xml:space="preserve">user interface </w:t>
-      </w:r>
-      <w:r>
-        <w:t>is launched by choosing “Main menu &gt; Ecopath &gt; Record balanced models from M</w:t>
-      </w:r>
-      <w:r>
-        <w:t>onte Carlo” (</w:t>
-      </w:r>
-      <w:r>
-        <w:fldChar w:fldCharType="begin"/>
-      </w:r>
-      <w:r>
-        <w:instrText xml:space="preserve"> REF _Ref463293942 \h </w:instrText>
-      </w:r>
-      <w:r>
-        <w:fldChar w:fldCharType="separate"/>
-      </w:r>
-      <w:r>
-        <w:t xml:space="preserve">Figure </w:t>
-      </w:r>
-      <w:r>
-        <w:rPr>
-          <w:noProof/>
-        </w:rPr>
-        <w:t>1</w:t>
-      </w:r>
-      <w:r>
-        <w:fldChar w:fldCharType="end"/>
-      </w:r>
-      <w:r>
-        <w:t>).</w:t>
-      </w:r>
-    </w:p>
-    <w:p>
-      <w:pPr>
-        <w:keepNext/>
-      </w:pPr>
-      <w:r>
-        <w:rPr>
-          <w:noProof/>
-        </w:rPr>
-        <w:drawing>
-          <wp:inline distT="114300" distB="114300" distL="114300" distR="114300" wp14:anchorId="2B483D1A" wp14:editId="0D5CDE19">
-            <wp:extent cx="5734050" cy="1676400"/>
-            <wp:effectExtent l="0" t="0" r="0" b="0"/>
-            <wp:docPr id="1" name="image02.png" descr="UI-start.png"/>
-            <wp:cNvGraphicFramePr/>
-            <a:graphic xmlns:a="http://schemas.openxmlformats.org/drawingml/2006/main">
-              <a:graphicData uri="http://schemas.openxmlformats.org/drawingml/2006/picture">
-                <pic:pic xmlns:pic="http://schemas.openxmlformats.org/drawingml/2006/picture">
-                  <pic:nvPicPr>
-                    <pic:cNvPr id="0" name="image02.png" descr="UI-start.png"/>
-                    <pic:cNvPicPr preferRelativeResize="0"/>
-                  </pic:nvPicPr>
-                  <pic:blipFill>
-                    <a:blip r:embed="rId7"/>
-                    <a:srcRect b="61147"/>
-                    <a:stretch>
-                      <a:fillRect/>
-                    </a:stretch>
-                  </pic:blipFill>
-                  <pic:spPr>
-                    <a:xfrm>
-                      <a:off x="0" y="0"/>
-                      <a:ext cx="5734050" cy="1676400"/>
-                    </a:xfrm>
-                    <a:prstGeom prst="rect">
-                      <a:avLst/>
-                    </a:prstGeom>
-                    <a:ln/>
-                  </pic:spPr>
-                </pic:pic>
-              </a:graphicData>
-            </a:graphic>
-          </wp:inline>
-        </w:drawing>
-      </w:r>
-    </w:p>
-    <w:p>
-      <w:pPr>
-        <w:pStyle w:val="Caption"/>
-      </w:pPr>
-      <w:bookmarkStart w:id="2" w:name="_Ref463293942"/>
-      <w:r>
-        <w:t xml:space="preserve">Figure </w:t>
-      </w:r>
-      <w:fldSimple w:instr=" SEQ Figure \* ARABIC ">
-        <w:r>
-          <w:rPr>
-            <w:noProof/>
-          </w:rPr>
-          <w:t>1</w:t>
-        </w:r>
-      </w:fldSimple>
-      <w:bookmarkEnd w:id="2"/>
-      <w:r>
-        <w:t xml:space="preserve"> - Launching the EcoSampler</w:t>
-      </w:r>
-      <w:r>
-        <w:rPr>
-          <w:noProof/>
-        </w:rPr>
-        <w:t xml:space="preserve"> interface</w:t>
-      </w:r>
-    </w:p>
-    <w:p>
-      <w:r>
-        <w:t xml:space="preserve">The </w:t>
-      </w:r>
-      <w:r>
-        <w:t>EcoSampler i</w:t>
-      </w:r>
-      <w:r>
-        <w:t xml:space="preserve">nterface </w:t>
-      </w:r>
-      <w:r>
-        <w:t>(</w:t>
-      </w:r>
-      <w:r>
-        <w:fldChar w:fldCharType="begin"/>
-      </w:r>
-      <w:r>
-        <w:instrText xml:space="preserve"> REF _Ref463294003 \h </w:instrText>
-      </w:r>
-      <w:r>
-        <w:fldChar w:fldCharType="separate"/>
-      </w:r>
-      <w:r>
-        <w:t xml:space="preserve">Figure </w:t>
-      </w:r>
-      <w:r>
-        <w:rPr>
-          <w:noProof/>
-        </w:rPr>
-        <w:t>2</w:t>
-      </w:r>
-      <w:r>
-        <w:fldChar w:fldCharType="end"/>
-      </w:r>
-      <w:r>
-        <w:t>) offers the following elements</w:t>
-      </w:r>
-      <w:r>
-        <w:rPr>
-          <w:noProof/>
-        </w:rPr>
-        <mc:AlternateContent>
-          <mc:Choice Requires="wps">
-            <w:drawing>
-              <wp:anchor distT="0" distB="0" distL="114300" distR="114300" simplePos="0" relativeHeight="251661312" behindDoc="0" locked="0" layoutInCell="1" allowOverlap="1" wp14:anchorId="15A7124E" wp14:editId="4575F5FB">
-                <wp:simplePos x="0" y="0"/>
-                <wp:positionH relativeFrom="column">
-                  <wp:posOffset>3457575</wp:posOffset>
-                </wp:positionH>
-                <wp:positionV relativeFrom="paragraph">
-                  <wp:posOffset>3805555</wp:posOffset>
-                </wp:positionV>
-                <wp:extent cx="2159000" cy="635"/>
-                <wp:effectExtent l="0" t="0" r="0" b="0"/>
-                <wp:wrapSquare wrapText="bothSides"/>
-                <wp:docPr id="9" name="Text Box 9"/>
-                <wp:cNvGraphicFramePr/>
-                <a:graphic xmlns:a="http://schemas.openxmlformats.org/drawingml/2006/main">
-                  <a:graphicData uri="http://schemas.microsoft.com/office/word/2010/wordprocessingShape">
-                    <wps:wsp>
-                      <wps:cNvSpPr txBox="1"/>
-                      <wps:spPr>
-                        <a:xfrm>
-                          <a:off x="0" y="0"/>
-                          <a:ext cx="2159000" cy="635"/>
-                        </a:xfrm>
-                        <a:prstGeom prst="rect">
-                          <a:avLst/>
-                        </a:prstGeom>
-                        <a:solidFill>
-                          <a:prstClr val="white"/>
-                        </a:solidFill>
-                        <a:ln>
-                          <a:noFill/>
-                        </a:ln>
-                        <a:effectLst/>
-                      </wps:spPr>
-                      <wps:txbx>
-                        <w:txbxContent>
-                          <w:p>
-                            <w:pPr>
-                              <w:pStyle w:val="Caption"/>
-                              <w:rPr>
-                                <w:color w:val="000000"/>
-                              </w:rPr>
-                            </w:pPr>
-                            <w:bookmarkStart w:id="3" w:name="_Ref463294003"/>
-                            <w:r>
-                              <w:t xml:space="preserve">Figure </w:t>
-                            </w:r>
-                            <w:fldSimple w:instr=" SEQ Figure \* ARABIC ">
-                              <w:r>
-                                <w:rPr>
-                                  <w:noProof/>
-                                </w:rPr>
-                                <w:t>2</w:t>
-                              </w:r>
-                            </w:fldSimple>
-                            <w:bookmarkEnd w:id="3"/>
-                            <w:r>
-                              <w:t xml:space="preserve"> - EcoSampler main interface</w:t>
-                            </w:r>
-                          </w:p>
-                        </w:txbxContent>
-                      </wps:txbx>
-                      <wps:bodyPr rot="0" spcFirstLastPara="0" vertOverflow="overflow" horzOverflow="overflow" vert="horz" wrap="square" lIns="0" tIns="0" rIns="0" bIns="0" numCol="1" spcCol="0" rtlCol="0" fromWordArt="0" anchor="t" anchorCtr="0" forceAA="0" compatLnSpc="1">
-                        <a:prstTxWarp prst="textNoShape">
-                          <a:avLst/>
-                        </a:prstTxWarp>
-                        <a:spAutoFit/>
-                      </wps:bodyPr>
-                    </wps:wsp>
-                  </a:graphicData>
-                </a:graphic>
-              </wp:anchor>
-            </w:drawing>
-          </mc:Choice>
-          <mc:Fallback>
-            <w:pict>
-              <v:shapetype id="_x0000_t202" coordsize="21600,21600" o:spt="202" path="m,l,21600r21600,l21600,xe">
-                <v:stroke joinstyle="miter"/>
-                <v:path gradientshapeok="t" o:connecttype="rect"/>
-              </v:shapetype>
-              <v:shape id="Text Box 9" o:spid="_x0000_s1026" type="#_x0000_t202" style="position:absolute;margin-left:272.25pt;margin-top:299.65pt;width:170pt;height:.05pt;z-index:251661312;visibility:visible;mso-wrap-style:square;mso-wrap-distance-left:9pt;mso-wrap-distance-top:0;mso-wrap-distance-right:9pt;mso-wrap-distance-bottom:0;mso-position-horizontal:absolute;mso-position-horizontal-relative:text;mso-position-vertical:absolute;mso-position-vertical-relative:text;v-text-anchor:top" o:gfxdata="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" stroked="f">
-                <v:textbox style="mso-fit-shape-to-text:t" inset="0,0,0,0">
-                  <w:txbxContent>
-                    <w:p>
-                      <w:pPr>
-                        <w:pStyle w:val="Caption"/>
-                        <w:rPr>
-                          <w:color w:val="000000"/>
-                        </w:rPr>
-                      </w:pPr>
-                      <w:bookmarkStart w:id="4" w:name="_Ref463294003"/>
-                      <w:r>
-                        <w:t xml:space="preserve">Figure </w:t>
-                      </w:r>
-                      <w:fldSimple w:instr=" SEQ Figure \* ARABIC ">
-                        <w:r>
-                          <w:rPr>
-                            <w:noProof/>
-                          </w:rPr>
-                          <w:t>2</w:t>
-                        </w:r>
-                      </w:fldSimple>
-                      <w:bookmarkEnd w:id="4"/>
-                      <w:r>
-                        <w:t xml:space="preserve"> - EcoSampler main interface</w:t>
-                      </w:r>
-                    </w:p>
-                  </w:txbxContent>
-                </v:textbox>
-                <w10:wrap type="square"/>
-              </v:shape>
-            </w:pict>
-          </mc:Fallback>
-        </mc:AlternateContent>
-      </w:r>
+        <w:t>Interface</w:t>
+      </w:r>
+    </w:p>
+    <w:p>
+      <w:pPr>
+        <w:framePr w:w="3738" w:h="6691" w:hSpace="181" w:wrap="around" w:vAnchor="text" w:hAnchor="page" w:x="6720" w:y="-703"/>
+      </w:pPr>
       <w:r>
         <w:rPr>
           <w:noProof/>
@@ -308,16 +159,16 @@
         <mc:AlternateContent>
           <mc:Choice Requires="wpg">
             <w:drawing>
-              <wp:anchor distT="114300" distB="114300" distL="114300" distR="114300" simplePos="0" relativeHeight="251658240" behindDoc="1" locked="0" layoutInCell="0" hidden="0" allowOverlap="1" wp14:anchorId="3BA64BA9" wp14:editId="75B16064">
+              <wp:anchor distT="114300" distB="114300" distL="114300" distR="114300" simplePos="0" relativeHeight="251658240" behindDoc="1" locked="0" layoutInCell="0" hidden="0" allowOverlap="1" wp14:anchorId="34CA0EBE" wp14:editId="46A46232">
                 <wp:simplePos x="0" y="0"/>
                 <wp:positionH relativeFrom="margin">
-                  <wp:posOffset>3457575</wp:posOffset>
+                  <wp:posOffset>3486150</wp:posOffset>
                 </wp:positionH>
                 <wp:positionV relativeFrom="paragraph">
-                  <wp:posOffset>190500</wp:posOffset>
+                  <wp:posOffset>-355600</wp:posOffset>
                 </wp:positionV>
-                <wp:extent cx="2159391" cy="3558433"/>
-                <wp:effectExtent l="0" t="0" r="0" b="4445"/>
+                <wp:extent cx="2162175" cy="3562350"/>
+                <wp:effectExtent l="0" t="0" r="9525" b="0"/>
                 <wp:wrapSquare wrapText="bothSides" distT="114300" distB="114300" distL="114300" distR="114300"/>
                 <wp:docPr id="3" name="Group 3"/>
                 <wp:cNvGraphicFramePr/>
@@ -328,7 +179,7 @@
                       <wpg:grpSpPr>
                         <a:xfrm>
                           <a:off x="0" y="0"/>
-                          <a:ext cx="2156917" cy="3558433"/>
+                          <a:ext cx="2162175" cy="3562350"/>
                           <a:chOff x="3286200" y="1438275"/>
                           <a:chExt cx="2682898" cy="4438650"/>
                         </a:xfrm>
@@ -339,7 +190,7 @@
                           <pic:cNvPicPr preferRelativeResize="0"/>
                         </pic:nvPicPr>
                         <pic:blipFill>
-                          <a:blip r:embed="rId8">
+                          <a:blip r:embed="rId7">
                             <a:extLst>
                               <a:ext uri="{28A0092B-C50C-407E-A947-70E740481C1C}">
                                 <a14:useLocalDpi xmlns:a14="http://schemas.microsoft.com/office/drawing/2010/main" val="0"/>
@@ -544,7 +395,7 @@
           </mc:Choice>
           <mc:Fallback>
             <w:pict>
-              <v:group id="Group 3" o:spid="_x0000_s1026" style="position:absolute;margin-left:272.25pt;margin-top:15pt;width:170.05pt;height:280.2pt;z-index:-251658240;mso-wrap-distance-top:9pt;mso-wrap-distance-bottom:9pt;mso-position-horizontal-relative:margin" coordorigin="32862,14382" coordsize="26828,44386" o:gfxdata="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" o:allowincell="f">
+              <v:group id="Group 3" o:spid="_x0000_s1026" style="position:absolute;margin-left:274.5pt;margin-top:-28pt;width:170.25pt;height:280.5pt;z-index:-251658240;mso-wrap-distance-top:9pt;mso-wrap-distance-bottom:9pt;mso-position-horizontal-relative:margin" coordorigin="32862,14382" coordsize="26828,44386" o:gfxdata="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" o:allowincell="f">
                 <v:shapetype id="_x0000_t75" coordsize="21600,21600" o:spt="75" o:preferrelative="t" path="m@4@5l@4@11@9@11@9@5xe" filled="f" stroked="f">
                   <v:stroke joinstyle="miter"/>
                   <v:formulas>
@@ -565,7 +416,7 @@
                   <o:lock v:ext="edit" aspectratio="t"/>
                 </v:shapetype>
                 <v:shape id="Shape 2" o:spid="_x0000_s1027" type="#_x0000_t75" style="position:absolute;left:37845;top:14382;width:21845;height:44387;visibility:visible;mso-wrap-style:square" o:preferrelative="f" o:gfxdata="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">
-                  <v:imagedata r:id="rId9" o:title=""/>
+                  <v:imagedata r:id="rId8" o:title=""/>
                 </v:shape>
                 <v:oval id="Oval 4" o:spid="_x0000_s1028" style="position:absolute;left:32862;top:15335;width:3618;height:3618;visibility:visible;mso-wrap-style:square;v-text-anchor:middle" o:gfxdata="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" fillcolor="#cfe2f3">
                   <v:textbox inset="0,0,0,0">
@@ -650,154 +501,24 @@
         </mc:AlternateContent>
       </w:r>
       <w:r>
-        <w:t>:</w:t>
-      </w:r>
-    </w:p>
-    <w:p>
-      <w:r>
-        <w:t>1: Main toolbar, containing:</w:t>
-      </w:r>
-    </w:p>
-    <w:p>
-      <w:r>
-        <w:t xml:space="preserve">A record button </w:t>
-      </w:r>
-      <w:r>
-        <w:t>(on/off)</w:t>
-      </w:r>
-      <w:r>
-        <w:t xml:space="preserve">. </w:t>
-      </w:r>
-      <w:r>
-        <w:t xml:space="preserve">While recording, EcoSampler will listen to the execution of the regular </w:t>
-      </w:r>
-      <w:r>
-        <w:t xml:space="preserve">Monte Carlo </w:t>
-      </w:r>
-      <w:r>
-        <w:t>routines. As soon as Monte Carlo finds an alternate balanced model, EcoSampler will store the Monte Carlo parameter set</w:t>
-      </w:r>
-      <w:r>
-        <w:t xml:space="preserve"> </w:t>
-      </w:r>
-      <w:r>
-        <w:t xml:space="preserve">as a “sample” in the </w:t>
-      </w:r>
-      <w:r>
-        <w:t>EwE model database.</w:t>
-      </w:r>
-    </w:p>
-    <w:p>
-      <w:r>
-        <w:t>Import facilities to import samples from other EwE models.</w:t>
-      </w:r>
-    </w:p>
-    <w:p>
-      <w:r>
-        <w:t xml:space="preserve">2: List of </w:t>
-      </w:r>
-      <w:r>
-        <w:t xml:space="preserve">recorded </w:t>
-      </w:r>
-      <w:r>
-        <w:t>samples, showing, for each sample, a sequential number, the data and computer system the sample was recorded on, and whether a sample is currently loaded in the EwE user interface.</w:t>
-      </w:r>
-    </w:p>
-    <w:p>
-      <w:r>
-        <w:t>3: Controls to load or delete selected samples.</w:t>
-      </w:r>
-    </w:p>
-    <w:p>
-      <w:r>
-        <w:t xml:space="preserve">4: </w:t>
-      </w:r>
-      <w:r>
-        <w:t>A b</w:t>
-      </w:r>
-      <w:r>
-        <w:t>atch run control panel that loads and runs a selected number of samples through EwE.</w:t>
-      </w:r>
-    </w:p>
-    <w:p>
-      <w:pPr>
-        <w:pStyle w:val="Heading2"/>
-        <w:contextualSpacing w:val="0"/>
-      </w:pPr>
-      <w:bookmarkStart w:id="5" w:name="h.vlq3lgknrsfn" w:colFirst="0" w:colLast="0"/>
-      <w:bookmarkEnd w:id="5"/>
-      <w:r>
-        <w:lastRenderedPageBreak/>
-        <w:t>Recording samples</w:t>
-      </w:r>
-    </w:p>
-    <w:p>
-      <w:r>
-        <w:t>While recording</w:t>
-      </w:r>
-      <w:r>
-        <w:t xml:space="preserve">, EcoSampler </w:t>
-      </w:r>
-      <w:r>
-        <w:t xml:space="preserve">saves </w:t>
-      </w:r>
-      <w:r>
-        <w:t>alternate mass-balanced models generated by the EwE Monte Carlo routines. Samples are stored within the EwE model file.</w:t>
-      </w:r>
-    </w:p>
-    <w:p>
-      <w:r>
-        <w:t>To activate EcoSampler recording, make sure the “Record” button is pressed. The record button is red when active</w:t>
-      </w:r>
-      <w:r>
-        <w:t xml:space="preserve"> (see </w:t>
-      </w:r>
-      <w:r>
-        <w:fldChar w:fldCharType="begin"/>
-      </w:r>
-      <w:r>
-        <w:instrText xml:space="preserve"> REF _Ref463294383 \h </w:instrText>
-      </w:r>
-      <w:r>
-        <w:fldChar w:fldCharType="separate"/>
-      </w:r>
-      <w:r>
-        <w:t xml:space="preserve">Figure </w:t>
-      </w:r>
-      <w:r>
-        <w:rPr>
-          <w:noProof/>
-        </w:rPr>
-        <w:t>3</w:t>
-      </w:r>
-      <w:r>
-        <w:fldChar w:fldCharType="end"/>
-      </w:r>
-      <w:r>
-        <w:t>)</w:t>
-      </w:r>
-      <w:r>
-        <w:t xml:space="preserve">, and black when inactive. </w:t>
-      </w:r>
-      <w:r>
         <w:rPr>
           <w:noProof/>
         </w:rPr>
         <mc:AlternateContent>
           <mc:Choice Requires="wps">
             <w:drawing>
-              <wp:anchor distT="0" distB="0" distL="114300" distR="114300" simplePos="0" relativeHeight="251663360" behindDoc="0" locked="0" layoutInCell="1" allowOverlap="1" wp14:anchorId="11E0ED0B" wp14:editId="7CF27B29">
+              <wp:anchor distT="0" distB="0" distL="114300" distR="114300" simplePos="0" relativeHeight="251667456" behindDoc="0" locked="0" layoutInCell="1" allowOverlap="1" wp14:anchorId="2B57E378" wp14:editId="65BE3B1F">
                 <wp:simplePos x="0" y="0"/>
                 <wp:positionH relativeFrom="column">
-                  <wp:posOffset>3324225</wp:posOffset>
+                  <wp:posOffset>66675</wp:posOffset>
                 </wp:positionH>
                 <wp:positionV relativeFrom="paragraph">
-                  <wp:posOffset>5114925</wp:posOffset>
+                  <wp:posOffset>3275330</wp:posOffset>
                 </wp:positionV>
-                <wp:extent cx="2190750" cy="635"/>
-                <wp:effectExtent l="0" t="0" r="0" b="0"/>
+                <wp:extent cx="2162175" cy="635"/>
+                <wp:effectExtent l="0" t="0" r="9525" b="0"/>
                 <wp:wrapSquare wrapText="bothSides"/>
-                <wp:docPr id="10" name="Text Box 10"/>
+                <wp:docPr id="1" name="Text Box 1"/>
                 <wp:cNvGraphicFramePr/>
                 <a:graphic xmlns:a="http://schemas.openxmlformats.org/drawingml/2006/main">
                   <a:graphicData uri="http://schemas.microsoft.com/office/word/2010/wordprocessingShape">
@@ -806,7 +527,7 @@
                       <wps:spPr>
                         <a:xfrm>
                           <a:off x="0" y="0"/>
-                          <a:ext cx="2190750" cy="635"/>
+                          <a:ext cx="2162175" cy="635"/>
                         </a:xfrm>
                         <a:prstGeom prst="rect">
                           <a:avLst/>
@@ -825,24 +546,43 @@
                             <w:pPr>
                               <w:pStyle w:val="Caption"/>
                               <w:rPr>
+                                <w:noProof/>
                                 <w:color w:val="000000"/>
                               </w:rPr>
                             </w:pPr>
-                            <w:bookmarkStart w:id="6" w:name="_Ref463294383"/>
+                            <w:bookmarkStart w:id="2" w:name="_Ref463352122"/>
                             <w:r>
                               <w:t xml:space="preserve">Figure </w:t>
                             </w:r>
-                            <w:fldSimple w:instr=" SEQ Figure \* ARABIC ">
-                              <w:r>
-                                <w:rPr>
-                                  <w:noProof/>
-                                </w:rPr>
-                                <w:t>3</w:t>
-                              </w:r>
-                            </w:fldSimple>
-                            <w:bookmarkEnd w:id="6"/>
                             <w:r>
-                              <w:t xml:space="preserve"> - Recording samples</w:t>
+                              <w:fldChar w:fldCharType="begin"/>
+                            </w:r>
+                            <w:r>
+                              <w:instrText xml:space="preserve"> SEQ Figure \* ARABIC </w:instrText>
+                            </w:r>
+                            <w:r>
+                              <w:fldChar w:fldCharType="separate"/>
+                            </w:r>
+                            <w:r>
+                              <w:rPr>
+                                <w:noProof/>
+                              </w:rPr>
+                              <w:t>1</w:t>
+                            </w:r>
+                            <w:r>
+                              <w:fldChar w:fldCharType="end"/>
+                            </w:r>
+                            <w:bookmarkEnd w:id="2"/>
+                            <w:r>
+                              <w:t xml:space="preserve"> - </w:t>
+                            </w:r>
+                            <w:proofErr w:type="spellStart"/>
+                            <w:r>
+                              <w:t>Ecosampler</w:t>
+                            </w:r>
+                            <w:proofErr w:type="spellEnd"/>
+                            <w:r>
+                              <w:t xml:space="preserve"> interface: 1) toolbar, 2) Samples list, 3) Sample management, 4) Run panel</w:t>
                             </w:r>
                           </w:p>
                         </w:txbxContent>
@@ -861,31 +601,54 @@
           </mc:Choice>
           <mc:Fallback>
             <w:pict>
-              <v:shape id="Text Box 10" o:spid="_x0000_s1033" type="#_x0000_t202" style="position:absolute;margin-left:261.75pt;margin-top:402.75pt;width:172.5pt;height:.05pt;z-index:251663360;visibility:visible;mso-wrap-style:square;mso-wrap-distance-left:9pt;mso-wrap-distance-top:0;mso-wrap-distance-right:9pt;mso-wrap-distance-bottom:0;mso-position-horizontal:absolute;mso-position-horizontal-relative:text;mso-position-vertical:absolute;mso-position-vertical-relative:text;v-text-anchor:top" o:gfxdata="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" stroked="f">
+              <v:shapetype id="_x0000_t202" coordsize="21600,21600" o:spt="202" path="m,l,21600r21600,l21600,xe">
+                <v:stroke joinstyle="miter"/>
+                <v:path gradientshapeok="t" o:connecttype="rect"/>
+              </v:shapetype>
+              <v:shape id="Text Box 1" o:spid="_x0000_s1032" type="#_x0000_t202" style="position:absolute;margin-left:5.25pt;margin-top:257.9pt;width:170.25pt;height:.05pt;z-index:251667456;visibility:visible;mso-wrap-style:square;mso-wrap-distance-left:9pt;mso-wrap-distance-top:0;mso-wrap-distance-right:9pt;mso-wrap-distance-bottom:0;mso-position-horizontal:absolute;mso-position-horizontal-relative:text;mso-position-vertical:absolute;mso-position-vertical-relative:text;v-text-anchor:top" o:gfxdata="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" stroked="f">
                 <v:textbox style="mso-fit-shape-to-text:t" inset="0,0,0,0">
                   <w:txbxContent>
                     <w:p>
                       <w:pPr>
                         <w:pStyle w:val="Caption"/>
                         <w:rPr>
+                          <w:noProof/>
                           <w:color w:val="000000"/>
                         </w:rPr>
                       </w:pPr>
-                      <w:bookmarkStart w:id="7" w:name="_Ref463294383"/>
+                      <w:bookmarkStart w:id="3" w:name="_Ref463352122"/>
                       <w:r>
                         <w:t xml:space="preserve">Figure </w:t>
                       </w:r>
-                      <w:fldSimple w:instr=" SEQ Figure \* ARABIC ">
-                        <w:r>
-                          <w:rPr>
-                            <w:noProof/>
-                          </w:rPr>
-                          <w:t>3</w:t>
-                        </w:r>
-                      </w:fldSimple>
-                      <w:bookmarkEnd w:id="7"/>
                       <w:r>
-                        <w:t xml:space="preserve"> - Recording samples</w:t>
+                        <w:fldChar w:fldCharType="begin"/>
+                      </w:r>
+                      <w:r>
+                        <w:instrText xml:space="preserve"> SEQ Figure \* ARABIC </w:instrText>
+                      </w:r>
+                      <w:r>
+                        <w:fldChar w:fldCharType="separate"/>
+                      </w:r>
+                      <w:r>
+                        <w:rPr>
+                          <w:noProof/>
+                        </w:rPr>
+                        <w:t>1</w:t>
+                      </w:r>
+                      <w:r>
+                        <w:fldChar w:fldCharType="end"/>
+                      </w:r>
+                      <w:bookmarkEnd w:id="3"/>
+                      <w:r>
+                        <w:t xml:space="preserve"> - </w:t>
+                      </w:r>
+                      <w:proofErr w:type="spellStart"/>
+                      <w:r>
+                        <w:t>Ecosampler</w:t>
+                      </w:r>
+                      <w:proofErr w:type="spellEnd"/>
+                      <w:r>
+                        <w:t xml:space="preserve"> interface: 1) toolbar, 2) Samples list, 3) Sample management, 4) Run panel</w:t>
                       </w:r>
                     </w:p>
                   </w:txbxContent>
@@ -896,53 +659,174 @@
           </mc:Fallback>
         </mc:AlternateContent>
       </w:r>
+    </w:p>
+    <w:p>
+      <w:r>
+        <w:t xml:space="preserve">The </w:t>
+      </w:r>
+      <w:proofErr w:type="spellStart"/>
+      <w:r>
+        <w:t>EcoSample</w:t>
+      </w:r>
+      <w:proofErr w:type="spellEnd"/>
+      <w:r>
+        <w:t xml:space="preserve"> </w:t>
+      </w:r>
+      <w:r>
+        <w:t xml:space="preserve">interface </w:t>
+      </w:r>
+      <w:r>
+        <w:t>is launched by choosing “</w:t>
+      </w:r>
+      <w:r>
+        <w:t>Navigator</w:t>
+      </w:r>
+      <w:r>
+        <w:t xml:space="preserve"> &gt; </w:t>
+      </w:r>
+      <w:r>
+        <w:t xml:space="preserve">Tools </w:t>
+      </w:r>
+      <w:r>
+        <w:t xml:space="preserve">&gt; </w:t>
+      </w:r>
+      <w:proofErr w:type="spellStart"/>
+      <w:r>
+        <w:t>Ecosampler</w:t>
+      </w:r>
+      <w:proofErr w:type="spellEnd"/>
+      <w:r>
+        <w:t xml:space="preserve">”. </w:t>
+      </w:r>
+      <w:r>
+        <w:t xml:space="preserve">The </w:t>
+      </w:r>
+      <w:proofErr w:type="spellStart"/>
+      <w:r>
+        <w:t>Ecosampler</w:t>
+      </w:r>
+      <w:proofErr w:type="spellEnd"/>
+      <w:r>
+        <w:t xml:space="preserve"> i</w:t>
+      </w:r>
+      <w:r>
+        <w:t xml:space="preserve">nterface </w:t>
+      </w:r>
+      <w:r>
+        <w:t xml:space="preserve">shown in </w:t>
+      </w:r>
+      <w:r>
+        <w:fldChar w:fldCharType="begin"/>
+      </w:r>
+      <w:r>
+        <w:instrText xml:space="preserve"> REF _Ref463352122 \h </w:instrText>
+      </w:r>
+      <w:r>
+        <w:fldChar w:fldCharType="separate"/>
+      </w:r>
+      <w:r>
+        <w:t xml:space="preserve">Figure </w:t>
+      </w:r>
       <w:r>
         <w:rPr>
           <w:noProof/>
         </w:rPr>
-        <w:drawing>
-          <wp:anchor distT="114300" distB="114300" distL="114300" distR="114300" simplePos="0" relativeHeight="251659264" behindDoc="0" locked="0" layoutInCell="0" hidden="0" allowOverlap="0">
-            <wp:simplePos x="0" y="0"/>
-            <wp:positionH relativeFrom="margin">
-              <wp:posOffset>3324225</wp:posOffset>
-            </wp:positionH>
-            <wp:positionV relativeFrom="paragraph">
-              <wp:posOffset>619125</wp:posOffset>
-            </wp:positionV>
-            <wp:extent cx="2190750" cy="4438650"/>
-            <wp:effectExtent l="0" t="0" r="0" b="0"/>
-            <wp:wrapSquare wrapText="bothSides" distT="114300" distB="114300" distL="114300" distR="114300"/>
-            <wp:docPr id="8" name="image03.png" descr="UI-layout-recorded.png"/>
-            <wp:cNvGraphicFramePr/>
-            <a:graphic xmlns:a="http://schemas.openxmlformats.org/drawingml/2006/main">
-              <a:graphicData uri="http://schemas.openxmlformats.org/drawingml/2006/picture">
-                <pic:pic xmlns:pic="http://schemas.openxmlformats.org/drawingml/2006/picture">
-                  <pic:nvPicPr>
-                    <pic:cNvPr id="0" name="image03.png" descr="UI-layout-recorded.png"/>
-                    <pic:cNvPicPr preferRelativeResize="0"/>
-                  </pic:nvPicPr>
-                  <pic:blipFill>
-                    <a:blip r:embed="rId10"/>
-                    <a:srcRect/>
-                    <a:stretch>
-                      <a:fillRect/>
-                    </a:stretch>
-                  </pic:blipFill>
-                  <pic:spPr>
-                    <a:xfrm>
-                      <a:off x="0" y="0"/>
-                      <a:ext cx="2190750" cy="4438650"/>
-                    </a:xfrm>
-                    <a:prstGeom prst="rect">
-                      <a:avLst/>
-                    </a:prstGeom>
-                    <a:ln/>
-                  </pic:spPr>
-                </pic:pic>
-              </a:graphicData>
-            </a:graphic>
-          </wp:anchor>
-        </w:drawing>
+        <w:t>1</w:t>
+      </w:r>
+      <w:r>
+        <w:fldChar w:fldCharType="end"/>
+      </w:r>
+      <w:r>
+        <w:t xml:space="preserve"> offers the following elements:</w:t>
+      </w:r>
+    </w:p>
+    <w:p>
+      <w:r>
+        <w:t>1</w:t>
+      </w:r>
+      <w:r>
+        <w:t xml:space="preserve">: </w:t>
+      </w:r>
+      <w:r>
+        <w:t>A t</w:t>
+      </w:r>
+      <w:r>
+        <w:t xml:space="preserve">ool bar with the following </w:t>
+      </w:r>
+      <w:r>
+        <w:t>facilities</w:t>
+      </w:r>
+      <w:r>
+        <w:t>:</w:t>
+      </w:r>
+    </w:p>
+    <w:p>
+      <w:proofErr w:type="gramStart"/>
+      <w:r>
+        <w:t>A record button</w:t>
+      </w:r>
+      <w:r>
+        <w:t xml:space="preserve"> to toggle</w:t>
+      </w:r>
+      <w:r>
+        <w:t xml:space="preserve"> recording on and off</w:t>
+      </w:r>
+      <w:r>
+        <w:t>.</w:t>
+      </w:r>
+      <w:proofErr w:type="gramEnd"/>
+      <w:r>
+        <w:t xml:space="preserve"> </w:t>
+      </w:r>
+    </w:p>
+    <w:p>
+      <w:r>
+        <w:t xml:space="preserve">Import facilities to import samples </w:t>
+      </w:r>
+      <w:r>
+        <w:t>stored elsewhere</w:t>
+      </w:r>
+      <w:r>
+        <w:t>.</w:t>
+      </w:r>
+    </w:p>
+    <w:p>
+      <w:r>
+        <w:t xml:space="preserve">2: </w:t>
+      </w:r>
+      <w:r>
+        <w:t>A l</w:t>
+      </w:r>
+      <w:r>
+        <w:t xml:space="preserve">ist of </w:t>
+      </w:r>
+      <w:r>
+        <w:t xml:space="preserve">recorded </w:t>
+      </w:r>
+      <w:r>
+        <w:t xml:space="preserve">samples, </w:t>
+      </w:r>
+      <w:r>
+        <w:t xml:space="preserve">with </w:t>
+      </w:r>
+      <w:r>
+        <w:t>for each sample, a sequential number, the data and computer system the sample was recorded on, and whether a sample is currently loaded in the EwE user interface.</w:t>
+      </w:r>
+    </w:p>
+    <w:p>
+      <w:r>
+        <w:t>3: Controls to load or delete selected samples.</w:t>
+      </w:r>
+    </w:p>
+    <w:p>
+      <w:r>
+        <w:t xml:space="preserve">4: </w:t>
+      </w:r>
+      <w:r>
+        <w:t>Controls to run a select</w:t>
+      </w:r>
+      <w:r>
+        <w:t xml:space="preserve"> number of samples through EwE.</w:t>
       </w:r>
     </w:p>
     <w:p>
@@ -950,26 +834,324 @@
         <w:pStyle w:val="Heading2"/>
         <w:contextualSpacing w:val="0"/>
       </w:pPr>
-      <w:bookmarkStart w:id="8" w:name="h.z4v56aogrrkc" w:colFirst="0" w:colLast="0"/>
-      <w:bookmarkEnd w:id="8"/>
+      <w:bookmarkStart w:id="4" w:name="h.vlq3lgknrsfn" w:colFirst="0" w:colLast="0"/>
+      <w:bookmarkEnd w:id="4"/>
+      <w:r>
+        <w:t>Recording samples</w:t>
+      </w:r>
+    </w:p>
+    <w:p>
+      <w:r>
+        <w:t xml:space="preserve">To </w:t>
+      </w:r>
+      <w:r>
+        <w:t xml:space="preserve">record samples </w:t>
+      </w:r>
+      <w:r>
+        <w:t xml:space="preserve">make sure </w:t>
+      </w:r>
+      <w:r>
+        <w:t xml:space="preserve">that </w:t>
+      </w:r>
+      <w:r>
+        <w:t>the “Record” button is pressed</w:t>
+      </w:r>
+      <w:r>
+        <w:t xml:space="preserve"> </w:t>
+      </w:r>
+      <w:r>
+        <w:t xml:space="preserve">(see </w:t>
+      </w:r>
+      <w:r>
+        <w:fldChar w:fldCharType="begin"/>
+      </w:r>
+      <w:r>
+        <w:instrText xml:space="preserve"> REF _Ref463294383 \h </w:instrText>
+      </w:r>
+      <w:r>
+        <w:fldChar w:fldCharType="separate"/>
+      </w:r>
+      <w:r>
+        <w:t xml:space="preserve">Figure </w:t>
+      </w:r>
+      <w:r>
+        <w:rPr>
+          <w:noProof/>
+        </w:rPr>
+        <w:t>2</w:t>
+      </w:r>
+      <w:r>
+        <w:fldChar w:fldCharType="end"/>
+      </w:r>
+      <w:r>
+        <w:t xml:space="preserve">). The record button is red when active, and black when inactive. </w:t>
+      </w:r>
+    </w:p>
+    <w:p>
+      <w:r>
+        <w:t>While recording</w:t>
+      </w:r>
+      <w:r>
+        <w:t xml:space="preserve">, </w:t>
+      </w:r>
+      <w:proofErr w:type="spellStart"/>
+      <w:r>
+        <w:t>Ecosampler</w:t>
+      </w:r>
+      <w:proofErr w:type="spellEnd"/>
+      <w:r>
+        <w:t xml:space="preserve"> listens to the execution of the EwE Monte Car</w:t>
+      </w:r>
+      <w:bookmarkStart w:id="5" w:name="_GoBack"/>
+      <w:bookmarkEnd w:id="5"/>
+      <w:r>
+        <w:t>lo routine, and records any alternate mass-balanced model found by Monte Carla as a “sample” in the currently loaded model database</w:t>
+      </w:r>
+      <w:r>
+        <w:t>.</w:t>
+      </w:r>
+    </w:p>
+    <w:p>
+      <w:pPr>
+        <w:framePr w:w="3498" w:h="7683" w:hSpace="181" w:wrap="around" w:vAnchor="text" w:hAnchor="page" w:x="6960" w:y="-59"/>
+      </w:pPr>
+      <w:bookmarkStart w:id="6" w:name="h.z4v56aogrrkc" w:colFirst="0" w:colLast="0"/>
+      <w:bookmarkEnd w:id="6"/>
+      <w:r>
+        <w:rPr>
+          <w:noProof/>
+        </w:rPr>
+        <w:lastRenderedPageBreak/>
+        <mc:AlternateContent>
+          <mc:Choice Requires="wpg">
+            <w:drawing>
+              <wp:anchor distT="0" distB="0" distL="114300" distR="114300" simplePos="0" relativeHeight="251663360" behindDoc="0" locked="0" layoutInCell="1" allowOverlap="1" wp14:anchorId="0CDEA5F9" wp14:editId="549200C5">
+                <wp:simplePos x="0" y="0"/>
+                <wp:positionH relativeFrom="column">
+                  <wp:posOffset>38100</wp:posOffset>
+                </wp:positionH>
+                <wp:positionV relativeFrom="paragraph">
+                  <wp:posOffset>85090</wp:posOffset>
+                </wp:positionV>
+                <wp:extent cx="2190750" cy="4811395"/>
+                <wp:effectExtent l="0" t="0" r="0" b="8255"/>
+                <wp:wrapSquare wrapText="bothSides"/>
+                <wp:docPr id="11" name="Group 11"/>
+                <wp:cNvGraphicFramePr/>
+                <a:graphic xmlns:a="http://schemas.openxmlformats.org/drawingml/2006/main">
+                  <a:graphicData uri="http://schemas.microsoft.com/office/word/2010/wordprocessingGroup">
+                    <wpg:wgp>
+                      <wpg:cNvGrpSpPr/>
+                      <wpg:grpSpPr>
+                        <a:xfrm>
+                          <a:off x="0" y="0"/>
+                          <a:ext cx="2190750" cy="4811395"/>
+                          <a:chOff x="0" y="0"/>
+                          <a:chExt cx="2190750" cy="4811395"/>
+                        </a:xfrm>
+                      </wpg:grpSpPr>
+                      <pic:pic xmlns:pic="http://schemas.openxmlformats.org/drawingml/2006/picture">
+                        <pic:nvPicPr>
+                          <pic:cNvPr id="8" name="image03.png" descr="UI-layout-recorded.png"/>
+                          <pic:cNvPicPr/>
+                        </pic:nvPicPr>
+                        <pic:blipFill>
+                          <a:blip r:embed="rId9"/>
+                          <a:srcRect/>
+                          <a:stretch>
+                            <a:fillRect/>
+                          </a:stretch>
+                        </pic:blipFill>
+                        <pic:spPr>
+                          <a:xfrm>
+                            <a:off x="0" y="0"/>
+                            <a:ext cx="2190750" cy="4438650"/>
+                          </a:xfrm>
+                          <a:prstGeom prst="rect">
+                            <a:avLst/>
+                          </a:prstGeom>
+                          <a:ln/>
+                        </pic:spPr>
+                      </pic:pic>
+                      <wps:wsp>
+                        <wps:cNvPr id="10" name="Text Box 10"/>
+                        <wps:cNvSpPr txBox="1"/>
+                        <wps:spPr>
+                          <a:xfrm>
+                            <a:off x="0" y="4552950"/>
+                            <a:ext cx="2190750" cy="258445"/>
+                          </a:xfrm>
+                          <a:prstGeom prst="rect">
+                            <a:avLst/>
+                          </a:prstGeom>
+                          <a:solidFill>
+                            <a:prstClr val="white"/>
+                          </a:solidFill>
+                          <a:ln>
+                            <a:noFill/>
+                          </a:ln>
+                          <a:effectLst/>
+                        </wps:spPr>
+                        <wps:txbx>
+                          <w:txbxContent>
+                            <w:p>
+                              <w:pPr>
+                                <w:pStyle w:val="Caption"/>
+                                <w:rPr>
+                                  <w:color w:val="000000"/>
+                                </w:rPr>
+                              </w:pPr>
+                              <w:bookmarkStart w:id="7" w:name="_Ref463294383"/>
+                              <w:r>
+                                <w:t xml:space="preserve">Figure </w:t>
+                              </w:r>
+                              <w:r>
+                                <w:fldChar w:fldCharType="begin"/>
+                              </w:r>
+                              <w:r>
+                                <w:instrText xml:space="preserve"> SEQ Figure \* ARABIC </w:instrText>
+                              </w:r>
+                              <w:r>
+                                <w:fldChar w:fldCharType="separate"/>
+                              </w:r>
+                              <w:r>
+                                <w:rPr>
+                                  <w:noProof/>
+                                </w:rPr>
+                                <w:t>2</w:t>
+                              </w:r>
+                              <w:r>
+                                <w:rPr>
+                                  <w:noProof/>
+                                </w:rPr>
+                                <w:fldChar w:fldCharType="end"/>
+                              </w:r>
+                              <w:bookmarkEnd w:id="7"/>
+                              <w:r>
+                                <w:t xml:space="preserve"> - Recording samples</w:t>
+                              </w:r>
+                            </w:p>
+                          </w:txbxContent>
+                        </wps:txbx>
+                        <wps:bodyPr rot="0" spcFirstLastPara="0" vertOverflow="overflow" horzOverflow="overflow" vert="horz" wrap="square" lIns="0" tIns="0" rIns="0" bIns="0" numCol="1" spcCol="0" rtlCol="0" fromWordArt="0" anchor="t" anchorCtr="0" forceAA="0" compatLnSpc="1">
+                          <a:prstTxWarp prst="textNoShape">
+                            <a:avLst/>
+                          </a:prstTxWarp>
+                          <a:noAutofit/>
+                        </wps:bodyPr>
+                      </wps:wsp>
+                    </wpg:wgp>
+                  </a:graphicData>
+                </a:graphic>
+                <wp14:sizeRelH relativeFrom="margin">
+                  <wp14:pctWidth>0</wp14:pctWidth>
+                </wp14:sizeRelH>
+                <wp14:sizeRelV relativeFrom="margin">
+                  <wp14:pctHeight>0</wp14:pctHeight>
+                </wp14:sizeRelV>
+              </wp:anchor>
+            </w:drawing>
+          </mc:Choice>
+          <mc:Fallback>
+            <w:pict>
+              <v:group id="Group 11" o:spid="_x0000_s1033" style="position:absolute;margin-left:3pt;margin-top:6.7pt;width:172.5pt;height:378.85pt;z-index:251663360;mso-width-relative:margin;mso-height-relative:margin" coordsize="21907,48113" o:gfxdata="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">
+                <v:shape id="image03.png" o:spid="_x0000_s1034" type="#_x0000_t75" alt="UI-layout-recorded.png" style="position:absolute;width:21907;height:44386;visibility:visible;mso-wrap-style:square" o:gfxdata="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">
+                  <v:imagedata r:id="rId10" o:title="UI-layout-recorded"/>
+                </v:shape>
+                <v:shape id="Text Box 10" o:spid="_x0000_s1035" type="#_x0000_t202" style="position:absolute;top:45529;width:21907;height:2584;visibility:visible;mso-wrap-style:square;v-text-anchor:top" o:gfxdata="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" stroked="f">
+                  <v:textbox inset="0,0,0,0">
+                    <w:txbxContent>
+                      <w:p>
+                        <w:pPr>
+                          <w:pStyle w:val="Caption"/>
+                          <w:rPr>
+                            <w:color w:val="000000"/>
+                          </w:rPr>
+                        </w:pPr>
+                        <w:bookmarkStart w:id="8" w:name="_Ref463294383"/>
+                        <w:r>
+                          <w:t xml:space="preserve">Figure </w:t>
+                        </w:r>
+                        <w:r>
+                          <w:fldChar w:fldCharType="begin"/>
+                        </w:r>
+                        <w:r>
+                          <w:instrText xml:space="preserve"> SEQ Figure \* ARABIC </w:instrText>
+                        </w:r>
+                        <w:r>
+                          <w:fldChar w:fldCharType="separate"/>
+                        </w:r>
+                        <w:r>
+                          <w:rPr>
+                            <w:noProof/>
+                          </w:rPr>
+                          <w:t>2</w:t>
+                        </w:r>
+                        <w:r>
+                          <w:rPr>
+                            <w:noProof/>
+                          </w:rPr>
+                          <w:fldChar w:fldCharType="end"/>
+                        </w:r>
+                        <w:bookmarkEnd w:id="8"/>
+                        <w:r>
+                          <w:t xml:space="preserve"> - Recording samples</w:t>
+                        </w:r>
+                      </w:p>
+                    </w:txbxContent>
+                  </v:textbox>
+                </v:shape>
+                <w10:wrap type="square"/>
+              </v:group>
+            </w:pict>
+          </mc:Fallback>
+        </mc:AlternateContent>
+      </w:r>
+    </w:p>
+    <w:p>
+      <w:pPr>
+        <w:pStyle w:val="Heading2"/>
+        <w:contextualSpacing w:val="0"/>
+      </w:pPr>
       <w:r>
         <w:t>Managing samples</w:t>
       </w:r>
     </w:p>
     <w:p>
-      <w:r>
-        <w:t xml:space="preserve">EcoSampler offers the possibility to load </w:t>
+      <w:proofErr w:type="spellStart"/>
+      <w:r>
+        <w:t>Ecosampler</w:t>
+      </w:r>
+      <w:proofErr w:type="spellEnd"/>
+      <w:r>
+        <w:t xml:space="preserve"> offers the possibility to load </w:t>
       </w:r>
       <w:r>
         <w:t xml:space="preserve">a stored </w:t>
       </w:r>
       <w:r>
-        <w:t>sample in the EwE user interface to assess its validity. This will load the alternate parameter set as computed by Monte Carlo into the Ecopath input parameters, where they can be used to run any EwE module.</w:t>
-      </w:r>
-    </w:p>
-    <w:p>
-      <w:r>
-        <w:t>The EcoSampler user interface indicates which sample is loaded, and offers the ability to restore the original EwE parameter set</w:t>
+        <w:t xml:space="preserve">sample in the EwE user interface to assess its validity. This will load the alternate parameter set as computed by Monte Carlo into the </w:t>
+      </w:r>
+      <w:proofErr w:type="spellStart"/>
+      <w:r>
+        <w:t>Ecopath</w:t>
+      </w:r>
+      <w:proofErr w:type="spellEnd"/>
+      <w:r>
+        <w:t xml:space="preserve"> input parameters, where they can be used to run any EwE module.</w:t>
+      </w:r>
+    </w:p>
+    <w:p>
+      <w:r>
+        <w:t xml:space="preserve">The </w:t>
+      </w:r>
+      <w:proofErr w:type="spellStart"/>
+      <w:r>
+        <w:t>Ecosampler</w:t>
+      </w:r>
+      <w:proofErr w:type="spellEnd"/>
+      <w:r>
+        <w:t xml:space="preserve"> user interface indicates which sample is loaded, and offers the ability to restore the original EwE parameter set</w:t>
       </w:r>
       <w:r>
         <w:t xml:space="preserve">. This is reflected in </w:t>
@@ -996,32 +1178,87 @@
         <w:fldChar w:fldCharType="end"/>
       </w:r>
       <w:r>
-        <w:t>, where sample 9 is shown as loaded and the “load” button displays the text “unload”</w:t>
-      </w:r>
-      <w:r>
-        <w:t xml:space="preserve">. </w:t>
+        <w:t>, where sample 9 is shown as loaded</w:t>
+      </w:r>
+      <w:r>
+        <w:t>,</w:t>
+      </w:r>
+      <w:r>
+        <w:t xml:space="preserve"> and the </w:t>
+      </w:r>
+      <w:r>
+        <w:t>option to unload the sample is now offered.</w:t>
+      </w:r>
+      <w:r>
+        <w:t xml:space="preserve"> </w:t>
+      </w:r>
+    </w:p>
+    <w:p>
+      <w:r>
+        <w:t>Users can delete samples that provide unrealistic alternate models.</w:t>
       </w:r>
     </w:p>
     <w:p>
       <w:r>
         <w:t xml:space="preserve">Note that </w:t>
       </w:r>
-      <w:r>
-        <w:t xml:space="preserve">EcoSampler contains a safety catch to prevent that users will not accidentally overwrite their model inputs with a loaded sample. If you have a sample loaded and happen to save the model from the main EwE interface, EcoSampler will first </w:t>
+      <w:proofErr w:type="spellStart"/>
+      <w:r>
+        <w:t>Ecosampler</w:t>
+      </w:r>
+      <w:proofErr w:type="spellEnd"/>
+      <w:r>
+        <w:t xml:space="preserve"> </w:t>
+      </w:r>
+      <w:r>
+        <w:t>will</w:t>
+      </w:r>
+      <w:r>
+        <w:t xml:space="preserve"> prevent users </w:t>
+      </w:r>
+      <w:r>
+        <w:t>from accidentally overwriting</w:t>
+      </w:r>
+      <w:r>
+        <w:t xml:space="preserve"> their model inputs with a loaded sample. If a sample </w:t>
+      </w:r>
+      <w:r>
+        <w:t xml:space="preserve">is </w:t>
+      </w:r>
+      <w:r>
+        <w:t xml:space="preserve">loaded </w:t>
+      </w:r>
+      <w:r>
+        <w:t xml:space="preserve">when users try </w:t>
+      </w:r>
+      <w:r>
+        <w:t xml:space="preserve">to save the model, </w:t>
+      </w:r>
+      <w:proofErr w:type="spellStart"/>
+      <w:r>
+        <w:t>Ecosampler</w:t>
+      </w:r>
+      <w:proofErr w:type="spellEnd"/>
+      <w:r>
+        <w:t xml:space="preserve"> will first </w:t>
       </w:r>
       <w:r>
         <w:t>restore the original parameter set</w:t>
       </w:r>
       <w:r>
-        <w:t xml:space="preserve"> before the save operation is executed. If you wish to save the new model configuration please use “Save as…” and save the model under a new name</w:t>
-      </w:r>
-      <w:r>
-        <w:t>.</w:t>
-      </w:r>
-    </w:p>
-    <w:p>
-      <w:r>
-        <w:t>Users can delete samples that provide unrealistic alternate models</w:t>
+        <w:t xml:space="preserve"> before the save operation is executed. </w:t>
+      </w:r>
+      <w:r>
+        <w:t xml:space="preserve">To save the loaded sample configuration </w:t>
+      </w:r>
+      <w:r>
+        <w:t>please use “</w:t>
+      </w:r>
+      <w:r>
+        <w:t xml:space="preserve">Menu &gt; File &gt; Save as…” to store </w:t>
+      </w:r>
+      <w:r>
+        <w:t>the model under a new name</w:t>
       </w:r>
       <w:r>
         <w:t>.</w:t>
@@ -1040,7 +1277,13 @@
     </w:p>
     <w:p>
       <w:r>
-        <w:t xml:space="preserve">Especially when perturbing the diet composition matrix the Monte Carlo routine </w:t>
+        <w:t>Especially when perturbing the diet composition matrix</w:t>
+      </w:r>
+      <w:r>
+        <w:t>,</w:t>
+      </w:r>
+      <w:r>
+        <w:t xml:space="preserve"> the Monte Carlo routine </w:t>
       </w:r>
       <w:r>
         <w:t xml:space="preserve">may require </w:t>
@@ -1052,7 +1295,7 @@
         <w:t>an alternate model</w:t>
       </w:r>
       <w:r>
-        <w:t xml:space="preserve">. Running multiple instance of EwE to record samples in parallel on different computers - or on the same computer - will greatly speed up the recording process. You can </w:t>
+        <w:t xml:space="preserve">. Running multiple instance of EwE to record samples on different computers - or on the same computer - will greatly speed up the recording process. You can </w:t>
       </w:r>
       <w:r>
         <w:t xml:space="preserve">then </w:t>
@@ -1069,7 +1312,15 @@
     </w:p>
     <w:p>
       <w:r>
-        <w:t xml:space="preserve">Note that EcoSampler will import samples </w:t>
+        <w:t xml:space="preserve">Note that </w:t>
+      </w:r>
+      <w:proofErr w:type="spellStart"/>
+      <w:r>
+        <w:t>Ecosampler</w:t>
+      </w:r>
+      <w:proofErr w:type="spellEnd"/>
+      <w:r>
+        <w:t xml:space="preserve"> will import samples </w:t>
       </w:r>
       <w:r>
         <w:t>from any model. The responsibility to check whether models match is the responsibility of the user</w:t>
@@ -1080,7 +1331,23 @@
     </w:p>
     <w:p>
       <w:r>
-        <w:t>Note that EcoSampler can also import samples generated and stored by the Cefas MSE routines.</w:t>
+        <w:t xml:space="preserve">Note that </w:t>
+      </w:r>
+      <w:proofErr w:type="spellStart"/>
+      <w:r>
+        <w:t>Ecosampler</w:t>
+      </w:r>
+      <w:proofErr w:type="spellEnd"/>
+      <w:r>
+        <w:t xml:space="preserve"> can also import samples generated and stored by the </w:t>
+      </w:r>
+      <w:proofErr w:type="spellStart"/>
+      <w:r>
+        <w:t>Cefas</w:t>
+      </w:r>
+      <w:proofErr w:type="spellEnd"/>
+      <w:r>
+        <w:t xml:space="preserve"> MSE routines.</w:t>
       </w:r>
     </w:p>
     <w:p>
@@ -1091,13 +1358,28 @@
       <w:bookmarkStart w:id="10" w:name="h.udizqrqbvwlm" w:colFirst="0" w:colLast="0"/>
       <w:bookmarkEnd w:id="10"/>
       <w:r>
-        <w:lastRenderedPageBreak/>
         <w:t>Sample validity</w:t>
       </w:r>
     </w:p>
     <w:p>
       <w:r>
-        <w:t xml:space="preserve">Samples are alternate mass-balanced configurations for a given Ecopath model. If the Ecopath parameter input parameters are changed and these changes are saved, </w:t>
+        <w:t xml:space="preserve">Samples are alternate mass-balanced configurations for a given </w:t>
+      </w:r>
+      <w:proofErr w:type="spellStart"/>
+      <w:r>
+        <w:t>Ecopath</w:t>
+      </w:r>
+      <w:proofErr w:type="spellEnd"/>
+      <w:r>
+        <w:t xml:space="preserve"> model. If the </w:t>
+      </w:r>
+      <w:proofErr w:type="spellStart"/>
+      <w:r>
+        <w:t>Ecopath</w:t>
+      </w:r>
+      <w:proofErr w:type="spellEnd"/>
+      <w:r>
+        <w:t xml:space="preserve"> parameter input parameters are changed and these changes are saved, </w:t>
       </w:r>
       <w:r>
         <w:t>any stored sample is in principle invalid</w:t>
@@ -1106,7 +1388,15 @@
         <w:t>.</w:t>
       </w:r>
       <w:r>
-        <w:t xml:space="preserve"> The source code contains provisions to ask the user if samples should be deleted, but perhaps this should be left to the user without EcoSampler trying to be too smart.</w:t>
+        <w:t xml:space="preserve"> The source code contains provisions to ask the user if samples should be deleted, but perhaps this should be left to the user without </w:t>
+      </w:r>
+      <w:proofErr w:type="spellStart"/>
+      <w:r>
+        <w:t>Ecosampler</w:t>
+      </w:r>
+      <w:proofErr w:type="spellEnd"/>
+      <w:r>
+        <w:t xml:space="preserve"> trying to be too smart.</w:t>
       </w:r>
     </w:p>
     <w:p>
@@ -1117,12 +1407,21 @@
       <w:bookmarkStart w:id="11" w:name="h.nykknr4r7clg" w:colFirst="0" w:colLast="0"/>
       <w:bookmarkEnd w:id="11"/>
       <w:r>
+        <w:lastRenderedPageBreak/>
         <w:t>Running samples</w:t>
       </w:r>
     </w:p>
     <w:p>
       <w:r>
-        <w:t xml:space="preserve">When the Run button is clicked, Ecosampler </w:t>
+        <w:t xml:space="preserve">When the Run button is clicked, </w:t>
+      </w:r>
+      <w:proofErr w:type="spellStart"/>
+      <w:r>
+        <w:t>Ecosampler</w:t>
+      </w:r>
+      <w:proofErr w:type="spellEnd"/>
+      <w:r>
+        <w:t xml:space="preserve"> </w:t>
       </w:r>
       <w:r>
         <w:t>f</w:t>
@@ -1133,25 +1432,72 @@
       <w:r>
         <w:t xml:space="preserve"> checks if </w:t>
       </w:r>
-      <w:r>
-        <w:t xml:space="preserve">Ecosim, Ecospace and Ecotracer </w:t>
-      </w:r>
-      <w:r>
-        <w:t>were loaded at the time the batch run is stated. Ecosampler</w:t>
-      </w:r>
+      <w:proofErr w:type="spellStart"/>
+      <w:r>
+        <w:t>Ecosim</w:t>
+      </w:r>
+      <w:proofErr w:type="spellEnd"/>
+      <w:r>
+        <w:t xml:space="preserve">, Ecospace and </w:t>
+      </w:r>
+      <w:proofErr w:type="spellStart"/>
+      <w:r>
+        <w:t>Ecotracer</w:t>
+      </w:r>
+      <w:proofErr w:type="spellEnd"/>
+      <w:r>
+        <w:t xml:space="preserve"> </w:t>
+      </w:r>
+      <w:r>
+        <w:t xml:space="preserve">were loaded at the time the batch run is stated. </w:t>
+      </w:r>
+      <w:proofErr w:type="spellStart"/>
+      <w:r>
+        <w:t>Ecosampler</w:t>
+      </w:r>
+      <w:proofErr w:type="spellEnd"/>
       <w:r>
         <w:t xml:space="preserve"> will execute the current model configuration as a baseline sample</w:t>
       </w:r>
       <w:r>
-        <w:t>, and will store this in a subfolder “Sample_baseline” under the default core output path. If Ecopath does not balance the user is notified and the batch run is aborted.</w:t>
-      </w:r>
-    </w:p>
-    <w:p>
-      <w:r>
-        <w:t xml:space="preserve">If Ecopath balanced, then </w:t>
-      </w:r>
-      <w:r>
-        <w:t xml:space="preserve">Ecosampler </w:t>
+        <w:t>, and will store this in a subfolder “</w:t>
+      </w:r>
+      <w:proofErr w:type="spellStart"/>
+      <w:r>
+        <w:t>Sample_baseline</w:t>
+      </w:r>
+      <w:proofErr w:type="spellEnd"/>
+      <w:r>
+        <w:t xml:space="preserve">” under the default core output path. If </w:t>
+      </w:r>
+      <w:proofErr w:type="spellStart"/>
+      <w:r>
+        <w:t>Ecopath</w:t>
+      </w:r>
+      <w:proofErr w:type="spellEnd"/>
+      <w:r>
+        <w:t xml:space="preserve"> does not balance the user is notified and the batch run is aborted.</w:t>
+      </w:r>
+    </w:p>
+    <w:p>
+      <w:r>
+        <w:t xml:space="preserve">If </w:t>
+      </w:r>
+      <w:proofErr w:type="spellStart"/>
+      <w:r>
+        <w:t>Ecopath</w:t>
+      </w:r>
+      <w:proofErr w:type="spellEnd"/>
+      <w:r>
+        <w:t xml:space="preserve"> balanced, then </w:t>
+      </w:r>
+      <w:proofErr w:type="spellStart"/>
+      <w:r>
+        <w:t>Ecosampler</w:t>
+      </w:r>
+      <w:proofErr w:type="spellEnd"/>
+      <w:r>
+        <w:t xml:space="preserve"> </w:t>
       </w:r>
       <w:r>
         <w:t xml:space="preserve">will </w:t>
@@ -1192,7 +1538,15 @@
         <w:t xml:space="preserve">the core output path </w:t>
       </w:r>
       <w:r>
-        <w:t xml:space="preserve">by adding “Sample_XXXXX” </w:t>
+        <w:t>by adding “</w:t>
+      </w:r>
+      <w:proofErr w:type="spellStart"/>
+      <w:r>
+        <w:t>Sample_XXXXX</w:t>
+      </w:r>
+      <w:proofErr w:type="spellEnd"/>
+      <w:r>
+        <w:t xml:space="preserve">” </w:t>
       </w:r>
       <w:r>
         <w:t xml:space="preserve">to </w:t>
@@ -1216,13 +1570,26 @@
         <w:t xml:space="preserve">sampled </w:t>
       </w:r>
       <w:r>
-        <w:t>parameter set into Ecopath</w:t>
-      </w:r>
+        <w:t xml:space="preserve">parameter set into </w:t>
+      </w:r>
+      <w:proofErr w:type="spellStart"/>
+      <w:r>
+        <w:t>Ecopath</w:t>
+      </w:r>
+      <w:proofErr w:type="spellEnd"/>
       <w:r>
         <w:t xml:space="preserve"> and r</w:t>
       </w:r>
       <w:r>
-        <w:t>un Ecopath.</w:t>
+        <w:t xml:space="preserve">un </w:t>
+      </w:r>
+      <w:proofErr w:type="spellStart"/>
+      <w:r>
+        <w:t>Ecopath</w:t>
+      </w:r>
+      <w:proofErr w:type="spellEnd"/>
+      <w:r>
+        <w:t>.</w:t>
       </w:r>
     </w:p>
     <w:p>
@@ -1236,30 +1603,69 @@
       <w:r>
         <w:t xml:space="preserve">If </w:t>
       </w:r>
-      <w:r>
-        <w:t xml:space="preserve">Ecopath </w:t>
+      <w:proofErr w:type="spellStart"/>
+      <w:r>
+        <w:t>Ecopath</w:t>
+      </w:r>
+      <w:proofErr w:type="spellEnd"/>
+      <w:r>
+        <w:t xml:space="preserve"> </w:t>
       </w:r>
       <w:r>
         <w:t xml:space="preserve">balances, </w:t>
       </w:r>
       <w:r>
-        <w:t>any Ecosim and Ecospace configuration present at the start of the batch run is also executed.</w:t>
-      </w:r>
-    </w:p>
-    <w:p>
-      <w:r>
-        <w:t>Any errors are written to the Ecopath log file (EwE &gt; Main Menu &gt; About &gt; View Log File).</w:t>
-      </w:r>
-    </w:p>
-    <w:p>
-      <w:r>
-        <w:t xml:space="preserve">Note that Ecosampler is a simple tool that </w:t>
-      </w:r>
-      <w:r>
-        <w:t xml:space="preserve">only reruns EwE as configured </w:t>
-      </w:r>
-      <w:r>
-        <w:t xml:space="preserve">when a batch run is started. Ecosampler has no means to decide which data </w:t>
+        <w:t xml:space="preserve">any </w:t>
+      </w:r>
+      <w:proofErr w:type="spellStart"/>
+      <w:r>
+        <w:t>Ecosim</w:t>
+      </w:r>
+      <w:proofErr w:type="spellEnd"/>
+      <w:r>
+        <w:t xml:space="preserve"> and Ecospace configuration present at the start of the batch run is also executed</w:t>
+      </w:r>
+      <w:r>
+        <w:t xml:space="preserve"> for the sample</w:t>
+      </w:r>
+      <w:r>
+        <w:t>.</w:t>
+      </w:r>
+    </w:p>
+    <w:p>
+      <w:r>
+        <w:t xml:space="preserve">Note that </w:t>
+      </w:r>
+      <w:proofErr w:type="spellStart"/>
+      <w:r>
+        <w:t>Ecosampler</w:t>
+      </w:r>
+      <w:proofErr w:type="spellEnd"/>
+      <w:r>
+        <w:t xml:space="preserve"> is a simple tool that </w:t>
+      </w:r>
+      <w:r>
+        <w:t xml:space="preserve">only reruns </w:t>
+      </w:r>
+      <w:r>
+        <w:t xml:space="preserve">the present </w:t>
+      </w:r>
+      <w:r>
+        <w:t xml:space="preserve">EwE </w:t>
+      </w:r>
+      <w:r>
+        <w:t>configuration</w:t>
+      </w:r>
+      <w:r>
+        <w:t xml:space="preserve">. </w:t>
+      </w:r>
+      <w:proofErr w:type="spellStart"/>
+      <w:r>
+        <w:t>Ecosampler</w:t>
+      </w:r>
+      <w:proofErr w:type="spellEnd"/>
+      <w:r>
+        <w:t xml:space="preserve"> has no means to decide which data </w:t>
       </w:r>
       <w:r>
         <w:t xml:space="preserve">may need </w:t>
@@ -1283,7 +1689,15 @@
         <w:t xml:space="preserve"> </w:t>
       </w:r>
       <w:r>
-        <w:t xml:space="preserve">For instance, if the Ecological Indicators plug-in is set to run with Ecopath and Ecospace, and Ecospace </w:t>
+        <w:t xml:space="preserve">For instance, if the Ecological Indicators plug-in is set to run with </w:t>
+      </w:r>
+      <w:proofErr w:type="spellStart"/>
+      <w:r>
+        <w:t>Ecopath</w:t>
+      </w:r>
+      <w:proofErr w:type="spellEnd"/>
+      <w:r>
+        <w:t xml:space="preserve"> and Ecospace, and Ecospace </w:t>
       </w:r>
       <w:r>
         <w:t xml:space="preserve">is set to auto-save </w:t>
@@ -1310,27 +1724,102 @@
         <w:t xml:space="preserve"> will </w:t>
       </w:r>
       <w:r>
-        <w:t>still be in effect for every sample ran through Ecosampler</w:t>
-      </w:r>
+        <w:t xml:space="preserve">also apply to </w:t>
+      </w:r>
+      <w:r>
+        <w:t xml:space="preserve">every sample ran </w:t>
+      </w:r>
+      <w:r>
+        <w:t xml:space="preserve">by </w:t>
+      </w:r>
+      <w:proofErr w:type="spellStart"/>
+      <w:r>
+        <w:t>Ecosampler</w:t>
+      </w:r>
+      <w:proofErr w:type="spellEnd"/>
       <w:r>
         <w:t>.</w:t>
       </w:r>
-      <w:r>
-        <w:t xml:space="preserve"> This is a simple yet efficient set-up that must be used with care.</w:t>
-      </w:r>
-    </w:p>
-    <w:p>
-      <w:r>
-        <w:t>The output of Ecosampler is a unique folder for each sample under the EwE output directory, which each contains standard model output for that particular sample.</w:t>
-      </w:r>
-      <w:bookmarkStart w:id="12" w:name="_GoBack"/>
-      <w:bookmarkEnd w:id="12"/>
-    </w:p>
-    <w:p>
-      <w:r>
-        <w:t xml:space="preserve"> </w:t>
-      </w:r>
-    </w:p>
+    </w:p>
+    <w:p>
+      <w:pPr>
+        <w:pStyle w:val="Heading2"/>
+      </w:pPr>
+      <w:r>
+        <w:t xml:space="preserve">Using the </w:t>
+      </w:r>
+      <w:proofErr w:type="spellStart"/>
+      <w:r>
+        <w:t>Ecosampler</w:t>
+      </w:r>
+      <w:proofErr w:type="spellEnd"/>
+      <w:r>
+        <w:t xml:space="preserve"> output</w:t>
+      </w:r>
+    </w:p>
+    <w:p>
+      <w:r>
+        <w:t xml:space="preserve">The output of </w:t>
+      </w:r>
+      <w:proofErr w:type="spellStart"/>
+      <w:r>
+        <w:t>Ecosampler</w:t>
+      </w:r>
+      <w:proofErr w:type="spellEnd"/>
+      <w:r>
+        <w:t xml:space="preserve"> is a unique folder for each sample under the EwE output directory</w:t>
+      </w:r>
+      <w:r>
+        <w:t xml:space="preserve">. Each sample folder contains the </w:t>
+      </w:r>
+      <w:r>
+        <w:t xml:space="preserve">various output files written by EwE components set to </w:t>
+      </w:r>
+      <w:proofErr w:type="spellStart"/>
+      <w:r>
+        <w:t>Autosave</w:t>
+      </w:r>
+      <w:proofErr w:type="spellEnd"/>
+      <w:r>
+        <w:t xml:space="preserve"> their results when ran with each sample</w:t>
+      </w:r>
+      <w:r>
+        <w:t>.</w:t>
+      </w:r>
+    </w:p>
+    <w:p>
+      <w:pPr>
+        <w:pStyle w:val="Heading2"/>
+      </w:pPr>
+      <w:r>
+        <w:t>Troubleshooting</w:t>
+      </w:r>
+    </w:p>
+    <w:p>
+      <w:proofErr w:type="spellStart"/>
+      <w:r>
+        <w:t>Ecosampler</w:t>
+      </w:r>
+      <w:proofErr w:type="spellEnd"/>
+      <w:r>
+        <w:t xml:space="preserve"> activities are written to the </w:t>
+      </w:r>
+      <w:proofErr w:type="spellStart"/>
+      <w:r>
+        <w:t>Ecopath</w:t>
+      </w:r>
+      <w:proofErr w:type="spellEnd"/>
+      <w:r>
+        <w:t xml:space="preserve"> log file</w:t>
+      </w:r>
+      <w:r>
+        <w:t xml:space="preserve">, which can be viewed via </w:t>
+      </w:r>
+      <w:r>
+        <w:t>Main Menu &gt; About &gt; View Log File).</w:t>
+      </w:r>
+    </w:p>
+    <w:p/>
     <w:sectPr>
       <w:pgSz w:w="11909" w:h="16834"/>
       <w:pgMar w:top="1440" w:right="1440" w:bottom="1440" w:left="1440" w:header="720" w:footer="720" w:gutter="0"/>
@@ -2597,7 +3086,7 @@
 </file>
 
 <file path=customXml/itemProps1.xml><?xml version="1.0" encoding="utf-8"?>
-<ds:datastoreItem xmlns:ds="http://schemas.openxmlformats.org/officeDocument/2006/customXml" ds:itemID="{C29E4BA0-BAB7-49BF-B4A0-0B87299FA45D}">
+<ds:datastoreItem xmlns:ds="http://schemas.openxmlformats.org/officeDocument/2006/customXml" ds:itemID="{BE58AEC9-EB4C-4249-8AC1-35DA51E66576}">
   <ds:schemaRefs>
     <ds:schemaRef ds:uri="http://schemas.openxmlformats.org/officeDocument/2006/bibliography"/>
   </ds:schemaRefs>

--- a/Sources Internal/Plugins/EwESampleRecorder/Documentation/EcoSampler.docx
+++ b/Sources Internal/Plugins/EwESampleRecorder/Documentation/EcoSampler.docx
@@ -19,7 +19,15 @@
       </w:r>
       <w:proofErr w:type="spellEnd"/>
       <w:r>
-        <w:t xml:space="preserve"> – the </w:t>
+        <w:t xml:space="preserve"> – </w:t>
+      </w:r>
+      <w:r>
+        <w:t>an</w:t>
+      </w:r>
+      <w:bookmarkStart w:id="1" w:name="_GoBack"/>
+      <w:bookmarkEnd w:id="1"/>
+      <w:r>
+        <w:t xml:space="preserve"> </w:t>
       </w:r>
       <w:r>
         <w:t>EwE uncertainty sampler</w:t>
@@ -35,10 +43,7 @@
         <w:t xml:space="preserve"> is a </w:t>
       </w:r>
       <w:r>
-        <w:t>is a light-weight</w:t>
-      </w:r>
-      <w:r>
-        <w:t xml:space="preserve"> </w:t>
+        <w:t xml:space="preserve">is a light-weight </w:t>
       </w:r>
       <w:r>
         <w:t xml:space="preserve">utility for </w:t>
@@ -142,8 +147,8 @@
         <w:pStyle w:val="Heading2"/>
         <w:contextualSpacing w:val="0"/>
       </w:pPr>
-      <w:bookmarkStart w:id="1" w:name="h.x4tf3lmyemyr" w:colFirst="0" w:colLast="0"/>
-      <w:bookmarkEnd w:id="1"/>
+      <w:bookmarkStart w:id="2" w:name="h.x4tf3lmyemyr" w:colFirst="0" w:colLast="0"/>
+      <w:bookmarkEnd w:id="2"/>
       <w:r>
         <w:t>Interface</w:t>
       </w:r>
@@ -152,6 +157,258 @@
       <w:pPr>
         <w:framePr w:w="3738" w:h="6691" w:hSpace="181" w:wrap="around" w:vAnchor="text" w:hAnchor="page" w:x="6720" w:y="-703"/>
       </w:pPr>
+      <w:r>
+        <w:rPr>
+          <w:noProof/>
+        </w:rPr>
+        <mc:AlternateContent>
+          <mc:Choice Requires="wps">
+            <w:drawing>
+              <wp:anchor distT="0" distB="0" distL="114300" distR="114300" simplePos="0" relativeHeight="251667456" behindDoc="0" locked="0" layoutInCell="1" allowOverlap="1" wp14:anchorId="735E857F" wp14:editId="0C345CDD">
+                <wp:simplePos x="0" y="0"/>
+                <wp:positionH relativeFrom="column">
+                  <wp:posOffset>219710</wp:posOffset>
+                </wp:positionH>
+                <wp:positionV relativeFrom="paragraph">
+                  <wp:posOffset>3279140</wp:posOffset>
+                </wp:positionV>
+                <wp:extent cx="2152650" cy="635"/>
+                <wp:effectExtent l="0" t="0" r="0" b="0"/>
+                <wp:wrapSquare wrapText="bothSides"/>
+                <wp:docPr id="1" name="Text Box 1"/>
+                <wp:cNvGraphicFramePr/>
+                <a:graphic xmlns:a="http://schemas.openxmlformats.org/drawingml/2006/main">
+                  <a:graphicData uri="http://schemas.microsoft.com/office/word/2010/wordprocessingShape">
+                    <wps:wsp>
+                      <wps:cNvSpPr txBox="1"/>
+                      <wps:spPr>
+                        <a:xfrm>
+                          <a:off x="0" y="0"/>
+                          <a:ext cx="2152650" cy="635"/>
+                        </a:xfrm>
+                        <a:prstGeom prst="rect">
+                          <a:avLst/>
+                        </a:prstGeom>
+                        <a:solidFill>
+                          <a:prstClr val="white"/>
+                        </a:solidFill>
+                        <a:ln>
+                          <a:noFill/>
+                        </a:ln>
+                        <a:effectLst/>
+                      </wps:spPr>
+                      <wps:txbx>
+                        <w:txbxContent>
+                          <w:p>
+                            <w:pPr>
+                              <w:pStyle w:val="Caption"/>
+                              <w:rPr>
+                                <w:noProof/>
+                                <w:color w:val="auto"/>
+                              </w:rPr>
+                            </w:pPr>
+                            <w:bookmarkStart w:id="3" w:name="_Ref463352122"/>
+                            <w:r>
+                              <w:rPr>
+                                <w:color w:val="auto"/>
+                              </w:rPr>
+                              <w:t xml:space="preserve">Figure </w:t>
+                            </w:r>
+                            <w:r>
+                              <w:rPr>
+                                <w:color w:val="auto"/>
+                              </w:rPr>
+                              <w:fldChar w:fldCharType="begin"/>
+                            </w:r>
+                            <w:r>
+                              <w:rPr>
+                                <w:color w:val="auto"/>
+                              </w:rPr>
+                              <w:instrText xml:space="preserve"> SEQ Figure \* ARABIC </w:instrText>
+                            </w:r>
+                            <w:r>
+                              <w:rPr>
+                                <w:color w:val="auto"/>
+                              </w:rPr>
+                              <w:fldChar w:fldCharType="separate"/>
+                            </w:r>
+                            <w:r>
+                              <w:rPr>
+                                <w:noProof/>
+                                <w:color w:val="auto"/>
+                              </w:rPr>
+                              <w:t>1</w:t>
+                            </w:r>
+                            <w:r>
+                              <w:rPr>
+                                <w:color w:val="auto"/>
+                              </w:rPr>
+                              <w:fldChar w:fldCharType="end"/>
+                            </w:r>
+                            <w:bookmarkEnd w:id="3"/>
+                            <w:r>
+                              <w:rPr>
+                                <w:color w:val="auto"/>
+                              </w:rPr>
+                              <w:t xml:space="preserve"> - </w:t>
+                            </w:r>
+                            <w:proofErr w:type="spellStart"/>
+                            <w:r>
+                              <w:rPr>
+                                <w:color w:val="auto"/>
+                              </w:rPr>
+                              <w:t>Ecosampler</w:t>
+                            </w:r>
+                            <w:proofErr w:type="spellEnd"/>
+                            <w:r>
+                              <w:rPr>
+                                <w:color w:val="auto"/>
+                              </w:rPr>
+                              <w:t xml:space="preserve"> interface</w:t>
+                            </w:r>
+                            <w:proofErr w:type="gramStart"/>
+                            <w:r>
+                              <w:rPr>
+                                <w:color w:val="auto"/>
+                              </w:rPr>
+                              <w:t>:</w:t>
+                            </w:r>
+                            <w:proofErr w:type="gramEnd"/>
+                            <w:r>
+                              <w:rPr>
+                                <w:color w:val="auto"/>
+                              </w:rPr>
+                              <w:br/>
+                            </w:r>
+                            <w:r>
+                              <w:rPr>
+                                <w:color w:val="auto"/>
+                              </w:rPr>
+                              <w:t>1) toolbar, 2) Samples list, 3) Sample management, 4) Run panel</w:t>
+                            </w:r>
+                          </w:p>
+                        </w:txbxContent>
+                      </wps:txbx>
+                      <wps:bodyPr rot="0" spcFirstLastPara="0" vertOverflow="overflow" horzOverflow="overflow" vert="horz" wrap="square" lIns="0" tIns="0" rIns="0" bIns="0" numCol="1" spcCol="0" rtlCol="0" fromWordArt="0" anchor="t" anchorCtr="0" forceAA="0" compatLnSpc="1">
+                        <a:prstTxWarp prst="textNoShape">
+                          <a:avLst/>
+                        </a:prstTxWarp>
+                        <a:spAutoFit/>
+                      </wps:bodyPr>
+                    </wps:wsp>
+                  </a:graphicData>
+                </a:graphic>
+                <wp14:sizeRelH relativeFrom="margin">
+                  <wp14:pctWidth>0</wp14:pctWidth>
+                </wp14:sizeRelH>
+              </wp:anchor>
+            </w:drawing>
+          </mc:Choice>
+          <mc:Fallback>
+            <w:pict>
+              <v:shapetype id="_x0000_t202" coordsize="21600,21600" o:spt="202" path="m,l,21600r21600,l21600,xe">
+                <v:stroke joinstyle="miter"/>
+                <v:path gradientshapeok="t" o:connecttype="rect"/>
+              </v:shapetype>
+              <v:shape id="Text Box 1" o:spid="_x0000_s1026" type="#_x0000_t202" style="position:absolute;margin-left:17.3pt;margin-top:258.2pt;width:169.5pt;height:.05pt;z-index:251667456;visibility:visible;mso-wrap-style:square;mso-width-percent:0;mso-wrap-distance-left:9pt;mso-wrap-distance-top:0;mso-wrap-distance-right:9pt;mso-wrap-distance-bottom:0;mso-position-horizontal:absolute;mso-position-horizontal-relative:text;mso-position-vertical:absolute;mso-position-vertical-relative:text;mso-width-percent:0;mso-width-relative:margin;v-text-anchor:top" o:gfxdata="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" stroked="f">
+                <v:textbox style="mso-fit-shape-to-text:t" inset="0,0,0,0">
+                  <w:txbxContent>
+                    <w:p>
+                      <w:pPr>
+                        <w:pStyle w:val="Caption"/>
+                        <w:rPr>
+                          <w:noProof/>
+                          <w:color w:val="auto"/>
+                        </w:rPr>
+                      </w:pPr>
+                      <w:bookmarkStart w:id="4" w:name="_Ref463352122"/>
+                      <w:r>
+                        <w:rPr>
+                          <w:color w:val="auto"/>
+                        </w:rPr>
+                        <w:t xml:space="preserve">Figure </w:t>
+                      </w:r>
+                      <w:r>
+                        <w:rPr>
+                          <w:color w:val="auto"/>
+                        </w:rPr>
+                        <w:fldChar w:fldCharType="begin"/>
+                      </w:r>
+                      <w:r>
+                        <w:rPr>
+                          <w:color w:val="auto"/>
+                        </w:rPr>
+                        <w:instrText xml:space="preserve"> SEQ Figure \* ARABIC </w:instrText>
+                      </w:r>
+                      <w:r>
+                        <w:rPr>
+                          <w:color w:val="auto"/>
+                        </w:rPr>
+                        <w:fldChar w:fldCharType="separate"/>
+                      </w:r>
+                      <w:r>
+                        <w:rPr>
+                          <w:noProof/>
+                          <w:color w:val="auto"/>
+                        </w:rPr>
+                        <w:t>1</w:t>
+                      </w:r>
+                      <w:r>
+                        <w:rPr>
+                          <w:color w:val="auto"/>
+                        </w:rPr>
+                        <w:fldChar w:fldCharType="end"/>
+                      </w:r>
+                      <w:bookmarkEnd w:id="4"/>
+                      <w:r>
+                        <w:rPr>
+                          <w:color w:val="auto"/>
+                        </w:rPr>
+                        <w:t xml:space="preserve"> - </w:t>
+                      </w:r>
+                      <w:proofErr w:type="spellStart"/>
+                      <w:r>
+                        <w:rPr>
+                          <w:color w:val="auto"/>
+                        </w:rPr>
+                        <w:t>Ecosampler</w:t>
+                      </w:r>
+                      <w:proofErr w:type="spellEnd"/>
+                      <w:r>
+                        <w:rPr>
+                          <w:color w:val="auto"/>
+                        </w:rPr>
+                        <w:t xml:space="preserve"> interface</w:t>
+                      </w:r>
+                      <w:proofErr w:type="gramStart"/>
+                      <w:r>
+                        <w:rPr>
+                          <w:color w:val="auto"/>
+                        </w:rPr>
+                        <w:t>:</w:t>
+                      </w:r>
+                      <w:proofErr w:type="gramEnd"/>
+                      <w:r>
+                        <w:rPr>
+                          <w:color w:val="auto"/>
+                        </w:rPr>
+                        <w:br/>
+                      </w:r>
+                      <w:r>
+                        <w:rPr>
+                          <w:color w:val="auto"/>
+                        </w:rPr>
+                        <w:t>1) toolbar, 2) Samples list, 3) Sample management, 4) Run panel</w:t>
+                      </w:r>
+                    </w:p>
+                  </w:txbxContent>
+                </v:textbox>
+                <w10:wrap type="square"/>
+              </v:shape>
+            </w:pict>
+          </mc:Fallback>
+        </mc:AlternateContent>
+      </w:r>
       <w:r>
         <w:rPr>
           <w:noProof/>
@@ -159,7 +416,7 @@
         <mc:AlternateContent>
           <mc:Choice Requires="wpg">
             <w:drawing>
-              <wp:anchor distT="114300" distB="114300" distL="114300" distR="114300" simplePos="0" relativeHeight="251658240" behindDoc="1" locked="0" layoutInCell="0" hidden="0" allowOverlap="1" wp14:anchorId="34CA0EBE" wp14:editId="46A46232">
+              <wp:anchor distT="114300" distB="114300" distL="114300" distR="114300" simplePos="0" relativeHeight="251658240" behindDoc="1" locked="0" layoutInCell="0" hidden="0" allowOverlap="1" wp14:anchorId="0637A2ED" wp14:editId="1F71FF5E">
                 <wp:simplePos x="0" y="0"/>
                 <wp:positionH relativeFrom="margin">
                   <wp:posOffset>3486150</wp:posOffset>
@@ -395,7 +652,7 @@
           </mc:Choice>
           <mc:Fallback>
             <w:pict>
-              <v:group id="Group 3" o:spid="_x0000_s1026" style="position:absolute;margin-left:274.5pt;margin-top:-28pt;width:170.25pt;height:280.5pt;z-index:-251658240;mso-wrap-distance-top:9pt;mso-wrap-distance-bottom:9pt;mso-position-horizontal-relative:margin" coordorigin="32862,14382" coordsize="26828,44386" o:gfxdata="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" o:allowincell="f">
+              <v:group id="Group 3" o:spid="_x0000_s1027" style="position:absolute;margin-left:274.5pt;margin-top:-28pt;width:170.25pt;height:280.5pt;z-index:-251658240;mso-wrap-distance-top:9pt;mso-wrap-distance-bottom:9pt;mso-position-horizontal-relative:margin" coordorigin="32862,14382" coordsize="26828,44386" o:gfxdata="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" o:allowincell="f">
                 <v:shapetype id="_x0000_t75" coordsize="21600,21600" o:spt="75" o:preferrelative="t" path="m@4@5l@4@11@9@11@9@5xe" filled="f" stroked="f">
                   <v:stroke joinstyle="miter"/>
                   <v:formulas>
@@ -415,10 +672,10 @@
                   <v:path o:extrusionok="f" gradientshapeok="t" o:connecttype="rect"/>
                   <o:lock v:ext="edit" aspectratio="t"/>
                 </v:shapetype>
-                <v:shape id="Shape 2" o:spid="_x0000_s1027" type="#_x0000_t75" style="position:absolute;left:37845;top:14382;width:21845;height:44387;visibility:visible;mso-wrap-style:square" o:preferrelative="f" o:gfxdata="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">
+                <v:shape id="Shape 2" o:spid="_x0000_s1028" type="#_x0000_t75" style="position:absolute;left:37845;top:14382;width:21845;height:44387;visibility:visible;mso-wrap-style:square" o:preferrelative="f" o:gfxdata="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">
                   <v:imagedata r:id="rId8" o:title=""/>
                 </v:shape>
-                <v:oval id="Oval 4" o:spid="_x0000_s1028" style="position:absolute;left:32862;top:15335;width:3618;height:3618;visibility:visible;mso-wrap-style:square;v-text-anchor:middle" o:gfxdata="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" fillcolor="#cfe2f3">
+                <v:oval id="Oval 4" o:spid="_x0000_s1029" style="position:absolute;left:32862;top:15335;width:3618;height:3618;visibility:visible;mso-wrap-style:square;v-text-anchor:middle" o:gfxdata="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" fillcolor="#cfe2f3">
                   <v:textbox inset="0,0,0,0">
                     <w:txbxContent>
                       <w:p>
@@ -437,7 +694,7 @@
                     </w:txbxContent>
                   </v:textbox>
                 </v:oval>
-                <v:oval id="Oval 5" o:spid="_x0000_s1029" style="position:absolute;left:32862;top:21812;width:3618;height:3618;visibility:visible;mso-wrap-style:square;v-text-anchor:middle" o:gfxdata="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" fillcolor="#cfe2f3">
+                <v:oval id="Oval 5" o:spid="_x0000_s1030" style="position:absolute;left:32862;top:21812;width:3618;height:3618;visibility:visible;mso-wrap-style:square;v-text-anchor:middle" o:gfxdata="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" fillcolor="#cfe2f3">
                   <v:textbox inset="0,0,0,0">
                     <w:txbxContent>
                       <w:p>
@@ -456,7 +713,7 @@
                     </w:txbxContent>
                   </v:textbox>
                 </v:oval>
-                <v:oval id="Oval 6" o:spid="_x0000_s1030" style="position:absolute;left:32862;top:47434;width:3618;height:3618;visibility:visible;mso-wrap-style:square;v-text-anchor:middle" o:gfxdata="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" fillcolor="#cfe2f3">
+                <v:oval id="Oval 6" o:spid="_x0000_s1031" style="position:absolute;left:32862;top:47434;width:3618;height:3618;visibility:visible;mso-wrap-style:square;v-text-anchor:middle" o:gfxdata="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" fillcolor="#cfe2f3">
                   <v:textbox inset="0,0,0,0">
                     <w:txbxContent>
                       <w:p>
@@ -475,7 +732,7 @@
                     </w:txbxContent>
                   </v:textbox>
                 </v:oval>
-                <v:oval id="Oval 7" o:spid="_x0000_s1031" style="position:absolute;left:32862;top:53816;width:3618;height:3618;visibility:visible;mso-wrap-style:square;v-text-anchor:middle" o:gfxdata="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" fillcolor="#cfe2f3">
+                <v:oval id="Oval 7" o:spid="_x0000_s1032" style="position:absolute;left:32862;top:53816;width:3618;height:3618;visibility:visible;mso-wrap-style:square;v-text-anchor:middle" o:gfxdata="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" fillcolor="#cfe2f3">
                   <v:textbox inset="0,0,0,0">
                     <w:txbxContent>
                       <w:p>
@@ -500,236 +757,81 @@
           </mc:Fallback>
         </mc:AlternateContent>
       </w:r>
+    </w:p>
+    <w:p>
+      <w:r>
+        <w:t xml:space="preserve">The </w:t>
+      </w:r>
+      <w:proofErr w:type="spellStart"/>
+      <w:r>
+        <w:t>EcoSample</w:t>
+      </w:r>
+      <w:proofErr w:type="spellEnd"/>
+      <w:r>
+        <w:t xml:space="preserve"> </w:t>
+      </w:r>
+      <w:r>
+        <w:t xml:space="preserve">interface </w:t>
+      </w:r>
+      <w:r>
+        <w:t>is launched by choosing “</w:t>
+      </w:r>
+      <w:r>
+        <w:t>Navigator</w:t>
+      </w:r>
+      <w:r>
+        <w:t xml:space="preserve"> &gt; </w:t>
+      </w:r>
+      <w:r>
+        <w:t xml:space="preserve">Tools </w:t>
+      </w:r>
+      <w:r>
+        <w:t xml:space="preserve">&gt; </w:t>
+      </w:r>
+      <w:proofErr w:type="spellStart"/>
+      <w:r>
+        <w:t>Ecosampler</w:t>
+      </w:r>
+      <w:proofErr w:type="spellEnd"/>
+      <w:r>
+        <w:t xml:space="preserve">”. </w:t>
+      </w:r>
+      <w:r>
+        <w:t xml:space="preserve">The </w:t>
+      </w:r>
+      <w:proofErr w:type="spellStart"/>
+      <w:r>
+        <w:t>Ecosampler</w:t>
+      </w:r>
+      <w:proofErr w:type="spellEnd"/>
+      <w:r>
+        <w:t xml:space="preserve"> i</w:t>
+      </w:r>
+      <w:r>
+        <w:t xml:space="preserve">nterface </w:t>
+      </w:r>
+      <w:r>
+        <w:t xml:space="preserve">shown in </w:t>
+      </w:r>
+      <w:r>
+        <w:fldChar w:fldCharType="begin"/>
+      </w:r>
+      <w:r>
+        <w:instrText xml:space="preserve"> REF _Ref463352122 \h </w:instrText>
+      </w:r>
+      <w:r>
+        <w:fldChar w:fldCharType="separate"/>
+      </w:r>
+      <w:r>
+        <w:rPr>
+          <w:color w:val="auto"/>
+        </w:rPr>
+        <w:t xml:space="preserve">Figure </w:t>
+      </w:r>
       <w:r>
         <w:rPr>
           <w:noProof/>
-        </w:rPr>
-        <mc:AlternateContent>
-          <mc:Choice Requires="wps">
-            <w:drawing>
-              <wp:anchor distT="0" distB="0" distL="114300" distR="114300" simplePos="0" relativeHeight="251667456" behindDoc="0" locked="0" layoutInCell="1" allowOverlap="1" wp14:anchorId="2B57E378" wp14:editId="65BE3B1F">
-                <wp:simplePos x="0" y="0"/>
-                <wp:positionH relativeFrom="column">
-                  <wp:posOffset>66675</wp:posOffset>
-                </wp:positionH>
-                <wp:positionV relativeFrom="paragraph">
-                  <wp:posOffset>3275330</wp:posOffset>
-                </wp:positionV>
-                <wp:extent cx="2162175" cy="635"/>
-                <wp:effectExtent l="0" t="0" r="9525" b="0"/>
-                <wp:wrapSquare wrapText="bothSides"/>
-                <wp:docPr id="1" name="Text Box 1"/>
-                <wp:cNvGraphicFramePr/>
-                <a:graphic xmlns:a="http://schemas.openxmlformats.org/drawingml/2006/main">
-                  <a:graphicData uri="http://schemas.microsoft.com/office/word/2010/wordprocessingShape">
-                    <wps:wsp>
-                      <wps:cNvSpPr txBox="1"/>
-                      <wps:spPr>
-                        <a:xfrm>
-                          <a:off x="0" y="0"/>
-                          <a:ext cx="2162175" cy="635"/>
-                        </a:xfrm>
-                        <a:prstGeom prst="rect">
-                          <a:avLst/>
-                        </a:prstGeom>
-                        <a:solidFill>
-                          <a:prstClr val="white"/>
-                        </a:solidFill>
-                        <a:ln>
-                          <a:noFill/>
-                        </a:ln>
-                        <a:effectLst/>
-                      </wps:spPr>
-                      <wps:txbx>
-                        <w:txbxContent>
-                          <w:p>
-                            <w:pPr>
-                              <w:pStyle w:val="Caption"/>
-                              <w:rPr>
-                                <w:noProof/>
-                                <w:color w:val="000000"/>
-                              </w:rPr>
-                            </w:pPr>
-                            <w:bookmarkStart w:id="2" w:name="_Ref463352122"/>
-                            <w:r>
-                              <w:t xml:space="preserve">Figure </w:t>
-                            </w:r>
-                            <w:r>
-                              <w:fldChar w:fldCharType="begin"/>
-                            </w:r>
-                            <w:r>
-                              <w:instrText xml:space="preserve"> SEQ Figure \* ARABIC </w:instrText>
-                            </w:r>
-                            <w:r>
-                              <w:fldChar w:fldCharType="separate"/>
-                            </w:r>
-                            <w:r>
-                              <w:rPr>
-                                <w:noProof/>
-                              </w:rPr>
-                              <w:t>1</w:t>
-                            </w:r>
-                            <w:r>
-                              <w:fldChar w:fldCharType="end"/>
-                            </w:r>
-                            <w:bookmarkEnd w:id="2"/>
-                            <w:r>
-                              <w:t xml:space="preserve"> - </w:t>
-                            </w:r>
-                            <w:proofErr w:type="spellStart"/>
-                            <w:r>
-                              <w:t>Ecosampler</w:t>
-                            </w:r>
-                            <w:proofErr w:type="spellEnd"/>
-                            <w:r>
-                              <w:t xml:space="preserve"> interface: 1) toolbar, 2) Samples list, 3) Sample management, 4) Run panel</w:t>
-                            </w:r>
-                          </w:p>
-                        </w:txbxContent>
-                      </wps:txbx>
-                      <wps:bodyPr rot="0" spcFirstLastPara="0" vertOverflow="overflow" horzOverflow="overflow" vert="horz" wrap="square" lIns="0" tIns="0" rIns="0" bIns="0" numCol="1" spcCol="0" rtlCol="0" fromWordArt="0" anchor="t" anchorCtr="0" forceAA="0" compatLnSpc="1">
-                        <a:prstTxWarp prst="textNoShape">
-                          <a:avLst/>
-                        </a:prstTxWarp>
-                        <a:spAutoFit/>
-                      </wps:bodyPr>
-                    </wps:wsp>
-                  </a:graphicData>
-                </a:graphic>
-              </wp:anchor>
-            </w:drawing>
-          </mc:Choice>
-          <mc:Fallback>
-            <w:pict>
-              <v:shapetype id="_x0000_t202" coordsize="21600,21600" o:spt="202" path="m,l,21600r21600,l21600,xe">
-                <v:stroke joinstyle="miter"/>
-                <v:path gradientshapeok="t" o:connecttype="rect"/>
-              </v:shapetype>
-              <v:shape id="Text Box 1" o:spid="_x0000_s1032" type="#_x0000_t202" style="position:absolute;margin-left:5.25pt;margin-top:257.9pt;width:170.25pt;height:.05pt;z-index:251667456;visibility:visible;mso-wrap-style:square;mso-wrap-distance-left:9pt;mso-wrap-distance-top:0;mso-wrap-distance-right:9pt;mso-wrap-distance-bottom:0;mso-position-horizontal:absolute;mso-position-horizontal-relative:text;mso-position-vertical:absolute;mso-position-vertical-relative:text;v-text-anchor:top" o:gfxdata="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" stroked="f">
-                <v:textbox style="mso-fit-shape-to-text:t" inset="0,0,0,0">
-                  <w:txbxContent>
-                    <w:p>
-                      <w:pPr>
-                        <w:pStyle w:val="Caption"/>
-                        <w:rPr>
-                          <w:noProof/>
-                          <w:color w:val="000000"/>
-                        </w:rPr>
-                      </w:pPr>
-                      <w:bookmarkStart w:id="3" w:name="_Ref463352122"/>
-                      <w:r>
-                        <w:t xml:space="preserve">Figure </w:t>
-                      </w:r>
-                      <w:r>
-                        <w:fldChar w:fldCharType="begin"/>
-                      </w:r>
-                      <w:r>
-                        <w:instrText xml:space="preserve"> SEQ Figure \* ARABIC </w:instrText>
-                      </w:r>
-                      <w:r>
-                        <w:fldChar w:fldCharType="separate"/>
-                      </w:r>
-                      <w:r>
-                        <w:rPr>
-                          <w:noProof/>
-                        </w:rPr>
-                        <w:t>1</w:t>
-                      </w:r>
-                      <w:r>
-                        <w:fldChar w:fldCharType="end"/>
-                      </w:r>
-                      <w:bookmarkEnd w:id="3"/>
-                      <w:r>
-                        <w:t xml:space="preserve"> - </w:t>
-                      </w:r>
-                      <w:proofErr w:type="spellStart"/>
-                      <w:r>
-                        <w:t>Ecosampler</w:t>
-                      </w:r>
-                      <w:proofErr w:type="spellEnd"/>
-                      <w:r>
-                        <w:t xml:space="preserve"> interface: 1) toolbar, 2) Samples list, 3) Sample management, 4) Run panel</w:t>
-                      </w:r>
-                    </w:p>
-                  </w:txbxContent>
-                </v:textbox>
-                <w10:wrap type="square"/>
-              </v:shape>
-            </w:pict>
-          </mc:Fallback>
-        </mc:AlternateContent>
-      </w:r>
-    </w:p>
-    <w:p>
-      <w:r>
-        <w:t xml:space="preserve">The </w:t>
-      </w:r>
-      <w:proofErr w:type="spellStart"/>
-      <w:r>
-        <w:t>EcoSample</w:t>
-      </w:r>
-      <w:proofErr w:type="spellEnd"/>
-      <w:r>
-        <w:t xml:space="preserve"> </w:t>
-      </w:r>
-      <w:r>
-        <w:t xml:space="preserve">interface </w:t>
-      </w:r>
-      <w:r>
-        <w:t>is launched by choosing “</w:t>
-      </w:r>
-      <w:r>
-        <w:t>Navigator</w:t>
-      </w:r>
-      <w:r>
-        <w:t xml:space="preserve"> &gt; </w:t>
-      </w:r>
-      <w:r>
-        <w:t xml:space="preserve">Tools </w:t>
-      </w:r>
-      <w:r>
-        <w:t xml:space="preserve">&gt; </w:t>
-      </w:r>
-      <w:proofErr w:type="spellStart"/>
-      <w:r>
-        <w:t>Ecosampler</w:t>
-      </w:r>
-      <w:proofErr w:type="spellEnd"/>
-      <w:r>
-        <w:t xml:space="preserve">”. </w:t>
-      </w:r>
-      <w:r>
-        <w:t xml:space="preserve">The </w:t>
-      </w:r>
-      <w:proofErr w:type="spellStart"/>
-      <w:r>
-        <w:t>Ecosampler</w:t>
-      </w:r>
-      <w:proofErr w:type="spellEnd"/>
-      <w:r>
-        <w:t xml:space="preserve"> i</w:t>
-      </w:r>
-      <w:r>
-        <w:t xml:space="preserve">nterface </w:t>
-      </w:r>
-      <w:r>
-        <w:t xml:space="preserve">shown in </w:t>
-      </w:r>
-      <w:r>
-        <w:fldChar w:fldCharType="begin"/>
-      </w:r>
-      <w:r>
-        <w:instrText xml:space="preserve"> REF _Ref463352122 \h </w:instrText>
-      </w:r>
-      <w:r>
-        <w:fldChar w:fldCharType="separate"/>
-      </w:r>
-      <w:r>
-        <w:t xml:space="preserve">Figure </w:t>
-      </w:r>
-      <w:r>
-        <w:rPr>
-          <w:noProof/>
+          <w:color w:val="auto"/>
         </w:rPr>
         <w:t>1</w:t>
       </w:r>
@@ -761,7 +863,6 @@
       </w:r>
     </w:p>
     <w:p>
-      <w:proofErr w:type="gramStart"/>
       <w:r>
         <w:t>A record button</w:t>
       </w:r>
@@ -769,14 +870,19 @@
         <w:t xml:space="preserve"> to toggle</w:t>
       </w:r>
       <w:r>
-        <w:t xml:space="preserve"> recording on and off</w:t>
-      </w:r>
-      <w:r>
-        <w:t>.</w:t>
-      </w:r>
-      <w:proofErr w:type="gramEnd"/>
-      <w:r>
         <w:t xml:space="preserve"> </w:t>
+      </w:r>
+      <w:r>
+        <w:t xml:space="preserve">sample </w:t>
+      </w:r>
+      <w:r>
+        <w:t>recording</w:t>
+      </w:r>
+      <w:r>
+        <w:t xml:space="preserve"> (on/off)</w:t>
+      </w:r>
+      <w:r>
+        <w:t xml:space="preserve">. </w:t>
       </w:r>
     </w:p>
     <w:p>
@@ -834,33 +940,15 @@
         <w:pStyle w:val="Heading2"/>
         <w:contextualSpacing w:val="0"/>
       </w:pPr>
-      <w:bookmarkStart w:id="4" w:name="h.vlq3lgknrsfn" w:colFirst="0" w:colLast="0"/>
-      <w:bookmarkEnd w:id="4"/>
+      <w:bookmarkStart w:id="5" w:name="h.vlq3lgknrsfn" w:colFirst="0" w:colLast="0"/>
+      <w:bookmarkEnd w:id="5"/>
       <w:r>
         <w:t>Recording samples</w:t>
       </w:r>
     </w:p>
     <w:p>
       <w:r>
-        <w:t xml:space="preserve">To </w:t>
-      </w:r>
-      <w:r>
-        <w:t xml:space="preserve">record samples </w:t>
-      </w:r>
-      <w:r>
-        <w:t xml:space="preserve">make sure </w:t>
-      </w:r>
-      <w:r>
-        <w:t xml:space="preserve">that </w:t>
-      </w:r>
-      <w:r>
-        <w:t>the “Record” button is pressed</w:t>
-      </w:r>
-      <w:r>
-        <w:t xml:space="preserve"> </w:t>
-      </w:r>
-      <w:r>
-        <w:t xml:space="preserve">(see </w:t>
+        <w:t xml:space="preserve">To record samples make sure that the “Record” button is pressed (see </w:t>
       </w:r>
       <w:r>
         <w:fldChar w:fldCharType="begin"/>
@@ -872,11 +960,15 @@
         <w:fldChar w:fldCharType="separate"/>
       </w:r>
       <w:r>
+        <w:rPr>
+          <w:color w:val="auto"/>
+        </w:rPr>
         <w:t xml:space="preserve">Figure </w:t>
       </w:r>
       <w:r>
         <w:rPr>
           <w:noProof/>
+          <w:color w:val="auto"/>
         </w:rPr>
         <w:t>2</w:t>
       </w:r>
@@ -900,12 +992,7 @@
       </w:r>
       <w:proofErr w:type="spellEnd"/>
       <w:r>
-        <w:t xml:space="preserve"> listens to the execution of the EwE Monte Car</w:t>
-      </w:r>
-      <w:bookmarkStart w:id="5" w:name="_GoBack"/>
-      <w:bookmarkEnd w:id="5"/>
-      <w:r>
-        <w:t>lo routine, and records any alternate mass-balanced model found by Monte Carla as a “sample” in the currently loaded model database</w:t>
+        <w:t xml:space="preserve"> listens to the execution of the EwE Monte Carlo routine, and records any alternate mass-balanced model found by Monte Carla as a “sample” in the currently loaded model database</w:t>
       </w:r>
       <w:r>
         <w:t>.</w:t>
@@ -956,7 +1043,13 @@
                           <pic:cNvPicPr/>
                         </pic:nvPicPr>
                         <pic:blipFill>
-                          <a:blip r:embed="rId9"/>
+                          <a:blip r:embed="rId9">
+                            <a:extLst>
+                              <a:ext uri="{28A0092B-C50C-407E-A947-70E740481C1C}">
+                                <a14:useLocalDpi xmlns:a14="http://schemas.microsoft.com/office/drawing/2010/main" val="0"/>
+                              </a:ext>
+                            </a:extLst>
+                          </a:blip>
                           <a:srcRect/>
                           <a:stretch>
                             <a:fillRect/>
@@ -998,36 +1091,53 @@
                               <w:pPr>
                                 <w:pStyle w:val="Caption"/>
                                 <w:rPr>
-                                  <w:color w:val="000000"/>
+                                  <w:color w:val="auto"/>
                                 </w:rPr>
                               </w:pPr>
                               <w:bookmarkStart w:id="7" w:name="_Ref463294383"/>
                               <w:r>
+                                <w:rPr>
+                                  <w:color w:val="auto"/>
+                                </w:rPr>
                                 <w:t xml:space="preserve">Figure </w:t>
                               </w:r>
                               <w:r>
+                                <w:rPr>
+                                  <w:color w:val="auto"/>
+                                </w:rPr>
                                 <w:fldChar w:fldCharType="begin"/>
                               </w:r>
                               <w:r>
+                                <w:rPr>
+                                  <w:color w:val="auto"/>
+                                </w:rPr>
                                 <w:instrText xml:space="preserve"> SEQ Figure \* ARABIC </w:instrText>
                               </w:r>
                               <w:r>
+                                <w:rPr>
+                                  <w:color w:val="auto"/>
+                                </w:rPr>
                                 <w:fldChar w:fldCharType="separate"/>
                               </w:r>
                               <w:r>
                                 <w:rPr>
                                   <w:noProof/>
+                                  <w:color w:val="auto"/>
                                 </w:rPr>
                                 <w:t>2</w:t>
                               </w:r>
                               <w:r>
                                 <w:rPr>
                                   <w:noProof/>
+                                  <w:color w:val="auto"/>
                                 </w:rPr>
                                 <w:fldChar w:fldCharType="end"/>
                               </w:r>
                               <w:bookmarkEnd w:id="7"/>
                               <w:r>
+                                <w:rPr>
+                                  <w:color w:val="auto"/>
+                                </w:rPr>
                                 <w:t xml:space="preserve"> - Recording samples</w:t>
                               </w:r>
                             </w:p>
@@ -1054,7 +1164,7 @@
           </mc:Choice>
           <mc:Fallback>
             <w:pict>
-              <v:group id="Group 11" o:spid="_x0000_s1033" style="position:absolute;margin-left:3pt;margin-top:6.7pt;width:172.5pt;height:378.85pt;z-index:251663360;mso-width-relative:margin;mso-height-relative:margin" coordsize="21907,48113" o:gfxdata="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">
+              <v:group id="Group 11" o:spid="_x0000_s1033" style="position:absolute;margin-left:3pt;margin-top:6.7pt;width:172.5pt;height:378.85pt;z-index:251663360;mso-width-relative:margin;mso-height-relative:margin" coordsize="21907,48113" o:gfxdata="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">
                 <v:shape id="image03.png" o:spid="_x0000_s1034" type="#_x0000_t75" alt="UI-layout-recorded.png" style="position:absolute;width:21907;height:44386;visibility:visible;mso-wrap-style:square" o:gfxdata="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">
                   <v:imagedata r:id="rId10" o:title="UI-layout-recorded"/>
                 </v:shape>
@@ -1065,36 +1175,53 @@
                         <w:pPr>
                           <w:pStyle w:val="Caption"/>
                           <w:rPr>
-                            <w:color w:val="000000"/>
+                            <w:color w:val="auto"/>
                           </w:rPr>
                         </w:pPr>
                         <w:bookmarkStart w:id="8" w:name="_Ref463294383"/>
                         <w:r>
+                          <w:rPr>
+                            <w:color w:val="auto"/>
+                          </w:rPr>
                           <w:t xml:space="preserve">Figure </w:t>
                         </w:r>
                         <w:r>
+                          <w:rPr>
+                            <w:color w:val="auto"/>
+                          </w:rPr>
                           <w:fldChar w:fldCharType="begin"/>
                         </w:r>
                         <w:r>
+                          <w:rPr>
+                            <w:color w:val="auto"/>
+                          </w:rPr>
                           <w:instrText xml:space="preserve"> SEQ Figure \* ARABIC </w:instrText>
                         </w:r>
                         <w:r>
+                          <w:rPr>
+                            <w:color w:val="auto"/>
+                          </w:rPr>
                           <w:fldChar w:fldCharType="separate"/>
                         </w:r>
                         <w:r>
                           <w:rPr>
                             <w:noProof/>
+                            <w:color w:val="auto"/>
                           </w:rPr>
                           <w:t>2</w:t>
                         </w:r>
                         <w:r>
                           <w:rPr>
                             <w:noProof/>
+                            <w:color w:val="auto"/>
                           </w:rPr>
                           <w:fldChar w:fldCharType="end"/>
                         </w:r>
                         <w:bookmarkEnd w:id="8"/>
                         <w:r>
+                          <w:rPr>
+                            <w:color w:val="auto"/>
+                          </w:rPr>
                           <w:t xml:space="preserve"> - Recording samples</w:t>
                         </w:r>
                       </w:p>
@@ -1166,39 +1293,111 @@
         <w:fldChar w:fldCharType="separate"/>
       </w:r>
       <w:r>
+        <w:rPr>
+          <w:color w:val="auto"/>
+        </w:rPr>
         <w:t xml:space="preserve">Figure </w:t>
       </w:r>
+      <w:r>
+        <w:rPr>
+          <w:noProof/>
+          <w:color w:val="auto"/>
+        </w:rPr>
+        <w:t>2</w:t>
+      </w:r>
+      <w:r>
+        <w:fldChar w:fldCharType="end"/>
+      </w:r>
+      <w:r>
+        <w:t>, where sample 9 is shown as loaded</w:t>
+      </w:r>
+      <w:r>
+        <w:t>,</w:t>
+      </w:r>
+      <w:r>
+        <w:t xml:space="preserve"> and the </w:t>
+      </w:r>
+      <w:r>
+        <w:t>option to unload the sample is now offered.</w:t>
+      </w:r>
+      <w:r>
+        <w:t xml:space="preserve"> </w:t>
+      </w:r>
+    </w:p>
+    <w:p>
+      <w:r>
+        <w:t>Users can delete samples that provide unrealistic alternate models.</w:t>
+      </w:r>
+    </w:p>
+    <w:p>
       <w:r>
         <w:rPr>
           <w:noProof/>
         </w:rPr>
-        <w:t>3</w:t>
-      </w:r>
-      <w:r>
-        <w:fldChar w:fldCharType="end"/>
-      </w:r>
-      <w:r>
-        <w:t>, where sample 9 is shown as loaded</w:t>
-      </w:r>
-      <w:r>
-        <w:t>,</w:t>
-      </w:r>
-      <w:r>
-        <w:t xml:space="preserve"> and the </w:t>
-      </w:r>
-      <w:r>
-        <w:t>option to unload the sample is now offered.</w:t>
-      </w:r>
-      <w:r>
-        <w:t xml:space="preserve"> </w:t>
-      </w:r>
-    </w:p>
-    <w:p>
-      <w:r>
-        <w:t>Users can delete samples that provide unrealistic alternate models.</w:t>
-      </w:r>
-    </w:p>
-    <w:p>
+        <w:drawing>
+          <wp:anchor distT="0" distB="0" distL="114300" distR="114300" simplePos="0" relativeHeight="251668480" behindDoc="1" locked="0" layoutInCell="1" allowOverlap="1">
+            <wp:simplePos x="0" y="0"/>
+            <wp:positionH relativeFrom="column">
+              <wp:posOffset>0</wp:posOffset>
+            </wp:positionH>
+            <wp:positionV relativeFrom="paragraph">
+              <wp:posOffset>635</wp:posOffset>
+            </wp:positionV>
+            <wp:extent cx="152400" cy="152400"/>
+            <wp:effectExtent l="0" t="0" r="0" b="0"/>
+            <wp:wrapTight wrapText="bothSides">
+              <wp:wrapPolygon edited="0">
+                <wp:start x="0" y="0"/>
+                <wp:lineTo x="0" y="18900"/>
+                <wp:lineTo x="18900" y="18900"/>
+                <wp:lineTo x="18900" y="0"/>
+                <wp:lineTo x="0" y="0"/>
+              </wp:wrapPolygon>
+            </wp:wrapTight>
+            <wp:docPr id="18" name="Picture 18"/>
+            <wp:cNvGraphicFramePr>
+              <a:graphicFrameLocks xmlns:a="http://schemas.openxmlformats.org/drawingml/2006/main" noChangeAspect="1"/>
+            </wp:cNvGraphicFramePr>
+            <a:graphic xmlns:a="http://schemas.openxmlformats.org/drawingml/2006/main">
+              <a:graphicData uri="http://schemas.openxmlformats.org/drawingml/2006/picture">
+                <pic:pic xmlns:pic="http://schemas.openxmlformats.org/drawingml/2006/picture">
+                  <pic:nvPicPr>
+                    <pic:cNvPr id="0" name="Warning.png"/>
+                    <pic:cNvPicPr/>
+                  </pic:nvPicPr>
+                  <pic:blipFill>
+                    <a:blip r:embed="rId11">
+                      <a:extLst>
+                        <a:ext uri="{28A0092B-C50C-407E-A947-70E740481C1C}">
+                          <a14:useLocalDpi xmlns:a14="http://schemas.microsoft.com/office/drawing/2010/main" val="0"/>
+                        </a:ext>
+                      </a:extLst>
+                    </a:blip>
+                    <a:stretch>
+                      <a:fillRect/>
+                    </a:stretch>
+                  </pic:blipFill>
+                  <pic:spPr>
+                    <a:xfrm>
+                      <a:off x="0" y="0"/>
+                      <a:ext cx="152400" cy="152400"/>
+                    </a:xfrm>
+                    <a:prstGeom prst="rect">
+                      <a:avLst/>
+                    </a:prstGeom>
+                  </pic:spPr>
+                </pic:pic>
+              </a:graphicData>
+            </a:graphic>
+            <wp14:sizeRelH relativeFrom="page">
+              <wp14:pctWidth>0</wp14:pctWidth>
+            </wp14:sizeRelH>
+            <wp14:sizeRelV relativeFrom="page">
+              <wp14:pctHeight>0</wp14:pctHeight>
+            </wp14:sizeRelV>
+          </wp:anchor>
+        </w:drawing>
+      </w:r>
       <w:r>
         <w:t xml:space="preserve">Note that </w:t>
       </w:r>
@@ -1312,6 +1511,74 @@
     </w:p>
     <w:p>
       <w:r>
+        <w:rPr>
+          <w:noProof/>
+        </w:rPr>
+        <w:drawing>
+          <wp:anchor distT="0" distB="0" distL="114300" distR="114300" simplePos="0" relativeHeight="251669504" behindDoc="1" locked="0" layoutInCell="1" allowOverlap="1">
+            <wp:simplePos x="0" y="0"/>
+            <wp:positionH relativeFrom="column">
+              <wp:posOffset>0</wp:posOffset>
+            </wp:positionH>
+            <wp:positionV relativeFrom="paragraph">
+              <wp:posOffset>3175</wp:posOffset>
+            </wp:positionV>
+            <wp:extent cx="152400" cy="152400"/>
+            <wp:effectExtent l="0" t="0" r="0" b="0"/>
+            <wp:wrapTight wrapText="bothSides">
+              <wp:wrapPolygon edited="0">
+                <wp:start x="0" y="0"/>
+                <wp:lineTo x="0" y="18900"/>
+                <wp:lineTo x="18900" y="18900"/>
+                <wp:lineTo x="18900" y="0"/>
+                <wp:lineTo x="0" y="0"/>
+              </wp:wrapPolygon>
+            </wp:wrapTight>
+            <wp:docPr id="20" name="Picture 20"/>
+            <wp:cNvGraphicFramePr>
+              <a:graphicFrameLocks xmlns:a="http://schemas.openxmlformats.org/drawingml/2006/main" noChangeAspect="1"/>
+            </wp:cNvGraphicFramePr>
+            <a:graphic xmlns:a="http://schemas.openxmlformats.org/drawingml/2006/main">
+              <a:graphicData uri="http://schemas.openxmlformats.org/drawingml/2006/picture">
+                <pic:pic xmlns:pic="http://schemas.openxmlformats.org/drawingml/2006/picture">
+                  <pic:nvPicPr>
+                    <pic:cNvPr id="0" name="Warning.png"/>
+                    <pic:cNvPicPr/>
+                  </pic:nvPicPr>
+                  <pic:blipFill>
+                    <a:blip r:embed="rId11">
+                      <a:extLst>
+                        <a:ext uri="{28A0092B-C50C-407E-A947-70E740481C1C}">
+                          <a14:useLocalDpi xmlns:a14="http://schemas.microsoft.com/office/drawing/2010/main" val="0"/>
+                        </a:ext>
+                      </a:extLst>
+                    </a:blip>
+                    <a:stretch>
+                      <a:fillRect/>
+                    </a:stretch>
+                  </pic:blipFill>
+                  <pic:spPr>
+                    <a:xfrm>
+                      <a:off x="0" y="0"/>
+                      <a:ext cx="152400" cy="152400"/>
+                    </a:xfrm>
+                    <a:prstGeom prst="rect">
+                      <a:avLst/>
+                    </a:prstGeom>
+                  </pic:spPr>
+                </pic:pic>
+              </a:graphicData>
+            </a:graphic>
+            <wp14:sizeRelH relativeFrom="page">
+              <wp14:pctWidth>0</wp14:pctWidth>
+            </wp14:sizeRelH>
+            <wp14:sizeRelV relativeFrom="page">
+              <wp14:pctHeight>0</wp14:pctHeight>
+            </wp14:sizeRelV>
+          </wp:anchor>
+        </w:drawing>
+      </w:r>
+      <w:r>
         <w:t xml:space="preserve">Note that </w:t>
       </w:r>
       <w:proofErr w:type="spellStart"/>
@@ -1330,6 +1597,66 @@
       </w:r>
     </w:p>
     <w:p>
+      <w:r>
+        <w:rPr>
+          <w:noProof/>
+        </w:rPr>
+        <w:drawing>
+          <wp:anchor distT="0" distB="0" distL="114300" distR="114300" simplePos="0" relativeHeight="251670528" behindDoc="0" locked="0" layoutInCell="1" allowOverlap="1">
+            <wp:simplePos x="0" y="0"/>
+            <wp:positionH relativeFrom="column">
+              <wp:posOffset>0</wp:posOffset>
+            </wp:positionH>
+            <wp:positionV relativeFrom="paragraph">
+              <wp:posOffset>2540</wp:posOffset>
+            </wp:positionV>
+            <wp:extent cx="152400" cy="152400"/>
+            <wp:effectExtent l="0" t="0" r="0" b="0"/>
+            <wp:wrapSquare wrapText="bothSides"/>
+            <wp:docPr id="21" name="Picture 21"/>
+            <wp:cNvGraphicFramePr>
+              <a:graphicFrameLocks xmlns:a="http://schemas.openxmlformats.org/drawingml/2006/main" noChangeAspect="1"/>
+            </wp:cNvGraphicFramePr>
+            <a:graphic xmlns:a="http://schemas.openxmlformats.org/drawingml/2006/main">
+              <a:graphicData uri="http://schemas.openxmlformats.org/drawingml/2006/picture">
+                <pic:pic xmlns:pic="http://schemas.openxmlformats.org/drawingml/2006/picture">
+                  <pic:nvPicPr>
+                    <pic:cNvPr id="0" name="Warning.png"/>
+                    <pic:cNvPicPr/>
+                  </pic:nvPicPr>
+                  <pic:blipFill>
+                    <a:blip r:embed="rId11">
+                      <a:extLst>
+                        <a:ext uri="{28A0092B-C50C-407E-A947-70E740481C1C}">
+                          <a14:useLocalDpi xmlns:a14="http://schemas.microsoft.com/office/drawing/2010/main" val="0"/>
+                        </a:ext>
+                      </a:extLst>
+                    </a:blip>
+                    <a:stretch>
+                      <a:fillRect/>
+                    </a:stretch>
+                  </pic:blipFill>
+                  <pic:spPr>
+                    <a:xfrm>
+                      <a:off x="0" y="0"/>
+                      <a:ext cx="152400" cy="152400"/>
+                    </a:xfrm>
+                    <a:prstGeom prst="rect">
+                      <a:avLst/>
+                    </a:prstGeom>
+                  </pic:spPr>
+                </pic:pic>
+              </a:graphicData>
+            </a:graphic>
+            <wp14:sizeRelH relativeFrom="page">
+              <wp14:pctWidth>0</wp14:pctWidth>
+            </wp14:sizeRelH>
+            <wp14:sizeRelV relativeFrom="page">
+              <wp14:pctHeight>0</wp14:pctHeight>
+            </wp14:sizeRelV>
+          </wp:anchor>
+        </w:drawing>
+      </w:r>
       <w:r>
         <w:t xml:space="preserve">Note that </w:t>
       </w:r>
@@ -1634,6 +1961,66 @@
     </w:p>
     <w:p>
       <w:r>
+        <w:rPr>
+          <w:noProof/>
+        </w:rPr>
+        <w:drawing>
+          <wp:anchor distT="0" distB="0" distL="114300" distR="114300" simplePos="0" relativeHeight="251671552" behindDoc="0" locked="0" layoutInCell="1" allowOverlap="1">
+            <wp:simplePos x="0" y="0"/>
+            <wp:positionH relativeFrom="column">
+              <wp:posOffset>0</wp:posOffset>
+            </wp:positionH>
+            <wp:positionV relativeFrom="paragraph">
+              <wp:posOffset>-635</wp:posOffset>
+            </wp:positionV>
+            <wp:extent cx="152400" cy="152400"/>
+            <wp:effectExtent l="0" t="0" r="0" b="0"/>
+            <wp:wrapSquare wrapText="bothSides"/>
+            <wp:docPr id="22" name="Picture 22"/>
+            <wp:cNvGraphicFramePr>
+              <a:graphicFrameLocks xmlns:a="http://schemas.openxmlformats.org/drawingml/2006/main" noChangeAspect="1"/>
+            </wp:cNvGraphicFramePr>
+            <a:graphic xmlns:a="http://schemas.openxmlformats.org/drawingml/2006/main">
+              <a:graphicData uri="http://schemas.openxmlformats.org/drawingml/2006/picture">
+                <pic:pic xmlns:pic="http://schemas.openxmlformats.org/drawingml/2006/picture">
+                  <pic:nvPicPr>
+                    <pic:cNvPr id="0" name="Warning.png"/>
+                    <pic:cNvPicPr/>
+                  </pic:nvPicPr>
+                  <pic:blipFill>
+                    <a:blip r:embed="rId11">
+                      <a:extLst>
+                        <a:ext uri="{28A0092B-C50C-407E-A947-70E740481C1C}">
+                          <a14:useLocalDpi xmlns:a14="http://schemas.microsoft.com/office/drawing/2010/main" val="0"/>
+                        </a:ext>
+                      </a:extLst>
+                    </a:blip>
+                    <a:stretch>
+                      <a:fillRect/>
+                    </a:stretch>
+                  </pic:blipFill>
+                  <pic:spPr>
+                    <a:xfrm>
+                      <a:off x="0" y="0"/>
+                      <a:ext cx="152400" cy="152400"/>
+                    </a:xfrm>
+                    <a:prstGeom prst="rect">
+                      <a:avLst/>
+                    </a:prstGeom>
+                  </pic:spPr>
+                </pic:pic>
+              </a:graphicData>
+            </a:graphic>
+            <wp14:sizeRelH relativeFrom="page">
+              <wp14:pctWidth>0</wp14:pctWidth>
+            </wp14:sizeRelH>
+            <wp14:sizeRelV relativeFrom="page">
+              <wp14:pctHeight>0</wp14:pctHeight>
+            </wp14:sizeRelV>
+          </wp:anchor>
+        </w:drawing>
+      </w:r>
+      <w:r>
         <w:t xml:space="preserve">Note that </w:t>
       </w:r>
       <w:proofErr w:type="spellStart"/>
@@ -1810,13 +2197,19 @@
       </w:r>
       <w:proofErr w:type="spellEnd"/>
       <w:r>
-        <w:t xml:space="preserve"> log file</w:t>
-      </w:r>
-      <w:r>
-        <w:t xml:space="preserve">, which can be viewed via </w:t>
-      </w:r>
-      <w:r>
-        <w:t>Main Menu &gt; About &gt; View Log File).</w:t>
+        <w:t xml:space="preserve"> log file, which can be viewed </w:t>
+      </w:r>
+      <w:r>
+        <w:t>by choosing “</w:t>
+      </w:r>
+      <w:r>
+        <w:t>Main Menu &gt; About &gt; View Log File</w:t>
+      </w:r>
+      <w:r>
+        <w:t>”</w:t>
+      </w:r>
+      <w:r>
+        <w:t>.</w:t>
       </w:r>
     </w:p>
     <w:p/>
@@ -3086,7 +3479,7 @@
 </file>
 
 <file path=customXml/itemProps1.xml><?xml version="1.0" encoding="utf-8"?>
-<ds:datastoreItem xmlns:ds="http://schemas.openxmlformats.org/officeDocument/2006/customXml" ds:itemID="{BE58AEC9-EB4C-4249-8AC1-35DA51E66576}">
+<ds:datastoreItem xmlns:ds="http://schemas.openxmlformats.org/officeDocument/2006/customXml" ds:itemID="{71F36CC8-44C6-4ED2-A933-AF781E707ADC}">
   <ds:schemaRefs>
     <ds:schemaRef ds:uri="http://schemas.openxmlformats.org/officeDocument/2006/bibliography"/>
   </ds:schemaRefs>

--- a/Sources Internal/Plugins/EwESampleRecorder/Documentation/EcoSampler.docx
+++ b/Sources Internal/Plugins/EwESampleRecorder/Documentation/EcoSampler.docx
@@ -24,8 +24,6 @@
       <w:r>
         <w:t>an</w:t>
       </w:r>
-      <w:bookmarkStart w:id="1" w:name="_GoBack"/>
-      <w:bookmarkEnd w:id="1"/>
       <w:r>
         <w:t xml:space="preserve"> </w:t>
       </w:r>
@@ -147,8 +145,8 @@
         <w:pStyle w:val="Heading2"/>
         <w:contextualSpacing w:val="0"/>
       </w:pPr>
-      <w:bookmarkStart w:id="2" w:name="h.x4tf3lmyemyr" w:colFirst="0" w:colLast="0"/>
-      <w:bookmarkEnd w:id="2"/>
+      <w:bookmarkStart w:id="1" w:name="h.x4tf3lmyemyr" w:colFirst="0" w:colLast="0"/>
+      <w:bookmarkEnd w:id="1"/>
       <w:r>
         <w:t>Interface</w:t>
       </w:r>
@@ -207,7 +205,7 @@
                                 <w:color w:val="auto"/>
                               </w:rPr>
                             </w:pPr>
-                            <w:bookmarkStart w:id="3" w:name="_Ref463352122"/>
+                            <w:bookmarkStart w:id="2" w:name="_Ref463352122"/>
                             <w:r>
                               <w:rPr>
                                 <w:color w:val="auto"/>
@@ -245,7 +243,7 @@
                               </w:rPr>
                               <w:fldChar w:fldCharType="end"/>
                             </w:r>
-                            <w:bookmarkEnd w:id="3"/>
+                            <w:bookmarkEnd w:id="2"/>
                             <w:r>
                               <w:rPr>
                                 <w:color w:val="auto"/>
@@ -321,7 +319,7 @@
                           <w:color w:val="auto"/>
                         </w:rPr>
                       </w:pPr>
-                      <w:bookmarkStart w:id="4" w:name="_Ref463352122"/>
+                      <w:bookmarkStart w:id="3" w:name="_Ref463352122"/>
                       <w:r>
                         <w:rPr>
                           <w:color w:val="auto"/>
@@ -359,7 +357,7 @@
                         </w:rPr>
                         <w:fldChar w:fldCharType="end"/>
                       </w:r>
-                      <w:bookmarkEnd w:id="4"/>
+                      <w:bookmarkEnd w:id="3"/>
                       <w:r>
                         <w:rPr>
                           <w:color w:val="auto"/>
@@ -940,8 +938,8 @@
         <w:pStyle w:val="Heading2"/>
         <w:contextualSpacing w:val="0"/>
       </w:pPr>
-      <w:bookmarkStart w:id="5" w:name="h.vlq3lgknrsfn" w:colFirst="0" w:colLast="0"/>
-      <w:bookmarkEnd w:id="5"/>
+      <w:bookmarkStart w:id="4" w:name="h.vlq3lgknrsfn" w:colFirst="0" w:colLast="0"/>
+      <w:bookmarkEnd w:id="4"/>
       <w:r>
         <w:t>Recording samples</w:t>
       </w:r>
@@ -1002,8 +1000,8 @@
       <w:pPr>
         <w:framePr w:w="3498" w:h="7683" w:hSpace="181" w:wrap="around" w:vAnchor="text" w:hAnchor="page" w:x="6960" w:y="-59"/>
       </w:pPr>
-      <w:bookmarkStart w:id="6" w:name="h.z4v56aogrrkc" w:colFirst="0" w:colLast="0"/>
-      <w:bookmarkEnd w:id="6"/>
+      <w:bookmarkStart w:id="5" w:name="h.z4v56aogrrkc" w:colFirst="0" w:colLast="0"/>
+      <w:bookmarkEnd w:id="5"/>
       <w:r>
         <w:rPr>
           <w:noProof/>
@@ -1094,7 +1092,7 @@
                                   <w:color w:val="auto"/>
                                 </w:rPr>
                               </w:pPr>
-                              <w:bookmarkStart w:id="7" w:name="_Ref463294383"/>
+                              <w:bookmarkStart w:id="6" w:name="_Ref463294383"/>
                               <w:r>
                                 <w:rPr>
                                   <w:color w:val="auto"/>
@@ -1133,7 +1131,7 @@
                                 </w:rPr>
                                 <w:fldChar w:fldCharType="end"/>
                               </w:r>
-                              <w:bookmarkEnd w:id="7"/>
+                              <w:bookmarkEnd w:id="6"/>
                               <w:r>
                                 <w:rPr>
                                   <w:color w:val="auto"/>
@@ -1165,6 +1163,25 @@
           <mc:Fallback>
             <w:pict>
               <v:group id="Group 11" o:spid="_x0000_s1033" style="position:absolute;margin-left:3pt;margin-top:6.7pt;width:172.5pt;height:378.85pt;z-index:251663360;mso-width-relative:margin;mso-height-relative:margin" coordsize="21907,48113" o:gfxdata="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">
+                <v:shapetype id="_x0000_t75" coordsize="21600,21600" o:spt="75" o:preferrelative="t" path="m@4@5l@4@11@9@11@9@5xe" filled="f" stroked="f">
+                  <v:stroke joinstyle="miter"/>
+                  <v:formulas>
+                    <v:f eqn="if lineDrawn pixelLineWidth 0"/>
+                    <v:f eqn="sum @0 1 0"/>
+                    <v:f eqn="sum 0 0 @1"/>
+                    <v:f eqn="prod @2 1 2"/>
+                    <v:f eqn="prod @3 21600 pixelWidth"/>
+                    <v:f eqn="prod @3 21600 pixelHeight"/>
+                    <v:f eqn="sum @0 0 1"/>
+                    <v:f eqn="prod @6 1 2"/>
+                    <v:f eqn="prod @7 21600 pixelWidth"/>
+                    <v:f eqn="sum @8 21600 0"/>
+                    <v:f eqn="prod @7 21600 pixelHeight"/>
+                    <v:f eqn="sum @10 21600 0"/>
+                  </v:formulas>
+                  <v:path o:extrusionok="f" gradientshapeok="t" o:connecttype="rect"/>
+                  <o:lock v:ext="edit" aspectratio="t"/>
+                </v:shapetype>
                 <v:shape id="image03.png" o:spid="_x0000_s1034" type="#_x0000_t75" alt="UI-layout-recorded.png" style="position:absolute;width:21907;height:44386;visibility:visible;mso-wrap-style:square" o:gfxdata="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">
                   <v:imagedata r:id="rId10" o:title="UI-layout-recorded"/>
                 </v:shape>
@@ -1178,7 +1195,7 @@
                             <w:color w:val="auto"/>
                           </w:rPr>
                         </w:pPr>
-                        <w:bookmarkStart w:id="8" w:name="_Ref463294383"/>
+                        <w:bookmarkStart w:id="7" w:name="_Ref463294383"/>
                         <w:r>
                           <w:rPr>
                             <w:color w:val="auto"/>
@@ -1217,7 +1234,7 @@
                           </w:rPr>
                           <w:fldChar w:fldCharType="end"/>
                         </w:r>
-                        <w:bookmarkEnd w:id="8"/>
+                        <w:bookmarkEnd w:id="7"/>
                         <w:r>
                           <w:rPr>
                             <w:color w:val="auto"/>
@@ -1468,8 +1485,8 @@
         <w:pStyle w:val="Heading2"/>
         <w:contextualSpacing w:val="0"/>
       </w:pPr>
-      <w:bookmarkStart w:id="9" w:name="h.gwwjhcsrmucd" w:colFirst="0" w:colLast="0"/>
-      <w:bookmarkEnd w:id="9"/>
+      <w:bookmarkStart w:id="8" w:name="h.gwwjhcsrmucd" w:colFirst="0" w:colLast="0"/>
+      <w:bookmarkEnd w:id="8"/>
       <w:r>
         <w:t>Importing samples</w:t>
       </w:r>
@@ -1666,7 +1683,19 @@
       </w:r>
       <w:proofErr w:type="spellEnd"/>
       <w:r>
-        <w:t xml:space="preserve"> can also import samples generated and stored by the </w:t>
+        <w:t xml:space="preserve"> </w:t>
+      </w:r>
+      <w:r>
+        <w:t>is</w:t>
+      </w:r>
+      <w:r>
+        <w:t xml:space="preserve"> also </w:t>
+      </w:r>
+      <w:r>
+        <w:t xml:space="preserve">intended to </w:t>
+      </w:r>
+      <w:r>
+        <w:t xml:space="preserve">import samples generated and stored by the </w:t>
       </w:r>
       <w:proofErr w:type="spellStart"/>
       <w:r>
@@ -1675,6 +1704,12 @@
       <w:proofErr w:type="spellEnd"/>
       <w:r>
         <w:t xml:space="preserve"> MSE routines.</w:t>
+      </w:r>
+      <w:r>
+        <w:t xml:space="preserve"> </w:t>
+      </w:r>
+      <w:r>
+        <w:t>This logic has not been implemented yet.</w:t>
       </w:r>
     </w:p>
     <w:p>
@@ -1682,8 +1717,8 @@
         <w:pStyle w:val="Heading2"/>
         <w:contextualSpacing w:val="0"/>
       </w:pPr>
-      <w:bookmarkStart w:id="10" w:name="h.udizqrqbvwlm" w:colFirst="0" w:colLast="0"/>
-      <w:bookmarkEnd w:id="10"/>
+      <w:bookmarkStart w:id="9" w:name="h.udizqrqbvwlm" w:colFirst="0" w:colLast="0"/>
+      <w:bookmarkEnd w:id="9"/>
       <w:r>
         <w:t>Sample validity</w:t>
       </w:r>
@@ -1731,8 +1766,8 @@
         <w:pStyle w:val="Heading2"/>
         <w:contextualSpacing w:val="0"/>
       </w:pPr>
-      <w:bookmarkStart w:id="11" w:name="h.nykknr4r7clg" w:colFirst="0" w:colLast="0"/>
-      <w:bookmarkEnd w:id="11"/>
+      <w:bookmarkStart w:id="10" w:name="h.nykknr4r7clg" w:colFirst="0" w:colLast="0"/>
+      <w:bookmarkEnd w:id="10"/>
       <w:r>
         <w:lastRenderedPageBreak/>
         <w:t>Running samples</w:t>
@@ -2212,7 +2247,89 @@
         <w:t>.</w:t>
       </w:r>
     </w:p>
-    <w:p/>
+    <w:p>
+      <w:pPr>
+        <w:pStyle w:val="Heading2"/>
+      </w:pPr>
+      <w:r>
+        <w:t>Further development</w:t>
+      </w:r>
+    </w:p>
+    <w:p>
+      <w:r>
+        <w:t>A series of future changes can be foreseen:</w:t>
+      </w:r>
+    </w:p>
+    <w:p>
+      <w:pPr>
+        <w:pStyle w:val="ListParagraph"/>
+        <w:numPr>
+          <w:ilvl w:val="0"/>
+          <w:numId w:val="3"/>
+        </w:numPr>
+      </w:pPr>
+      <w:r>
+        <w:t>Prompt user when deleting a sample because delete cannot be undone</w:t>
+      </w:r>
+    </w:p>
+    <w:p>
+      <w:pPr>
+        <w:pStyle w:val="ListParagraph"/>
+        <w:numPr>
+          <w:ilvl w:val="0"/>
+          <w:numId w:val="3"/>
+        </w:numPr>
+      </w:pPr>
+      <w:r>
+        <w:t>Hide “System” column when there are no samples from another computer</w:t>
+      </w:r>
+    </w:p>
+    <w:p>
+      <w:pPr>
+        <w:pStyle w:val="ListParagraph"/>
+        <w:numPr>
+          <w:ilvl w:val="0"/>
+          <w:numId w:val="3"/>
+        </w:numPr>
+      </w:pPr>
+      <w:r>
+        <w:t>Implement ratings</w:t>
+      </w:r>
+    </w:p>
+    <w:p>
+      <w:pPr>
+        <w:pStyle w:val="ListParagraph"/>
+        <w:numPr>
+          <w:ilvl w:val="0"/>
+          <w:numId w:val="3"/>
+        </w:numPr>
+      </w:pPr>
+      <w:r>
+        <w:t>Automatically rate samples when generated?</w:t>
+      </w:r>
+    </w:p>
+    <w:p>
+      <w:pPr>
+        <w:pStyle w:val="ListParagraph"/>
+        <w:numPr>
+          <w:ilvl w:val="0"/>
+          <w:numId w:val="3"/>
+        </w:numPr>
+      </w:pPr>
+      <w:r>
+        <w:t xml:space="preserve">Implement </w:t>
+      </w:r>
+      <w:proofErr w:type="spellStart"/>
+      <w:r>
+        <w:t>Cefas</w:t>
+      </w:r>
+      <w:proofErr w:type="spellEnd"/>
+      <w:r>
+        <w:t xml:space="preserve"> MSE import</w:t>
+      </w:r>
+      <w:bookmarkStart w:id="11" w:name="_GoBack"/>
+      <w:bookmarkEnd w:id="11"/>
+    </w:p>
     <w:sectPr>
       <w:pgSz w:w="11909" w:h="16834"/>
       <w:pgMar w:top="1440" w:right="1440" w:bottom="1440" w:left="1440" w:header="720" w:footer="720" w:gutter="0"/>
@@ -2424,11 +2541,127 @@
       </w:rPr>
     </w:lvl>
   </w:abstractNum>
+  <w:abstractNum w:abstractNumId="2">
+    <w:nsid w:val="70A06E9B"/>
+    <w:multiLevelType w:val="hybridMultilevel"/>
+    <w:tmpl w:val="E67002CA"/>
+    <w:lvl w:ilvl="0" w:tplc="08090001">
+      <w:start w:val="1"/>
+      <w:numFmt w:val="bullet"/>
+      <w:lvlText w:val=""/>
+      <w:lvlJc w:val="left"/>
+      <w:pPr>
+        <w:ind w:left="720" w:hanging="360"/>
+      </w:pPr>
+      <w:rPr>
+        <w:rFonts w:ascii="Symbol" w:hAnsi="Symbol" w:hint="default"/>
+      </w:rPr>
+    </w:lvl>
+    <w:lvl w:ilvl="1" w:tplc="08090003">
+      <w:start w:val="1"/>
+      <w:numFmt w:val="bullet"/>
+      <w:lvlText w:val="o"/>
+      <w:lvlJc w:val="left"/>
+      <w:pPr>
+        <w:ind w:left="1440" w:hanging="360"/>
+      </w:pPr>
+      <w:rPr>
+        <w:rFonts w:ascii="Courier New" w:hAnsi="Courier New" w:cs="Courier New" w:hint="default"/>
+      </w:rPr>
+    </w:lvl>
+    <w:lvl w:ilvl="2" w:tplc="08090005" w:tentative="1">
+      <w:start w:val="1"/>
+      <w:numFmt w:val="bullet"/>
+      <w:lvlText w:val=""/>
+      <w:lvlJc w:val="left"/>
+      <w:pPr>
+        <w:ind w:left="2160" w:hanging="360"/>
+      </w:pPr>
+      <w:rPr>
+        <w:rFonts w:ascii="Wingdings" w:hAnsi="Wingdings" w:hint="default"/>
+      </w:rPr>
+    </w:lvl>
+    <w:lvl w:ilvl="3" w:tplc="08090001" w:tentative="1">
+      <w:start w:val="1"/>
+      <w:numFmt w:val="bullet"/>
+      <w:lvlText w:val=""/>
+      <w:lvlJc w:val="left"/>
+      <w:pPr>
+        <w:ind w:left="2880" w:hanging="360"/>
+      </w:pPr>
+      <w:rPr>
+        <w:rFonts w:ascii="Symbol" w:hAnsi="Symbol" w:hint="default"/>
+      </w:rPr>
+    </w:lvl>
+    <w:lvl w:ilvl="4" w:tplc="08090003" w:tentative="1">
+      <w:start w:val="1"/>
+      <w:numFmt w:val="bullet"/>
+      <w:lvlText w:val="o"/>
+      <w:lvlJc w:val="left"/>
+      <w:pPr>
+        <w:ind w:left="3600" w:hanging="360"/>
+      </w:pPr>
+      <w:rPr>
+        <w:rFonts w:ascii="Courier New" w:hAnsi="Courier New" w:cs="Courier New" w:hint="default"/>
+      </w:rPr>
+    </w:lvl>
+    <w:lvl w:ilvl="5" w:tplc="08090005" w:tentative="1">
+      <w:start w:val="1"/>
+      <w:numFmt w:val="bullet"/>
+      <w:lvlText w:val=""/>
+      <w:lvlJc w:val="left"/>
+      <w:pPr>
+        <w:ind w:left="4320" w:hanging="360"/>
+      </w:pPr>
+      <w:rPr>
+        <w:rFonts w:ascii="Wingdings" w:hAnsi="Wingdings" w:hint="default"/>
+      </w:rPr>
+    </w:lvl>
+    <w:lvl w:ilvl="6" w:tplc="08090001" w:tentative="1">
+      <w:start w:val="1"/>
+      <w:numFmt w:val="bullet"/>
+      <w:lvlText w:val=""/>
+      <w:lvlJc w:val="left"/>
+      <w:pPr>
+        <w:ind w:left="5040" w:hanging="360"/>
+      </w:pPr>
+      <w:rPr>
+        <w:rFonts w:ascii="Symbol" w:hAnsi="Symbol" w:hint="default"/>
+      </w:rPr>
+    </w:lvl>
+    <w:lvl w:ilvl="7" w:tplc="08090003" w:tentative="1">
+      <w:start w:val="1"/>
+      <w:numFmt w:val="bullet"/>
+      <w:lvlText w:val="o"/>
+      <w:lvlJc w:val="left"/>
+      <w:pPr>
+        <w:ind w:left="5760" w:hanging="360"/>
+      </w:pPr>
+      <w:rPr>
+        <w:rFonts w:ascii="Courier New" w:hAnsi="Courier New" w:cs="Courier New" w:hint="default"/>
+      </w:rPr>
+    </w:lvl>
+    <w:lvl w:ilvl="8" w:tplc="08090005" w:tentative="1">
+      <w:start w:val="1"/>
+      <w:numFmt w:val="bullet"/>
+      <w:lvlText w:val=""/>
+      <w:lvlJc w:val="left"/>
+      <w:pPr>
+        <w:ind w:left="6480" w:hanging="360"/>
+      </w:pPr>
+      <w:rPr>
+        <w:rFonts w:ascii="Wingdings" w:hAnsi="Wingdings" w:hint="default"/>
+      </w:rPr>
+    </w:lvl>
+  </w:abstractNum>
   <w:num w:numId="1">
     <w:abstractNumId w:val="0"/>
   </w:num>
   <w:num w:numId="2">
     <w:abstractNumId w:val="1"/>
+  </w:num>
+  <w:num w:numId="3">
+    <w:abstractNumId w:val="2"/>
   </w:num>
 </w:numbering>
 </file>
@@ -3479,7 +3712,7 @@
 </file>
 
 <file path=customXml/itemProps1.xml><?xml version="1.0" encoding="utf-8"?>
-<ds:datastoreItem xmlns:ds="http://schemas.openxmlformats.org/officeDocument/2006/customXml" ds:itemID="{71F36CC8-44C6-4ED2-A933-AF781E707ADC}">
+<ds:datastoreItem xmlns:ds="http://schemas.openxmlformats.org/officeDocument/2006/customXml" ds:itemID="{614027BD-A2D6-4CD5-B378-9E5DFDAFA5FC}">
   <ds:schemaRefs>
     <ds:schemaRef ds:uri="http://schemas.openxmlformats.org/officeDocument/2006/bibliography"/>
   </ds:schemaRefs>

--- a/Sources Internal/Plugins/EwESampleRecorder/Documentation/EcoSampler.docx
+++ b/Sources Internal/Plugins/EwESampleRecorder/Documentation/EcoSampler.docx
@@ -262,16 +262,14 @@
                               <w:rPr>
                                 <w:color w:val="auto"/>
                               </w:rPr>
-                              <w:t xml:space="preserve"> interface</w:t>
+                              <w:t xml:space="preserve"> interface:</w:t>
                             </w:r>
-                            <w:proofErr w:type="gramStart"/>
                             <w:r>
                               <w:rPr>
                                 <w:color w:val="auto"/>
                               </w:rPr>
-                              <w:t>:</w:t>
+                              <w:t xml:space="preserve"> </w:t>
                             </w:r>
-                            <w:proofErr w:type="gramEnd"/>
                             <w:r>
                               <w:rPr>
                                 <w:color w:val="auto"/>
@@ -282,7 +280,15 @@
                               <w:rPr>
                                 <w:color w:val="auto"/>
                               </w:rPr>
-                              <w:t>1) toolbar, 2) Samples list, 3) Sample management, 4) Run panel</w:t>
+                              <w:t>1) toolbar, 2) Samples list, 3) Sa</w:t>
+                            </w:r>
+                            <w:bookmarkStart w:id="3" w:name="_GoBack"/>
+                            <w:bookmarkEnd w:id="3"/>
+                            <w:r>
+                              <w:rPr>
+                                <w:color w:val="auto"/>
+                              </w:rPr>
+                              <w:t>mple management, 4) Run panel</w:t>
                             </w:r>
                           </w:p>
                         </w:txbxContent>
@@ -319,7 +325,7 @@
                           <w:color w:val="auto"/>
                         </w:rPr>
                       </w:pPr>
-                      <w:bookmarkStart w:id="3" w:name="_Ref463352122"/>
+                      <w:bookmarkStart w:id="4" w:name="_Ref463352122"/>
                       <w:r>
                         <w:rPr>
                           <w:color w:val="auto"/>
@@ -357,7 +363,7 @@
                         </w:rPr>
                         <w:fldChar w:fldCharType="end"/>
                       </w:r>
-                      <w:bookmarkEnd w:id="3"/>
+                      <w:bookmarkEnd w:id="4"/>
                       <w:r>
                         <w:rPr>
                           <w:color w:val="auto"/>
@@ -376,16 +382,14 @@
                         <w:rPr>
                           <w:color w:val="auto"/>
                         </w:rPr>
-                        <w:t xml:space="preserve"> interface</w:t>
+                        <w:t xml:space="preserve"> interface:</w:t>
                       </w:r>
-                      <w:proofErr w:type="gramStart"/>
                       <w:r>
                         <w:rPr>
                           <w:color w:val="auto"/>
                         </w:rPr>
-                        <w:t>:</w:t>
+                        <w:t xml:space="preserve"> </w:t>
                       </w:r>
-                      <w:proofErr w:type="gramEnd"/>
                       <w:r>
                         <w:rPr>
                           <w:color w:val="auto"/>
@@ -396,7 +400,15 @@
                         <w:rPr>
                           <w:color w:val="auto"/>
                         </w:rPr>
-                        <w:t>1) toolbar, 2) Samples list, 3) Sample management, 4) Run panel</w:t>
+                        <w:t>1) toolbar, 2) Samples list, 3) Sa</w:t>
+                      </w:r>
+                      <w:bookmarkStart w:id="5" w:name="_GoBack"/>
+                      <w:bookmarkEnd w:id="5"/>
+                      <w:r>
+                        <w:rPr>
+                          <w:color w:val="auto"/>
+                        </w:rPr>
+                        <w:t>mple management, 4) Run panel</w:t>
                       </w:r>
                     </w:p>
                   </w:txbxContent>
@@ -938,8 +950,8 @@
         <w:pStyle w:val="Heading2"/>
         <w:contextualSpacing w:val="0"/>
       </w:pPr>
-      <w:bookmarkStart w:id="4" w:name="h.vlq3lgknrsfn" w:colFirst="0" w:colLast="0"/>
-      <w:bookmarkEnd w:id="4"/>
+      <w:bookmarkStart w:id="6" w:name="h.vlq3lgknrsfn" w:colFirst="0" w:colLast="0"/>
+      <w:bookmarkEnd w:id="6"/>
       <w:r>
         <w:t>Recording samples</w:t>
       </w:r>
@@ -1000,8 +1012,8 @@
       <w:pPr>
         <w:framePr w:w="3498" w:h="7683" w:hSpace="181" w:wrap="around" w:vAnchor="text" w:hAnchor="page" w:x="6960" w:y="-59"/>
       </w:pPr>
-      <w:bookmarkStart w:id="5" w:name="h.z4v56aogrrkc" w:colFirst="0" w:colLast="0"/>
-      <w:bookmarkEnd w:id="5"/>
+      <w:bookmarkStart w:id="7" w:name="h.z4v56aogrrkc" w:colFirst="0" w:colLast="0"/>
+      <w:bookmarkEnd w:id="7"/>
       <w:r>
         <w:rPr>
           <w:noProof/>
@@ -1092,7 +1104,7 @@
                                   <w:color w:val="auto"/>
                                 </w:rPr>
                               </w:pPr>
-                              <w:bookmarkStart w:id="6" w:name="_Ref463294383"/>
+                              <w:bookmarkStart w:id="8" w:name="_Ref463294383"/>
                               <w:r>
                                 <w:rPr>
                                   <w:color w:val="auto"/>
@@ -1131,7 +1143,7 @@
                                 </w:rPr>
                                 <w:fldChar w:fldCharType="end"/>
                               </w:r>
-                              <w:bookmarkEnd w:id="6"/>
+                              <w:bookmarkEnd w:id="8"/>
                               <w:r>
                                 <w:rPr>
                                   <w:color w:val="auto"/>
@@ -1163,25 +1175,6 @@
           <mc:Fallback>
             <w:pict>
               <v:group id="Group 11" o:spid="_x0000_s1033" style="position:absolute;margin-left:3pt;margin-top:6.7pt;width:172.5pt;height:378.85pt;z-index:251663360;mso-width-relative:margin;mso-height-relative:margin" coordsize="21907,48113" o:gfxdata="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">
-                <v:shapetype id="_x0000_t75" coordsize="21600,21600" o:spt="75" o:preferrelative="t" path="m@4@5l@4@11@9@11@9@5xe" filled="f" stroked="f">
-                  <v:stroke joinstyle="miter"/>
-                  <v:formulas>
-                    <v:f eqn="if lineDrawn pixelLineWidth 0"/>
-                    <v:f eqn="sum @0 1 0"/>
-                    <v:f eqn="sum 0 0 @1"/>
-                    <v:f eqn="prod @2 1 2"/>
-                    <v:f eqn="prod @3 21600 pixelWidth"/>
-                    <v:f eqn="prod @3 21600 pixelHeight"/>
-                    <v:f eqn="sum @0 0 1"/>
-                    <v:f eqn="prod @6 1 2"/>
-                    <v:f eqn="prod @7 21600 pixelWidth"/>
-                    <v:f eqn="sum @8 21600 0"/>
-                    <v:f eqn="prod @7 21600 pixelHeight"/>
-                    <v:f eqn="sum @10 21600 0"/>
-                  </v:formulas>
-                  <v:path o:extrusionok="f" gradientshapeok="t" o:connecttype="rect"/>
-                  <o:lock v:ext="edit" aspectratio="t"/>
-                </v:shapetype>
                 <v:shape id="image03.png" o:spid="_x0000_s1034" type="#_x0000_t75" alt="UI-layout-recorded.png" style="position:absolute;width:21907;height:44386;visibility:visible;mso-wrap-style:square" o:gfxdata="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">
                   <v:imagedata r:id="rId10" o:title="UI-layout-recorded"/>
                 </v:shape>
@@ -1195,7 +1188,7 @@
                             <w:color w:val="auto"/>
                           </w:rPr>
                         </w:pPr>
-                        <w:bookmarkStart w:id="7" w:name="_Ref463294383"/>
+                        <w:bookmarkStart w:id="9" w:name="_Ref463294383"/>
                         <w:r>
                           <w:rPr>
                             <w:color w:val="auto"/>
@@ -1234,7 +1227,7 @@
                           </w:rPr>
                           <w:fldChar w:fldCharType="end"/>
                         </w:r>
-                        <w:bookmarkEnd w:id="7"/>
+                        <w:bookmarkEnd w:id="9"/>
                         <w:r>
                           <w:rPr>
                             <w:color w:val="auto"/>
@@ -1485,8 +1478,8 @@
         <w:pStyle w:val="Heading2"/>
         <w:contextualSpacing w:val="0"/>
       </w:pPr>
-      <w:bookmarkStart w:id="8" w:name="h.gwwjhcsrmucd" w:colFirst="0" w:colLast="0"/>
-      <w:bookmarkEnd w:id="8"/>
+      <w:bookmarkStart w:id="10" w:name="h.gwwjhcsrmucd" w:colFirst="0" w:colLast="0"/>
+      <w:bookmarkEnd w:id="10"/>
       <w:r>
         <w:t>Importing samples</w:t>
       </w:r>
@@ -1695,15 +1688,7 @@
         <w:t xml:space="preserve">intended to </w:t>
       </w:r>
       <w:r>
-        <w:t xml:space="preserve">import samples generated and stored by the </w:t>
-      </w:r>
-      <w:proofErr w:type="spellStart"/>
-      <w:r>
-        <w:t>Cefas</w:t>
-      </w:r>
-      <w:proofErr w:type="spellEnd"/>
-      <w:r>
-        <w:t xml:space="preserve"> MSE routines.</w:t>
+        <w:t>import samples generated and stored by the Cefas MSE routines.</w:t>
       </w:r>
       <w:r>
         <w:t xml:space="preserve"> </w:t>
@@ -1717,10 +1702,16 @@
         <w:pStyle w:val="Heading2"/>
         <w:contextualSpacing w:val="0"/>
       </w:pPr>
-      <w:bookmarkStart w:id="9" w:name="h.udizqrqbvwlm" w:colFirst="0" w:colLast="0"/>
-      <w:bookmarkEnd w:id="9"/>
-      <w:r>
-        <w:t>Sample validity</w:t>
+      <w:bookmarkStart w:id="11" w:name="h.udizqrqbvwlm" w:colFirst="0" w:colLast="0"/>
+      <w:bookmarkEnd w:id="11"/>
+      <w:r>
+        <w:t>Validating</w:t>
+      </w:r>
+      <w:r>
+        <w:t xml:space="preserve"> </w:t>
+      </w:r>
+      <w:r>
+        <w:t>samples</w:t>
       </w:r>
     </w:p>
     <w:p>
@@ -1766,8 +1757,8 @@
         <w:pStyle w:val="Heading2"/>
         <w:contextualSpacing w:val="0"/>
       </w:pPr>
-      <w:bookmarkStart w:id="10" w:name="h.nykknr4r7clg" w:colFirst="0" w:colLast="0"/>
-      <w:bookmarkEnd w:id="10"/>
+      <w:bookmarkStart w:id="12" w:name="h.nykknr4r7clg" w:colFirst="0" w:colLast="0"/>
+      <w:bookmarkEnd w:id="12"/>
       <w:r>
         <w:lastRenderedPageBreak/>
         <w:t>Running samples</w:t>
@@ -1851,7 +1842,13 @@
       </w:r>
       <w:proofErr w:type="spellEnd"/>
       <w:r>
-        <w:t xml:space="preserve"> balanced, then </w:t>
+        <w:t xml:space="preserve"> </w:t>
+      </w:r>
+      <w:r>
+        <w:t>did balance</w:t>
+      </w:r>
+      <w:r>
+        <w:t xml:space="preserve">, then </w:t>
       </w:r>
       <w:proofErr w:type="spellStart"/>
       <w:r>
@@ -2000,7 +1997,7 @@
           <w:noProof/>
         </w:rPr>
         <w:drawing>
-          <wp:anchor distT="0" distB="0" distL="114300" distR="114300" simplePos="0" relativeHeight="251671552" behindDoc="0" locked="0" layoutInCell="1" allowOverlap="1">
+          <wp:anchor distT="0" distB="0" distL="114300" distR="114300" simplePos="0" relativeHeight="251671552" behindDoc="0" locked="0" layoutInCell="1" allowOverlap="1" wp14:anchorId="7D1FA7C4" wp14:editId="4274029D">
             <wp:simplePos x="0" y="0"/>
             <wp:positionH relativeFrom="column">
               <wp:posOffset>0</wp:posOffset>
@@ -2317,18 +2314,8 @@
         </w:numPr>
       </w:pPr>
       <w:r>
-        <w:t xml:space="preserve">Implement </w:t>
-      </w:r>
-      <w:proofErr w:type="spellStart"/>
-      <w:r>
-        <w:t>Cefas</w:t>
-      </w:r>
-      <w:proofErr w:type="spellEnd"/>
-      <w:r>
-        <w:t xml:space="preserve"> MSE import</w:t>
-      </w:r>
-      <w:bookmarkStart w:id="11" w:name="_GoBack"/>
-      <w:bookmarkEnd w:id="11"/>
+        <w:t>Implement Cefas MSE import</w:t>
+      </w:r>
     </w:p>
     <w:sectPr>
       <w:pgSz w:w="11909" w:h="16834"/>
@@ -3712,7 +3699,7 @@
 </file>
 
 <file path=customXml/itemProps1.xml><?xml version="1.0" encoding="utf-8"?>
-<ds:datastoreItem xmlns:ds="http://schemas.openxmlformats.org/officeDocument/2006/customXml" ds:itemID="{614027BD-A2D6-4CD5-B378-9E5DFDAFA5FC}">
+<ds:datastoreItem xmlns:ds="http://schemas.openxmlformats.org/officeDocument/2006/customXml" ds:itemID="{54ED7556-8922-47DA-B658-A95F6269EACB}">
   <ds:schemaRefs>
     <ds:schemaRef ds:uri="http://schemas.openxmlformats.org/officeDocument/2006/bibliography"/>
   </ds:schemaRefs>
